--- a/sefer-edition/book-rewrites/2024-12-29 — בָּרוּךְ שֵׁם כְּבוֹד מַלְכוּתוֹ לְעוֹלָם וָעֶד — Sefer Edition — styled.docx
+++ b/sefer-edition/book-rewrites/2024-12-29 — בָּרוּךְ שֵׁם כְּבוֹד מַלְכוּתוֹ לְעוֹלָם וָעֶד — Sefer Edition — styled.docx
@@ -61,7 +61,27 @@
           <w:color w:val="1A1A1A"/>
           <w:sz w:val="22"/>
         </w:rPr>
-        <w:t xml:space="preserve"> the mother of Rav Chaim Adler, whose </w:t>
+        <w:t xml:space="preserve"> (</w:t>
+      </w:r>
+      <w:r>
+        <w:rPr>
+          <w:rFonts w:ascii="SBL Hebrew" w:hAnsi="SBL Hebrew" w:cs="SBL Hebrew" w:eastAsia="SBL Hebrew"/>
+          <w:b w:val="0"/>
+          <w:i w:val="0"/>
+          <w:color w:val="1A1A1A"/>
+          <w:sz w:val="22"/>
+        </w:rPr>
+        <w:t>לעילוי נשמת</w:t>
+      </w:r>
+      <w:r>
+        <w:rPr>
+          <w:rFonts w:ascii="Georgia" w:hAnsi="Georgia" w:cs="SBL Hebrew" w:eastAsia="Georgia"/>
+          <w:b w:val="0"/>
+          <w:i w:val="0"/>
+          <w:color w:val="1A1A1A"/>
+          <w:sz w:val="22"/>
+        </w:rPr>
+        <w:t xml:space="preserve">) the mother of Rav Chaim Adler, whose </w:t>
       </w:r>
       <w:r>
         <w:rPr>
@@ -81,7 +101,27 @@
           <w:color w:val="1A1A1A"/>
           <w:sz w:val="22"/>
         </w:rPr>
-        <w:t xml:space="preserve"> falls on </w:t>
+        <w:t xml:space="preserve"> (</w:t>
+      </w:r>
+      <w:r>
+        <w:rPr>
+          <w:rFonts w:ascii="SBL Hebrew" w:hAnsi="SBL Hebrew" w:cs="SBL Hebrew" w:eastAsia="SBL Hebrew"/>
+          <w:b w:val="0"/>
+          <w:i w:val="0"/>
+          <w:color w:val="1A1A1A"/>
+          <w:sz w:val="22"/>
+        </w:rPr>
+        <w:t>יאָרצייט</w:t>
+      </w:r>
+      <w:r>
+        <w:rPr>
+          <w:rFonts w:ascii="Georgia" w:hAnsi="Georgia" w:cs="SBL Hebrew" w:eastAsia="Georgia"/>
+          <w:b w:val="0"/>
+          <w:i w:val="0"/>
+          <w:color w:val="1A1A1A"/>
+          <w:sz w:val="22"/>
+        </w:rPr>
+        <w:t xml:space="preserve">) falls on </w:t>
       </w:r>
       <w:r>
         <w:rPr>
@@ -101,7 +141,27 @@
           <w:color w:val="1A1A1A"/>
           <w:sz w:val="22"/>
         </w:rPr>
-        <w:t xml:space="preserve">. In her memory the </w:t>
+        <w:t xml:space="preserve"> (</w:t>
+      </w:r>
+      <w:r>
+        <w:rPr>
+          <w:rFonts w:ascii="SBL Hebrew" w:hAnsi="SBL Hebrew" w:cs="SBL Hebrew" w:eastAsia="SBL Hebrew"/>
+          <w:b w:val="0"/>
+          <w:i w:val="0"/>
+          <w:color w:val="1A1A1A"/>
+          <w:sz w:val="22"/>
+        </w:rPr>
+        <w:t>עשרה בטבת</w:t>
+      </w:r>
+      <w:r>
+        <w:rPr>
+          <w:rFonts w:ascii="Georgia" w:hAnsi="Georgia" w:cs="SBL Hebrew" w:eastAsia="Georgia"/>
+          <w:b w:val="0"/>
+          <w:i w:val="0"/>
+          <w:color w:val="1A1A1A"/>
+          <w:sz w:val="22"/>
+        </w:rPr>
+        <w:t xml:space="preserve">). In her memory the </w:t>
       </w:r>
       <w:r>
         <w:rPr>
@@ -121,7 +181,27 @@
           <w:color w:val="1A1A1A"/>
           <w:sz w:val="22"/>
         </w:rPr>
-        <w:t xml:space="preserve"> and </w:t>
+        <w:t xml:space="preserve"> (</w:t>
+      </w:r>
+      <w:r>
+        <w:rPr>
+          <w:rFonts w:ascii="SBL Hebrew" w:hAnsi="SBL Hebrew" w:cs="SBL Hebrew" w:eastAsia="SBL Hebrew"/>
+          <w:b w:val="0"/>
+          <w:i w:val="0"/>
+          <w:color w:val="1A1A1A"/>
+          <w:sz w:val="22"/>
+        </w:rPr>
+        <w:t>שיעור</w:t>
+      </w:r>
+      <w:r>
+        <w:rPr>
+          <w:rFonts w:ascii="Georgia" w:hAnsi="Georgia" w:cs="SBL Hebrew" w:eastAsia="Georgia"/>
+          <w:b w:val="0"/>
+          <w:i w:val="0"/>
+          <w:color w:val="1A1A1A"/>
+          <w:sz w:val="22"/>
+        </w:rPr>
+        <w:t xml:space="preserve">) and </w:t>
       </w:r>
       <w:r>
         <w:rPr>
@@ -141,7 +221,27 @@
           <w:color w:val="1A1A1A"/>
           <w:sz w:val="22"/>
         </w:rPr>
-        <w:t xml:space="preserve"> of that morning were dedicated by the </w:t>
+        <w:t xml:space="preserve"> (</w:t>
+      </w:r>
+      <w:r>
+        <w:rPr>
+          <w:rFonts w:ascii="SBL Hebrew" w:hAnsi="SBL Hebrew" w:cs="SBL Hebrew" w:eastAsia="SBL Hebrew"/>
+          <w:b w:val="0"/>
+          <w:i w:val="0"/>
+          <w:color w:val="1A1A1A"/>
+          <w:sz w:val="22"/>
+        </w:rPr>
+        <w:t>סעודה</w:t>
+      </w:r>
+      <w:r>
+        <w:rPr>
+          <w:rFonts w:ascii="Georgia" w:hAnsi="Georgia" w:cs="SBL Hebrew" w:eastAsia="Georgia"/>
+          <w:b w:val="0"/>
+          <w:i w:val="0"/>
+          <w:color w:val="1A1A1A"/>
+          <w:sz w:val="22"/>
+        </w:rPr>
+        <w:t xml:space="preserve">) of that morning were dedicated by the </w:t>
       </w:r>
       <w:r>
         <w:rPr>
@@ -161,7 +261,27 @@
           <w:color w:val="1A1A1A"/>
           <w:sz w:val="22"/>
         </w:rPr>
-        <w:t xml:space="preserve">; in her memory this chapter, on the whispered line by which every Jew crowns the </w:t>
+        <w:t xml:space="preserve"> (</w:t>
+      </w:r>
+      <w:r>
+        <w:rPr>
+          <w:rFonts w:ascii="SBL Hebrew" w:hAnsi="SBL Hebrew" w:cs="SBL Hebrew" w:eastAsia="SBL Hebrew"/>
+          <w:b w:val="0"/>
+          <w:i w:val="0"/>
+          <w:color w:val="1A1A1A"/>
+          <w:sz w:val="22"/>
+        </w:rPr>
+        <w:t>קהילה</w:t>
+      </w:r>
+      <w:r>
+        <w:rPr>
+          <w:rFonts w:ascii="Georgia" w:hAnsi="Georgia" w:cs="SBL Hebrew" w:eastAsia="Georgia"/>
+          <w:b w:val="0"/>
+          <w:i w:val="0"/>
+          <w:color w:val="1A1A1A"/>
+          <w:sz w:val="22"/>
+        </w:rPr>
+        <w:t xml:space="preserve">); in her memory this chapter, on the whispered line by which every Jew crowns the </w:t>
       </w:r>
       <w:r>
         <w:rPr>
@@ -181,7 +301,27 @@
           <w:color w:val="1A1A1A"/>
           <w:sz w:val="22"/>
         </w:rPr>
-        <w:t xml:space="preserve"> of Heaven, is offered now.</w:t>
+        <w:t xml:space="preserve"> (</w:t>
+      </w:r>
+      <w:r>
+        <w:rPr>
+          <w:rFonts w:ascii="SBL Hebrew" w:hAnsi="SBL Hebrew" w:cs="SBL Hebrew" w:eastAsia="SBL Hebrew"/>
+          <w:b w:val="0"/>
+          <w:i w:val="0"/>
+          <w:color w:val="1A1A1A"/>
+          <w:sz w:val="22"/>
+        </w:rPr>
+        <w:t>מלכות</w:t>
+      </w:r>
+      <w:r>
+        <w:rPr>
+          <w:rFonts w:ascii="Georgia" w:hAnsi="Georgia" w:cs="SBL Hebrew" w:eastAsia="Georgia"/>
+          <w:b w:val="0"/>
+          <w:i w:val="0"/>
+          <w:color w:val="1A1A1A"/>
+          <w:sz w:val="22"/>
+        </w:rPr>
+        <w:t>) of Heaven, is offered now.</w:t>
       </w:r>
     </w:p>
     <w:p>
@@ -221,16 +361,56 @@
           <w:color w:val="3B3B3B"/>
           <w:sz w:val="22"/>
         </w:rPr>
-        <w:t xml:space="preserve"> — whispered every morning and every evening of a Jew's life, and lifted to full voice only once each year — contains within it the deathbed testimony of Yaakov Avinu, a </w:t>
-      </w:r>
-      <w:r>
-        <w:rPr>
-          <w:rFonts w:ascii="Georgia" w:hAnsi="Georgia" w:cs="SBL Hebrew" w:eastAsia="Georgia"/>
+        <w:t xml:space="preserve"> (</w:t>
+      </w:r>
+      <w:r>
+        <w:rPr>
+          <w:rFonts w:ascii="SBL Hebrew" w:hAnsi="SBL Hebrew" w:cs="SBL Hebrew" w:eastAsia="SBL Hebrew"/>
           <w:b w:val="0"/>
           <w:i/>
           <w:color w:val="3B3B3B"/>
           <w:sz w:val="22"/>
         </w:rPr>
+        <w:t>סידור</w:t>
+      </w:r>
+      <w:r>
+        <w:rPr>
+          <w:rFonts w:ascii="Georgia" w:hAnsi="Georgia" w:cs="SBL Hebrew" w:eastAsia="Georgia"/>
+          <w:b w:val="0"/>
+          <w:i/>
+          <w:color w:val="3B3B3B"/>
+          <w:sz w:val="22"/>
+        </w:rPr>
+        <w:t>) — whispered every morning and every evening of a Jew's life, and lifted to full voice only once each year — contains within it the deathbed testimony of Yaakov Avinu (</w:t>
+      </w:r>
+      <w:r>
+        <w:rPr>
+          <w:rFonts w:ascii="SBL Hebrew" w:hAnsi="SBL Hebrew" w:cs="SBL Hebrew" w:eastAsia="SBL Hebrew"/>
+          <w:b w:val="0"/>
+          <w:i/>
+          <w:color w:val="3B3B3B"/>
+          <w:sz w:val="22"/>
+        </w:rPr>
+        <w:t>יעקב אבינו</w:t>
+      </w:r>
+      <w:r>
+        <w:rPr>
+          <w:rFonts w:ascii="Georgia" w:hAnsi="Georgia" w:cs="SBL Hebrew" w:eastAsia="Georgia"/>
+          <w:b w:val="0"/>
+          <w:i/>
+          <w:color w:val="3B3B3B"/>
+          <w:sz w:val="22"/>
+        </w:rPr>
+        <w:t xml:space="preserve">), a </w:t>
+      </w:r>
+      <w:r>
+        <w:rPr>
+          <w:rFonts w:ascii="Georgia" w:hAnsi="Georgia" w:cs="SBL Hebrew" w:eastAsia="Georgia"/>
+          <w:b w:val="0"/>
+          <w:i/>
+          <w:color w:val="3B3B3B"/>
+          <w:sz w:val="22"/>
+        </w:rPr>
         <w:t>machlokes</w:t>
       </w:r>
       <w:r>
@@ -241,16 +421,36 @@
           <w:color w:val="3B3B3B"/>
           <w:sz w:val="22"/>
         </w:rPr>
-        <w:t xml:space="preserve"> between the </w:t>
-      </w:r>
-      <w:r>
-        <w:rPr>
-          <w:rFonts w:ascii="Georgia" w:hAnsi="Georgia" w:cs="SBL Hebrew" w:eastAsia="Georgia"/>
+        <w:t xml:space="preserve"> (</w:t>
+      </w:r>
+      <w:r>
+        <w:rPr>
+          <w:rFonts w:ascii="SBL Hebrew" w:hAnsi="SBL Hebrew" w:cs="SBL Hebrew" w:eastAsia="SBL Hebrew"/>
           <w:b w:val="0"/>
           <w:i/>
           <w:color w:val="3B3B3B"/>
           <w:sz w:val="22"/>
         </w:rPr>
+        <w:t>מחלוקת</w:t>
+      </w:r>
+      <w:r>
+        <w:rPr>
+          <w:rFonts w:ascii="Georgia" w:hAnsi="Georgia" w:cs="SBL Hebrew" w:eastAsia="Georgia"/>
+          <w:b w:val="0"/>
+          <w:i/>
+          <w:color w:val="3B3B3B"/>
+          <w:sz w:val="22"/>
+        </w:rPr>
+        <w:t xml:space="preserve">) between the </w:t>
+      </w:r>
+      <w:r>
+        <w:rPr>
+          <w:rFonts w:ascii="Georgia" w:hAnsi="Georgia" w:cs="SBL Hebrew" w:eastAsia="Georgia"/>
+          <w:b w:val="0"/>
+          <w:i/>
+          <w:color w:val="3B3B3B"/>
+          <w:sz w:val="22"/>
+        </w:rPr>
         <w:t>Tzelach</w:t>
       </w:r>
       <w:r>
@@ -261,16 +461,36 @@
           <w:color w:val="3B3B3B"/>
           <w:sz w:val="22"/>
         </w:rPr>
-        <w:t xml:space="preserve"> and the </w:t>
-      </w:r>
-      <w:r>
-        <w:rPr>
-          <w:rFonts w:ascii="Georgia" w:hAnsi="Georgia" w:cs="SBL Hebrew" w:eastAsia="Georgia"/>
+        <w:t xml:space="preserve"> (</w:t>
+      </w:r>
+      <w:r>
+        <w:rPr>
+          <w:rFonts w:ascii="SBL Hebrew" w:hAnsi="SBL Hebrew" w:cs="SBL Hebrew" w:eastAsia="SBL Hebrew"/>
           <w:b w:val="0"/>
           <w:i/>
           <w:color w:val="3B3B3B"/>
           <w:sz w:val="22"/>
         </w:rPr>
+        <w:t>צל״ח</w:t>
+      </w:r>
+      <w:r>
+        <w:rPr>
+          <w:rFonts w:ascii="Georgia" w:hAnsi="Georgia" w:cs="SBL Hebrew" w:eastAsia="Georgia"/>
+          <w:b w:val="0"/>
+          <w:i/>
+          <w:color w:val="3B3B3B"/>
+          <w:sz w:val="22"/>
+        </w:rPr>
+        <w:t xml:space="preserve">) and the </w:t>
+      </w:r>
+      <w:r>
+        <w:rPr>
+          <w:rFonts w:ascii="Georgia" w:hAnsi="Georgia" w:cs="SBL Hebrew" w:eastAsia="Georgia"/>
+          <w:b w:val="0"/>
+          <w:i/>
+          <w:color w:val="3B3B3B"/>
+          <w:sz w:val="22"/>
+        </w:rPr>
         <w:t>Midrash</w:t>
       </w:r>
       <w:r>
@@ -281,16 +501,36 @@
           <w:color w:val="3B3B3B"/>
           <w:sz w:val="22"/>
         </w:rPr>
-        <w:t xml:space="preserve"> that reorganizes the entire </w:t>
-      </w:r>
-      <w:r>
-        <w:rPr>
-          <w:rFonts w:ascii="Georgia" w:hAnsi="Georgia" w:cs="SBL Hebrew" w:eastAsia="Georgia"/>
+        <w:t xml:space="preserve"> (</w:t>
+      </w:r>
+      <w:r>
+        <w:rPr>
+          <w:rFonts w:ascii="SBL Hebrew" w:hAnsi="SBL Hebrew" w:cs="SBL Hebrew" w:eastAsia="SBL Hebrew"/>
           <w:b w:val="0"/>
           <w:i/>
           <w:color w:val="3B3B3B"/>
           <w:sz w:val="22"/>
         </w:rPr>
+        <w:t>מדרש</w:t>
+      </w:r>
+      <w:r>
+        <w:rPr>
+          <w:rFonts w:ascii="Georgia" w:hAnsi="Georgia" w:cs="SBL Hebrew" w:eastAsia="Georgia"/>
+          <w:b w:val="0"/>
+          <w:i/>
+          <w:color w:val="3B3B3B"/>
+          <w:sz w:val="22"/>
+        </w:rPr>
+        <w:t xml:space="preserve">) that reorganizes the entire </w:t>
+      </w:r>
+      <w:r>
+        <w:rPr>
+          <w:rFonts w:ascii="Georgia" w:hAnsi="Georgia" w:cs="SBL Hebrew" w:eastAsia="Georgia"/>
+          <w:b w:val="0"/>
+          <w:i/>
+          <w:color w:val="3B3B3B"/>
+          <w:sz w:val="22"/>
+        </w:rPr>
         <w:t>sugya</w:t>
       </w:r>
       <w:r>
@@ -301,16 +541,36 @@
           <w:color w:val="3B3B3B"/>
           <w:sz w:val="22"/>
         </w:rPr>
-        <w:t xml:space="preserve">, the startling </w:t>
-      </w:r>
-      <w:r>
-        <w:rPr>
-          <w:rFonts w:ascii="Georgia" w:hAnsi="Georgia" w:cs="SBL Hebrew" w:eastAsia="Georgia"/>
+        <w:t xml:space="preserve"> (</w:t>
+      </w:r>
+      <w:r>
+        <w:rPr>
+          <w:rFonts w:ascii="SBL Hebrew" w:hAnsi="SBL Hebrew" w:cs="SBL Hebrew" w:eastAsia="SBL Hebrew"/>
           <w:b w:val="0"/>
           <w:i/>
           <w:color w:val="3B3B3B"/>
           <w:sz w:val="22"/>
         </w:rPr>
+        <w:t>סוגיא</w:t>
+      </w:r>
+      <w:r>
+        <w:rPr>
+          <w:rFonts w:ascii="Georgia" w:hAnsi="Georgia" w:cs="SBL Hebrew" w:eastAsia="Georgia"/>
+          <w:b w:val="0"/>
+          <w:i/>
+          <w:color w:val="3B3B3B"/>
+          <w:sz w:val="22"/>
+        </w:rPr>
+        <w:t xml:space="preserve">), the startling </w:t>
+      </w:r>
+      <w:r>
+        <w:rPr>
+          <w:rFonts w:ascii="Georgia" w:hAnsi="Georgia" w:cs="SBL Hebrew" w:eastAsia="Georgia"/>
+          <w:b w:val="0"/>
+          <w:i/>
+          <w:color w:val="3B3B3B"/>
+          <w:sz w:val="22"/>
+        </w:rPr>
         <w:t>psak</w:t>
       </w:r>
       <w:r>
@@ -321,16 +581,36 @@
           <w:color w:val="3B3B3B"/>
           <w:sz w:val="22"/>
         </w:rPr>
-        <w:t xml:space="preserve"> of an Italian </w:t>
-      </w:r>
-      <w:r>
-        <w:rPr>
-          <w:rFonts w:ascii="Georgia" w:hAnsi="Georgia" w:cs="SBL Hebrew" w:eastAsia="Georgia"/>
+        <w:t xml:space="preserve"> (</w:t>
+      </w:r>
+      <w:r>
+        <w:rPr>
+          <w:rFonts w:ascii="SBL Hebrew" w:hAnsi="SBL Hebrew" w:cs="SBL Hebrew" w:eastAsia="SBL Hebrew"/>
           <w:b w:val="0"/>
           <w:i/>
           <w:color w:val="3B3B3B"/>
           <w:sz w:val="22"/>
         </w:rPr>
+        <w:t>פסק</w:t>
+      </w:r>
+      <w:r>
+        <w:rPr>
+          <w:rFonts w:ascii="Georgia" w:hAnsi="Georgia" w:cs="SBL Hebrew" w:eastAsia="Georgia"/>
+          <w:b w:val="0"/>
+          <w:i/>
+          <w:color w:val="3B3B3B"/>
+          <w:sz w:val="22"/>
+        </w:rPr>
+        <w:t xml:space="preserve">) of an Italian </w:t>
+      </w:r>
+      <w:r>
+        <w:rPr>
+          <w:rFonts w:ascii="Georgia" w:hAnsi="Georgia" w:cs="SBL Hebrew" w:eastAsia="Georgia"/>
+          <w:b w:val="0"/>
+          <w:i/>
+          <w:color w:val="3B3B3B"/>
+          <w:sz w:val="22"/>
+        </w:rPr>
         <w:t>posek</w:t>
       </w:r>
       <w:r>
@@ -341,16 +621,36 @@
           <w:color w:val="3B3B3B"/>
           <w:sz w:val="22"/>
         </w:rPr>
-        <w:t xml:space="preserve"> whose name the world has forgotten, the </w:t>
-      </w:r>
-      <w:r>
-        <w:rPr>
-          <w:rFonts w:ascii="Georgia" w:hAnsi="Georgia" w:cs="SBL Hebrew" w:eastAsia="Georgia"/>
+        <w:t xml:space="preserve"> (</w:t>
+      </w:r>
+      <w:r>
+        <w:rPr>
+          <w:rFonts w:ascii="SBL Hebrew" w:hAnsi="SBL Hebrew" w:cs="SBL Hebrew" w:eastAsia="SBL Hebrew"/>
           <w:b w:val="0"/>
           <w:i/>
           <w:color w:val="3B3B3B"/>
           <w:sz w:val="22"/>
         </w:rPr>
+        <w:t>פוסק</w:t>
+      </w:r>
+      <w:r>
+        <w:rPr>
+          <w:rFonts w:ascii="Georgia" w:hAnsi="Georgia" w:cs="SBL Hebrew" w:eastAsia="Georgia"/>
+          <w:b w:val="0"/>
+          <w:i/>
+          <w:color w:val="3B3B3B"/>
+          <w:sz w:val="22"/>
+        </w:rPr>
+        <w:t xml:space="preserve">) whose name the world has forgotten, the </w:t>
+      </w:r>
+      <w:r>
+        <w:rPr>
+          <w:rFonts w:ascii="Georgia" w:hAnsi="Georgia" w:cs="SBL Hebrew" w:eastAsia="Georgia"/>
+          <w:b w:val="0"/>
+          <w:i/>
+          <w:color w:val="3B3B3B"/>
+          <w:sz w:val="22"/>
+        </w:rPr>
         <w:t>Vilna Gaon</w:t>
       </w:r>
       <w:r>
@@ -361,16 +661,36 @@
           <w:color w:val="3B3B3B"/>
           <w:sz w:val="22"/>
         </w:rPr>
-        <w:t xml:space="preserve">'s reading of the wings of the </w:t>
-      </w:r>
-      <w:r>
-        <w:rPr>
-          <w:rFonts w:ascii="Georgia" w:hAnsi="Georgia" w:cs="SBL Hebrew" w:eastAsia="Georgia"/>
+        <w:t xml:space="preserve"> (</w:t>
+      </w:r>
+      <w:r>
+        <w:rPr>
+          <w:rFonts w:ascii="SBL Hebrew" w:hAnsi="SBL Hebrew" w:cs="SBL Hebrew" w:eastAsia="SBL Hebrew"/>
           <w:b w:val="0"/>
           <w:i/>
           <w:color w:val="3B3B3B"/>
           <w:sz w:val="22"/>
         </w:rPr>
+        <w:t>הגר״א</w:t>
+      </w:r>
+      <w:r>
+        <w:rPr>
+          <w:rFonts w:ascii="Georgia" w:hAnsi="Georgia" w:cs="SBL Hebrew" w:eastAsia="Georgia"/>
+          <w:b w:val="0"/>
+          <w:i/>
+          <w:color w:val="3B3B3B"/>
+          <w:sz w:val="22"/>
+        </w:rPr>
+        <w:t xml:space="preserve">)'s reading of the wings of the </w:t>
+      </w:r>
+      <w:r>
+        <w:rPr>
+          <w:rFonts w:ascii="Georgia" w:hAnsi="Georgia" w:cs="SBL Hebrew" w:eastAsia="Georgia"/>
+          <w:b w:val="0"/>
+          <w:i/>
+          <w:color w:val="3B3B3B"/>
+          <w:sz w:val="22"/>
+        </w:rPr>
         <w:t>Malachei HaShareis</w:t>
       </w:r>
       <w:r>
@@ -381,16 +701,36 @@
           <w:color w:val="3B3B3B"/>
           <w:sz w:val="22"/>
         </w:rPr>
-        <w:t xml:space="preserve">, and a bond to the miracle of Chanukah itself. This chapter follows that line, word by word, from its source to its </w:t>
-      </w:r>
-      <w:r>
-        <w:rPr>
-          <w:rFonts w:ascii="Georgia" w:hAnsi="Georgia" w:cs="SBL Hebrew" w:eastAsia="Georgia"/>
+        <w:t xml:space="preserve"> (</w:t>
+      </w:r>
+      <w:r>
+        <w:rPr>
+          <w:rFonts w:ascii="SBL Hebrew" w:hAnsi="SBL Hebrew" w:cs="SBL Hebrew" w:eastAsia="SBL Hebrew"/>
           <w:b w:val="0"/>
           <w:i/>
           <w:color w:val="3B3B3B"/>
           <w:sz w:val="22"/>
         </w:rPr>
+        <w:t>מלאכי השרת</w:t>
+      </w:r>
+      <w:r>
+        <w:rPr>
+          <w:rFonts w:ascii="Georgia" w:hAnsi="Georgia" w:cs="SBL Hebrew" w:eastAsia="Georgia"/>
+          <w:b w:val="0"/>
+          <w:i/>
+          <w:color w:val="3B3B3B"/>
+          <w:sz w:val="22"/>
+        </w:rPr>
+        <w:t xml:space="preserve">), and a bond to the miracle of Chanukah itself. This chapter follows that line, word by word, from its source to its </w:t>
+      </w:r>
+      <w:r>
+        <w:rPr>
+          <w:rFonts w:ascii="Georgia" w:hAnsi="Georgia" w:cs="SBL Hebrew" w:eastAsia="Georgia"/>
+          <w:b w:val="0"/>
+          <w:i/>
+          <w:color w:val="3B3B3B"/>
+          <w:sz w:val="22"/>
+        </w:rPr>
         <w:t>kavanah</w:t>
       </w:r>
       <w:r>
@@ -401,7 +741,27 @@
           <w:color w:val="3B3B3B"/>
           <w:sz w:val="22"/>
         </w:rPr>
-        <w:t>.</w:t>
+        <w:t xml:space="preserve"> (</w:t>
+      </w:r>
+      <w:r>
+        <w:rPr>
+          <w:rFonts w:ascii="SBL Hebrew" w:hAnsi="SBL Hebrew" w:cs="SBL Hebrew" w:eastAsia="SBL Hebrew"/>
+          <w:b w:val="0"/>
+          <w:i/>
+          <w:color w:val="3B3B3B"/>
+          <w:sz w:val="22"/>
+        </w:rPr>
+        <w:t>כוונה</w:t>
+      </w:r>
+      <w:r>
+        <w:rPr>
+          <w:rFonts w:ascii="Georgia" w:hAnsi="Georgia" w:cs="SBL Hebrew" w:eastAsia="Georgia"/>
+          <w:b w:val="0"/>
+          <w:i/>
+          <w:color w:val="3B3B3B"/>
+          <w:sz w:val="22"/>
+        </w:rPr>
+        <w:t>).</w:t>
       </w:r>
     </w:p>
     <w:p>
@@ -455,7 +815,27 @@
           <w:color w:val="1A1A1A"/>
           <w:sz w:val="22"/>
         </w:rPr>
-        <w:t xml:space="preserve"> itself, a brief word is in order on the season in which the teaching was first delivered — for the Chanukah frame will return, at the close, as more than a coincidence of the calendar.</w:t>
+        <w:t xml:space="preserve"> (</w:t>
+      </w:r>
+      <w:r>
+        <w:rPr>
+          <w:rFonts w:ascii="SBL Hebrew" w:hAnsi="SBL Hebrew" w:cs="SBL Hebrew" w:eastAsia="SBL Hebrew"/>
+          <w:b w:val="0"/>
+          <w:i w:val="0"/>
+          <w:color w:val="1A1A1A"/>
+          <w:sz w:val="22"/>
+        </w:rPr>
+        <w:t>סוגיא</w:t>
+      </w:r>
+      <w:r>
+        <w:rPr>
+          <w:rFonts w:ascii="Georgia" w:hAnsi="Georgia" w:cs="SBL Hebrew" w:eastAsia="Georgia"/>
+          <w:b w:val="0"/>
+          <w:i w:val="0"/>
+          <w:color w:val="1A1A1A"/>
+          <w:sz w:val="22"/>
+        </w:rPr>
+        <w:t>) itself, a brief word is in order on the season in which the teaching was first delivered — for the Chanukah frame will return, at the close, as more than a coincidence of the calendar.</w:t>
       </w:r>
     </w:p>
     <w:p>
@@ -490,7 +870,27 @@
           <w:color w:val="1A1A1A"/>
           <w:sz w:val="22"/>
         </w:rPr>
-        <w:t xml:space="preserve"> designates Chanukah a </w:t>
+        <w:t xml:space="preserve"> (</w:t>
+      </w:r>
+      <w:r>
+        <w:rPr>
+          <w:rFonts w:ascii="SBL Hebrew" w:hAnsi="SBL Hebrew" w:cs="SBL Hebrew" w:eastAsia="SBL Hebrew"/>
+          <w:b w:val="0"/>
+          <w:i w:val="0"/>
+          <w:color w:val="1A1A1A"/>
+          <w:sz w:val="22"/>
+        </w:rPr>
+        <w:t>גמרא</w:t>
+      </w:r>
+      <w:r>
+        <w:rPr>
+          <w:rFonts w:ascii="Georgia" w:hAnsi="Georgia" w:cs="SBL Hebrew" w:eastAsia="Georgia"/>
+          <w:b w:val="0"/>
+          <w:i w:val="0"/>
+          <w:color w:val="1A1A1A"/>
+          <w:sz w:val="22"/>
+        </w:rPr>
+        <w:t xml:space="preserve">) designates Chanukah a </w:t>
       </w:r>
       <w:r>
         <w:rPr>
@@ -510,7 +910,27 @@
           <w:color w:val="1A1A1A"/>
           <w:sz w:val="22"/>
         </w:rPr>
-        <w:t xml:space="preserve"> — a day of respite. But the </w:t>
+        <w:t xml:space="preserve"> (</w:t>
+      </w:r>
+      <w:r>
+        <w:rPr>
+          <w:rFonts w:ascii="SBL Hebrew" w:hAnsi="SBL Hebrew" w:cs="SBL Hebrew" w:eastAsia="SBL Hebrew"/>
+          <w:b w:val="0"/>
+          <w:i w:val="0"/>
+          <w:color w:val="1A1A1A"/>
+          <w:sz w:val="22"/>
+        </w:rPr>
+        <w:t>יום הפגרא</w:t>
+      </w:r>
+      <w:r>
+        <w:rPr>
+          <w:rFonts w:ascii="Georgia" w:hAnsi="Georgia" w:cs="SBL Hebrew" w:eastAsia="Georgia"/>
+          <w:b w:val="0"/>
+          <w:i w:val="0"/>
+          <w:color w:val="1A1A1A"/>
+          <w:sz w:val="22"/>
+        </w:rPr>
+        <w:t xml:space="preserve">) — a day of respite. But the </w:t>
       </w:r>
       <w:r>
         <w:rPr>
@@ -530,7 +950,27 @@
           <w:color w:val="1A1A1A"/>
           <w:sz w:val="22"/>
         </w:rPr>
-        <w:t>,</w:t>
+        <w:t xml:space="preserve"> (</w:t>
+      </w:r>
+      <w:r>
+        <w:rPr>
+          <w:rFonts w:ascii="SBL Hebrew" w:hAnsi="SBL Hebrew" w:cs="SBL Hebrew" w:eastAsia="SBL Hebrew"/>
+          <w:b w:val="0"/>
+          <w:i w:val="0"/>
+          <w:color w:val="1A1A1A"/>
+          <w:sz w:val="22"/>
+        </w:rPr>
+        <w:t>של״ה הקדוש</w:t>
+      </w:r>
+      <w:r>
+        <w:rPr>
+          <w:rFonts w:ascii="Georgia" w:hAnsi="Georgia" w:cs="SBL Hebrew" w:eastAsia="Georgia"/>
+          <w:b w:val="0"/>
+          <w:i w:val="0"/>
+          <w:color w:val="1A1A1A"/>
+          <w:sz w:val="22"/>
+        </w:rPr>
+        <w:t>),</w:t>
       </w:r>
       <w:r>
         <w:rPr>
@@ -569,7 +1009,27 @@
           <w:color w:val="1A1A1A"/>
           <w:sz w:val="22"/>
         </w:rPr>
-        <w:t xml:space="preserve">, protests that the yeshivos which read this designation as license for </w:t>
+        <w:t xml:space="preserve"> (</w:t>
+      </w:r>
+      <w:r>
+        <w:rPr>
+          <w:rFonts w:ascii="SBL Hebrew" w:hAnsi="SBL Hebrew" w:cs="SBL Hebrew" w:eastAsia="SBL Hebrew"/>
+          <w:b w:val="0"/>
+          <w:i w:val="0"/>
+          <w:color w:val="1A1A1A"/>
+          <w:sz w:val="22"/>
+        </w:rPr>
+        <w:t>מסכת חנוכה</w:t>
+      </w:r>
+      <w:r>
+        <w:rPr>
+          <w:rFonts w:ascii="Georgia" w:hAnsi="Georgia" w:cs="SBL Hebrew" w:eastAsia="Georgia"/>
+          <w:b w:val="0"/>
+          <w:i w:val="0"/>
+          <w:color w:val="1A1A1A"/>
+          <w:sz w:val="22"/>
+        </w:rPr>
+        <w:t xml:space="preserve">), protests that the yeshivos which read this designation as license for </w:t>
       </w:r>
       <w:r>
         <w:rPr>
@@ -589,7 +1049,27 @@
           <w:color w:val="1A1A1A"/>
           <w:sz w:val="22"/>
         </w:rPr>
-        <w:t xml:space="preserve"> have inverted the original </w:t>
+        <w:t xml:space="preserve"> (</w:t>
+      </w:r>
+      <w:r>
+        <w:rPr>
+          <w:rFonts w:ascii="SBL Hebrew" w:hAnsi="SBL Hebrew" w:cs="SBL Hebrew" w:eastAsia="SBL Hebrew"/>
+          <w:b w:val="0"/>
+          <w:i w:val="0"/>
+          <w:color w:val="1A1A1A"/>
+          <w:sz w:val="22"/>
+        </w:rPr>
+        <w:t>בין הזמנים</w:t>
+      </w:r>
+      <w:r>
+        <w:rPr>
+          <w:rFonts w:ascii="Georgia" w:hAnsi="Georgia" w:cs="SBL Hebrew" w:eastAsia="Georgia"/>
+          <w:b w:val="0"/>
+          <w:i w:val="0"/>
+          <w:color w:val="1A1A1A"/>
+          <w:sz w:val="22"/>
+        </w:rPr>
+        <w:t xml:space="preserve">) have inverted the original </w:t>
       </w:r>
       <w:r>
         <w:rPr>
@@ -609,7 +1089,27 @@
           <w:color w:val="1A1A1A"/>
           <w:sz w:val="22"/>
         </w:rPr>
-        <w:t xml:space="preserve">. In the sedarim of earlier generations, the </w:t>
+        <w:t xml:space="preserve"> (</w:t>
+      </w:r>
+      <w:r>
+        <w:rPr>
+          <w:rFonts w:ascii="SBL Hebrew" w:hAnsi="SBL Hebrew" w:cs="SBL Hebrew" w:eastAsia="SBL Hebrew"/>
+          <w:b w:val="0"/>
+          <w:i w:val="0"/>
+          <w:color w:val="1A1A1A"/>
+          <w:sz w:val="22"/>
+        </w:rPr>
+        <w:t>מנהג</w:t>
+      </w:r>
+      <w:r>
+        <w:rPr>
+          <w:rFonts w:ascii="Georgia" w:hAnsi="Georgia" w:cs="SBL Hebrew" w:eastAsia="Georgia"/>
+          <w:b w:val="0"/>
+          <w:i w:val="0"/>
+          <w:color w:val="1A1A1A"/>
+          <w:sz w:val="22"/>
+        </w:rPr>
+        <w:t xml:space="preserve">). In the sedarim of earlier generations, the </w:t>
       </w:r>
       <w:r>
         <w:rPr>
@@ -629,7 +1129,27 @@
           <w:color w:val="1A1A1A"/>
           <w:sz w:val="22"/>
         </w:rPr>
-        <w:t xml:space="preserve"> that opened after Sukkos ran roughly two months, and Chanukah was the appointed period of </w:t>
+        <w:t xml:space="preserve"> (</w:t>
+      </w:r>
+      <w:r>
+        <w:rPr>
+          <w:rFonts w:ascii="SBL Hebrew" w:hAnsi="SBL Hebrew" w:cs="SBL Hebrew" w:eastAsia="SBL Hebrew"/>
+          <w:b w:val="0"/>
+          <w:i w:val="0"/>
+          <w:color w:val="1A1A1A"/>
+          <w:sz w:val="22"/>
+        </w:rPr>
+        <w:t>זמן</w:t>
+      </w:r>
+      <w:r>
+        <w:rPr>
+          <w:rFonts w:ascii="Georgia" w:hAnsi="Georgia" w:cs="SBL Hebrew" w:eastAsia="Georgia"/>
+          <w:b w:val="0"/>
+          <w:i w:val="0"/>
+          <w:color w:val="1A1A1A"/>
+          <w:sz w:val="22"/>
+        </w:rPr>
+        <w:t xml:space="preserve">) that opened after Sukkos ran roughly two months, and Chanukah was the appointed period of </w:t>
       </w:r>
       <w:r>
         <w:rPr>
@@ -649,7 +1169,27 @@
           <w:color w:val="1A1A1A"/>
           <w:sz w:val="22"/>
         </w:rPr>
-        <w:t xml:space="preserve"> upon those two months' </w:t>
+        <w:t xml:space="preserve"> (</w:t>
+      </w:r>
+      <w:r>
+        <w:rPr>
+          <w:rFonts w:ascii="SBL Hebrew" w:hAnsi="SBL Hebrew" w:cs="SBL Hebrew" w:eastAsia="SBL Hebrew"/>
+          <w:b w:val="0"/>
+          <w:i w:val="0"/>
+          <w:color w:val="1A1A1A"/>
+          <w:sz w:val="22"/>
+        </w:rPr>
+        <w:t>חזרה</w:t>
+      </w:r>
+      <w:r>
+        <w:rPr>
+          <w:rFonts w:ascii="Georgia" w:hAnsi="Georgia" w:cs="SBL Hebrew" w:eastAsia="Georgia"/>
+          <w:b w:val="0"/>
+          <w:i w:val="0"/>
+          <w:color w:val="1A1A1A"/>
+          <w:sz w:val="22"/>
+        </w:rPr>
+        <w:t xml:space="preserve">) upon those two months' </w:t>
       </w:r>
       <w:r>
         <w:rPr>
@@ -669,7 +1209,27 @@
           <w:color w:val="1A1A1A"/>
           <w:sz w:val="22"/>
         </w:rPr>
-        <w:t xml:space="preserve"> — a time not for the closing of the </w:t>
+        <w:t xml:space="preserve"> (</w:t>
+      </w:r>
+      <w:r>
+        <w:rPr>
+          <w:rFonts w:ascii="SBL Hebrew" w:hAnsi="SBL Hebrew" w:cs="SBL Hebrew" w:eastAsia="SBL Hebrew"/>
+          <w:b w:val="0"/>
+          <w:i w:val="0"/>
+          <w:color w:val="1A1A1A"/>
+          <w:sz w:val="22"/>
+        </w:rPr>
+        <w:t>לימודים</w:t>
+      </w:r>
+      <w:r>
+        <w:rPr>
+          <w:rFonts w:ascii="Georgia" w:hAnsi="Georgia" w:cs="SBL Hebrew" w:eastAsia="Georgia"/>
+          <w:b w:val="0"/>
+          <w:i w:val="0"/>
+          <w:color w:val="1A1A1A"/>
+          <w:sz w:val="22"/>
+        </w:rPr>
+        <w:t xml:space="preserve">) — a time not for the closing of the </w:t>
       </w:r>
       <w:r>
         <w:rPr>
@@ -689,7 +1249,27 @@
           <w:color w:val="1A1A1A"/>
           <w:sz w:val="22"/>
         </w:rPr>
-        <w:t xml:space="preserve"> but for the deepening of what had already been acquired within it.</w:t>
+        <w:t xml:space="preserve"> (</w:t>
+      </w:r>
+      <w:r>
+        <w:rPr>
+          <w:rFonts w:ascii="SBL Hebrew" w:hAnsi="SBL Hebrew" w:cs="SBL Hebrew" w:eastAsia="SBL Hebrew"/>
+          <w:b w:val="0"/>
+          <w:i w:val="0"/>
+          <w:color w:val="1A1A1A"/>
+          <w:sz w:val="22"/>
+        </w:rPr>
+        <w:t>בית מדרש</w:t>
+      </w:r>
+      <w:r>
+        <w:rPr>
+          <w:rFonts w:ascii="Georgia" w:hAnsi="Georgia" w:cs="SBL Hebrew" w:eastAsia="Georgia"/>
+          <w:b w:val="0"/>
+          <w:i w:val="0"/>
+          <w:color w:val="1A1A1A"/>
+          <w:sz w:val="22"/>
+        </w:rPr>
+        <w:t>) but for the deepening of what had already been acquired within it.</w:t>
       </w:r>
     </w:p>
     <w:p>
@@ -719,6 +1299,36 @@
       <w:r>
         <w:rPr>
           <w:rFonts w:ascii="Georgia" w:hAnsi="Georgia" w:cs="SBL Hebrew" w:eastAsia="Georgia"/>
+          <w:b w:val="0"/>
+          <w:i w:val="0"/>
+          <w:color w:val="1A1A1A"/>
+          <w:sz w:val="22"/>
+        </w:rPr>
+        <w:t xml:space="preserve"> (</w:t>
+      </w:r>
+      <w:r>
+        <w:rPr>
+          <w:rFonts w:ascii="SBL Hebrew" w:hAnsi="SBL Hebrew" w:cs="SBL Hebrew" w:eastAsia="SBL Hebrew"/>
+          <w:b w:val="0"/>
+          <w:i w:val="0"/>
+          <w:color w:val="1A1A1A"/>
+          <w:sz w:val="22"/>
+        </w:rPr>
+        <w:t>ב״ח</w:t>
+      </w:r>
+      <w:r>
+        <w:rPr>
+          <w:rFonts w:ascii="Georgia" w:hAnsi="Georgia" w:cs="SBL Hebrew" w:eastAsia="Georgia"/>
+          <w:b w:val="0"/>
+          <w:i w:val="0"/>
+          <w:color w:val="1A1A1A"/>
+          <w:sz w:val="22"/>
+        </w:rPr>
+        <w:t>)</w:t>
+      </w:r>
+      <w:r>
+        <w:rPr>
+          <w:rFonts w:ascii="Georgia" w:hAnsi="Georgia" w:cs="SBL Hebrew" w:eastAsia="Georgia"/>
           <w:color w:val="B8860B"/>
           <w:sz w:val="16"/>
           <w:vertAlign w:val="superscript"/>
@@ -753,7 +1363,27 @@
           <w:color w:val="1A1A1A"/>
           <w:sz w:val="22"/>
         </w:rPr>
-        <w:t xml:space="preserve"> temporarily prevailed over the </w:t>
+        <w:t xml:space="preserve"> (</w:t>
+      </w:r>
+      <w:r>
+        <w:rPr>
+          <w:rFonts w:ascii="SBL Hebrew" w:hAnsi="SBL Hebrew" w:cs="SBL Hebrew" w:eastAsia="SBL Hebrew"/>
+          <w:b w:val="0"/>
+          <w:i w:val="0"/>
+          <w:color w:val="1A1A1A"/>
+          <w:sz w:val="22"/>
+        </w:rPr>
+        <w:t>יוונים</w:t>
+      </w:r>
+      <w:r>
+        <w:rPr>
+          <w:rFonts w:ascii="Georgia" w:hAnsi="Georgia" w:cs="SBL Hebrew" w:eastAsia="Georgia"/>
+          <w:b w:val="0"/>
+          <w:i w:val="0"/>
+          <w:color w:val="1A1A1A"/>
+          <w:sz w:val="22"/>
+        </w:rPr>
+        <w:t xml:space="preserve">) temporarily prevailed over the </w:t>
       </w:r>
       <w:r>
         <w:rPr>
@@ -773,7 +1403,27 @@
           <w:color w:val="1A1A1A"/>
           <w:sz w:val="22"/>
         </w:rPr>
-        <w:t xml:space="preserve">, he explains, because </w:t>
+        <w:t xml:space="preserve"> (</w:t>
+      </w:r>
+      <w:r>
+        <w:rPr>
+          <w:rFonts w:ascii="SBL Hebrew" w:hAnsi="SBL Hebrew" w:cs="SBL Hebrew" w:eastAsia="SBL Hebrew"/>
+          <w:b w:val="0"/>
+          <w:i w:val="0"/>
+          <w:color w:val="1A1A1A"/>
+          <w:sz w:val="22"/>
+        </w:rPr>
+        <w:t>חשמונאים</w:t>
+      </w:r>
+      <w:r>
+        <w:rPr>
+          <w:rFonts w:ascii="Georgia" w:hAnsi="Georgia" w:cs="SBL Hebrew" w:eastAsia="Georgia"/>
+          <w:b w:val="0"/>
+          <w:i w:val="0"/>
+          <w:color w:val="1A1A1A"/>
+          <w:sz w:val="22"/>
+        </w:rPr>
+        <w:t xml:space="preserve">), he explains, because </w:t>
       </w:r>
       <w:r>
         <w:rPr>
@@ -793,7 +1443,27 @@
           <w:color w:val="1A1A1A"/>
           <w:sz w:val="22"/>
         </w:rPr>
-        <w:t xml:space="preserve">'s hands had grown slack in </w:t>
+        <w:t xml:space="preserve"> (</w:t>
+      </w:r>
+      <w:r>
+        <w:rPr>
+          <w:rFonts w:ascii="SBL Hebrew" w:hAnsi="SBL Hebrew" w:cs="SBL Hebrew" w:eastAsia="SBL Hebrew"/>
+          <w:b w:val="0"/>
+          <w:i w:val="0"/>
+          <w:color w:val="1A1A1A"/>
+          <w:sz w:val="22"/>
+        </w:rPr>
+        <w:t>כלל ישראל</w:t>
+      </w:r>
+      <w:r>
+        <w:rPr>
+          <w:rFonts w:ascii="Georgia" w:hAnsi="Georgia" w:cs="SBL Hebrew" w:eastAsia="Georgia"/>
+          <w:b w:val="0"/>
+          <w:i w:val="0"/>
+          <w:color w:val="1A1A1A"/>
+          <w:sz w:val="22"/>
+        </w:rPr>
+        <w:t xml:space="preserve">)'s hands had grown slack in </w:t>
       </w:r>
       <w:r>
         <w:rPr>
@@ -813,7 +1483,27 @@
           <w:color w:val="1A1A1A"/>
           <w:sz w:val="22"/>
         </w:rPr>
-        <w:t xml:space="preserve"> — </w:t>
+        <w:t xml:space="preserve"> (</w:t>
+      </w:r>
+      <w:r>
+        <w:rPr>
+          <w:rFonts w:ascii="SBL Hebrew" w:hAnsi="SBL Hebrew" w:cs="SBL Hebrew" w:eastAsia="SBL Hebrew"/>
+          <w:b w:val="0"/>
+          <w:i w:val="0"/>
+          <w:color w:val="1A1A1A"/>
+          <w:sz w:val="22"/>
+        </w:rPr>
+        <w:t>עבודת ה'</w:t>
+      </w:r>
+      <w:r>
+        <w:rPr>
+          <w:rFonts w:ascii="Georgia" w:hAnsi="Georgia" w:cs="SBL Hebrew" w:eastAsia="Georgia"/>
+          <w:b w:val="0"/>
+          <w:i w:val="0"/>
+          <w:color w:val="1A1A1A"/>
+          <w:sz w:val="22"/>
+        </w:rPr>
+        <w:t xml:space="preserve">) — </w:t>
       </w:r>
       <w:r>
         <w:rPr>
@@ -833,7 +1523,27 @@
           <w:color w:val="1A1A1A"/>
           <w:sz w:val="22"/>
         </w:rPr>
-        <w:t xml:space="preserve">. Chanukah is therefore not the season of </w:t>
+        <w:t xml:space="preserve"> (</w:t>
+      </w:r>
+      <w:r>
+        <w:rPr>
+          <w:rFonts w:ascii="SBL Hebrew" w:hAnsi="SBL Hebrew" w:cs="SBL Hebrew" w:eastAsia="SBL Hebrew"/>
+          <w:b w:val="0"/>
+          <w:i w:val="0"/>
+          <w:color w:val="1A1A1A"/>
+          <w:sz w:val="22"/>
+        </w:rPr>
+        <w:t>רפיון ידיים</w:t>
+      </w:r>
+      <w:r>
+        <w:rPr>
+          <w:rFonts w:ascii="Georgia" w:hAnsi="Georgia" w:cs="SBL Hebrew" w:eastAsia="Georgia"/>
+          <w:b w:val="0"/>
+          <w:i w:val="0"/>
+          <w:color w:val="1A1A1A"/>
+          <w:sz w:val="22"/>
+        </w:rPr>
+        <w:t xml:space="preserve">). Chanukah is therefore not the season of </w:t>
       </w:r>
       <w:r>
         <w:rPr>
@@ -853,7 +1563,27 @@
           <w:color w:val="1A1A1A"/>
           <w:sz w:val="22"/>
         </w:rPr>
-        <w:t xml:space="preserve"> but of its opposite: of hands strengthened, of </w:t>
+        <w:t xml:space="preserve"> (</w:t>
+      </w:r>
+      <w:r>
+        <w:rPr>
+          <w:rFonts w:ascii="SBL Hebrew" w:hAnsi="SBL Hebrew" w:cs="SBL Hebrew" w:eastAsia="SBL Hebrew"/>
+          <w:b w:val="0"/>
+          <w:i w:val="0"/>
+          <w:color w:val="1A1A1A"/>
+          <w:sz w:val="22"/>
+        </w:rPr>
+        <w:t>ביטול תורה</w:t>
+      </w:r>
+      <w:r>
+        <w:rPr>
+          <w:rFonts w:ascii="Georgia" w:hAnsi="Georgia" w:cs="SBL Hebrew" w:eastAsia="Georgia"/>
+          <w:b w:val="0"/>
+          <w:i w:val="0"/>
+          <w:color w:val="1A1A1A"/>
+          <w:sz w:val="22"/>
+        </w:rPr>
+        <w:t xml:space="preserve">) but of its opposite: of hands strengthened, of </w:t>
       </w:r>
       <w:r>
         <w:rPr>
@@ -873,7 +1603,27 @@
           <w:color w:val="1A1A1A"/>
           <w:sz w:val="22"/>
         </w:rPr>
-        <w:t xml:space="preserve"> redoubled. Both readings converge on a single point. Chanukah is a light kindled precisely against slackness; a day of respite that is at the same time a call to renewed engagement. It is fitting, then, that the teaching which follows — on a line of the </w:t>
+        <w:t xml:space="preserve"> (</w:t>
+      </w:r>
+      <w:r>
+        <w:rPr>
+          <w:rFonts w:ascii="SBL Hebrew" w:hAnsi="SBL Hebrew" w:cs="SBL Hebrew" w:eastAsia="SBL Hebrew"/>
+          <w:b w:val="0"/>
+          <w:i w:val="0"/>
+          <w:color w:val="1A1A1A"/>
+          <w:sz w:val="22"/>
+        </w:rPr>
+        <w:t>עבודה</w:t>
+      </w:r>
+      <w:r>
+        <w:rPr>
+          <w:rFonts w:ascii="Georgia" w:hAnsi="Georgia" w:cs="SBL Hebrew" w:eastAsia="Georgia"/>
+          <w:b w:val="0"/>
+          <w:i w:val="0"/>
+          <w:color w:val="1A1A1A"/>
+          <w:sz w:val="22"/>
+        </w:rPr>
+        <w:t xml:space="preserve">) redoubled. Both readings converge on a single point. Chanukah is a light kindled precisely against slackness; a day of respite that is at the same time a call to renewed engagement. It is fitting, then, that the teaching which follows — on a line of the </w:t>
       </w:r>
       <w:r>
         <w:rPr>
@@ -998,7 +1748,27 @@
           <w:color w:val="1A1A1A"/>
           <w:sz w:val="22"/>
         </w:rPr>
-        <w:t xml:space="preserve"> occupies a peculiar station within the daily liturgy. All year it is whispered </w:t>
+        <w:t xml:space="preserve"> (</w:t>
+      </w:r>
+      <w:r>
+        <w:rPr>
+          <w:rFonts w:ascii="SBL Hebrew" w:hAnsi="SBL Hebrew" w:cs="SBL Hebrew" w:eastAsia="SBL Hebrew"/>
+          <w:b w:val="0"/>
+          <w:i w:val="0"/>
+          <w:color w:val="1A1A1A"/>
+          <w:sz w:val="22"/>
+        </w:rPr>
+        <w:t>ברוך שם כבוד מלכותו לעולם ועד</w:t>
+      </w:r>
+      <w:r>
+        <w:rPr>
+          <w:rFonts w:ascii="Georgia" w:hAnsi="Georgia" w:cs="SBL Hebrew" w:eastAsia="Georgia"/>
+          <w:b w:val="0"/>
+          <w:i w:val="0"/>
+          <w:color w:val="1A1A1A"/>
+          <w:sz w:val="22"/>
+        </w:rPr>
+        <w:t xml:space="preserve">) occupies a peculiar station within the daily liturgy. All year it is whispered </w:t>
       </w:r>
       <w:r>
         <w:rPr>
@@ -1018,7 +1788,27 @@
           <w:color w:val="1A1A1A"/>
           <w:sz w:val="22"/>
         </w:rPr>
-        <w:t xml:space="preserve"> immediately after </w:t>
+        <w:t xml:space="preserve"> (</w:t>
+      </w:r>
+      <w:r>
+        <w:rPr>
+          <w:rFonts w:ascii="SBL Hebrew" w:hAnsi="SBL Hebrew" w:cs="SBL Hebrew" w:eastAsia="SBL Hebrew"/>
+          <w:b w:val="0"/>
+          <w:i w:val="0"/>
+          <w:color w:val="1A1A1A"/>
+          <w:sz w:val="22"/>
+        </w:rPr>
+        <w:t>בלחש</w:t>
+      </w:r>
+      <w:r>
+        <w:rPr>
+          <w:rFonts w:ascii="Georgia" w:hAnsi="Georgia" w:cs="SBL Hebrew" w:eastAsia="Georgia"/>
+          <w:b w:val="0"/>
+          <w:i w:val="0"/>
+          <w:color w:val="1A1A1A"/>
+          <w:sz w:val="22"/>
+        </w:rPr>
+        <w:t xml:space="preserve">) immediately after </w:t>
       </w:r>
       <w:r>
         <w:rPr>
@@ -1038,7 +1828,27 @@
           <w:color w:val="1A1A1A"/>
           <w:sz w:val="22"/>
         </w:rPr>
-        <w:t xml:space="preserve">; only on </w:t>
+        <w:t xml:space="preserve"> (</w:t>
+      </w:r>
+      <w:r>
+        <w:rPr>
+          <w:rFonts w:ascii="SBL Hebrew" w:hAnsi="SBL Hebrew" w:cs="SBL Hebrew" w:eastAsia="SBL Hebrew"/>
+          <w:b w:val="0"/>
+          <w:i w:val="0"/>
+          <w:color w:val="1A1A1A"/>
+          <w:sz w:val="22"/>
+        </w:rPr>
+        <w:t>שמע ישראל</w:t>
+      </w:r>
+      <w:r>
+        <w:rPr>
+          <w:rFonts w:ascii="Georgia" w:hAnsi="Georgia" w:cs="SBL Hebrew" w:eastAsia="Georgia"/>
+          <w:b w:val="0"/>
+          <w:i w:val="0"/>
+          <w:color w:val="1A1A1A"/>
+          <w:sz w:val="22"/>
+        </w:rPr>
+        <w:t xml:space="preserve">); only on </w:t>
       </w:r>
       <w:r>
         <w:rPr>
@@ -1058,7 +1868,27 @@
           <w:color w:val="1A1A1A"/>
           <w:sz w:val="22"/>
         </w:rPr>
-        <w:t xml:space="preserve"> is it raised to full voice. Where does it come from? Who composed it? It is not a </w:t>
+        <w:t xml:space="preserve"> (</w:t>
+      </w:r>
+      <w:r>
+        <w:rPr>
+          <w:rFonts w:ascii="SBL Hebrew" w:hAnsi="SBL Hebrew" w:cs="SBL Hebrew" w:eastAsia="SBL Hebrew"/>
+          <w:b w:val="0"/>
+          <w:i w:val="0"/>
+          <w:color w:val="1A1A1A"/>
+          <w:sz w:val="22"/>
+        </w:rPr>
+        <w:t>יום כיפור</w:t>
+      </w:r>
+      <w:r>
+        <w:rPr>
+          <w:rFonts w:ascii="Georgia" w:hAnsi="Georgia" w:cs="SBL Hebrew" w:eastAsia="Georgia"/>
+          <w:b w:val="0"/>
+          <w:i w:val="0"/>
+          <w:color w:val="1A1A1A"/>
+          <w:sz w:val="22"/>
+        </w:rPr>
+        <w:t xml:space="preserve">) is it raised to full voice. Where does it come from? Who composed it? It is not a </w:t>
       </w:r>
       <w:r>
         <w:rPr>
@@ -1078,7 +1908,27 @@
           <w:color w:val="1A1A1A"/>
           <w:sz w:val="22"/>
         </w:rPr>
-        <w:t xml:space="preserve"> — no such verse appears in </w:t>
+        <w:t xml:space="preserve"> (</w:t>
+      </w:r>
+      <w:r>
+        <w:rPr>
+          <w:rFonts w:ascii="SBL Hebrew" w:hAnsi="SBL Hebrew" w:cs="SBL Hebrew" w:eastAsia="SBL Hebrew"/>
+          <w:b w:val="0"/>
+          <w:i w:val="0"/>
+          <w:color w:val="1A1A1A"/>
+          <w:sz w:val="22"/>
+        </w:rPr>
+        <w:t>פסוק</w:t>
+      </w:r>
+      <w:r>
+        <w:rPr>
+          <w:rFonts w:ascii="Georgia" w:hAnsi="Georgia" w:cs="SBL Hebrew" w:eastAsia="Georgia"/>
+          <w:b w:val="0"/>
+          <w:i w:val="0"/>
+          <w:color w:val="1A1A1A"/>
+          <w:sz w:val="22"/>
+        </w:rPr>
+        <w:t xml:space="preserve">) — no such verse appears in </w:t>
       </w:r>
       <w:r>
         <w:rPr>
@@ -1098,7 +1948,27 @@
           <w:color w:val="1A1A1A"/>
           <w:sz w:val="22"/>
         </w:rPr>
-        <w:t>.</w:t>
+        <w:t xml:space="preserve"> (</w:t>
+      </w:r>
+      <w:r>
+        <w:rPr>
+          <w:rFonts w:ascii="SBL Hebrew" w:hAnsi="SBL Hebrew" w:cs="SBL Hebrew" w:eastAsia="SBL Hebrew"/>
+          <w:b w:val="0"/>
+          <w:i w:val="0"/>
+          <w:color w:val="1A1A1A"/>
+          <w:sz w:val="22"/>
+        </w:rPr>
+        <w:t>תנ״ך</w:t>
+      </w:r>
+      <w:r>
+        <w:rPr>
+          <w:rFonts w:ascii="Georgia" w:hAnsi="Georgia" w:cs="SBL Hebrew" w:eastAsia="Georgia"/>
+          <w:b w:val="0"/>
+          <w:i w:val="0"/>
+          <w:color w:val="1A1A1A"/>
+          <w:sz w:val="22"/>
+        </w:rPr>
+        <w:t>).</w:t>
       </w:r>
     </w:p>
     <w:p>
@@ -1148,7 +2018,27 @@
           <w:color w:val="1A1A1A"/>
           <w:sz w:val="22"/>
         </w:rPr>
-        <w:t xml:space="preserve"> in </w:t>
+        <w:t xml:space="preserve"> (</w:t>
+      </w:r>
+      <w:r>
+        <w:rPr>
+          <w:rFonts w:ascii="SBL Hebrew" w:hAnsi="SBL Hebrew" w:cs="SBL Hebrew" w:eastAsia="SBL Hebrew"/>
+          <w:b w:val="0"/>
+          <w:i w:val="0"/>
+          <w:color w:val="1A1A1A"/>
+          <w:sz w:val="22"/>
+        </w:rPr>
+        <w:t>משנה</w:t>
+      </w:r>
+      <w:r>
+        <w:rPr>
+          <w:rFonts w:ascii="Georgia" w:hAnsi="Georgia" w:cs="SBL Hebrew" w:eastAsia="Georgia"/>
+          <w:b w:val="0"/>
+          <w:i w:val="0"/>
+          <w:color w:val="1A1A1A"/>
+          <w:sz w:val="22"/>
+        </w:rPr>
+        <w:t xml:space="preserve">) in </w:t>
       </w:r>
       <w:r>
         <w:rPr>
@@ -1159,6 +2049,36 @@
           <w:sz w:val="22"/>
         </w:rPr>
         <w:t>Pesachim</w:t>
+      </w:r>
+      <w:r>
+        <w:rPr>
+          <w:rFonts w:ascii="Georgia" w:hAnsi="Georgia" w:cs="SBL Hebrew" w:eastAsia="Georgia"/>
+          <w:b w:val="0"/>
+          <w:i w:val="0"/>
+          <w:color w:val="1A1A1A"/>
+          <w:sz w:val="22"/>
+        </w:rPr>
+        <w:t xml:space="preserve"> (</w:t>
+      </w:r>
+      <w:r>
+        <w:rPr>
+          <w:rFonts w:ascii="SBL Hebrew" w:hAnsi="SBL Hebrew" w:cs="SBL Hebrew" w:eastAsia="SBL Hebrew"/>
+          <w:b w:val="0"/>
+          <w:i w:val="0"/>
+          <w:color w:val="1A1A1A"/>
+          <w:sz w:val="22"/>
+        </w:rPr>
+        <w:t>פסחים</w:t>
+      </w:r>
+      <w:r>
+        <w:rPr>
+          <w:rFonts w:ascii="Georgia" w:hAnsi="Georgia" w:cs="SBL Hebrew" w:eastAsia="Georgia"/>
+          <w:b w:val="0"/>
+          <w:i w:val="0"/>
+          <w:color w:val="1A1A1A"/>
+          <w:sz w:val="22"/>
+        </w:rPr>
+        <w:t>)</w:t>
       </w:r>
       <w:r>
         <w:rPr>
@@ -1197,7 +2117,27 @@
           <w:color w:val="1A1A1A"/>
           <w:sz w:val="22"/>
         </w:rPr>
-        <w:t xml:space="preserve"> of the people of </w:t>
+        <w:t xml:space="preserve"> (</w:t>
+      </w:r>
+      <w:r>
+        <w:rPr>
+          <w:rFonts w:ascii="SBL Hebrew" w:hAnsi="SBL Hebrew" w:cs="SBL Hebrew" w:eastAsia="SBL Hebrew"/>
+          <w:b w:val="0"/>
+          <w:i w:val="0"/>
+          <w:color w:val="1A1A1A"/>
+          <w:sz w:val="22"/>
+        </w:rPr>
+        <w:t>מנהגים</w:t>
+      </w:r>
+      <w:r>
+        <w:rPr>
+          <w:rFonts w:ascii="Georgia" w:hAnsi="Georgia" w:cs="SBL Hebrew" w:eastAsia="Georgia"/>
+          <w:b w:val="0"/>
+          <w:i w:val="0"/>
+          <w:color w:val="1A1A1A"/>
+          <w:sz w:val="22"/>
+        </w:rPr>
+        <w:t xml:space="preserve">) of the people of </w:t>
       </w:r>
       <w:r>
         <w:rPr>
@@ -1217,7 +2157,27 @@
           <w:color w:val="1A1A1A"/>
           <w:sz w:val="22"/>
         </w:rPr>
-        <w:t xml:space="preserve">. Some </w:t>
+        <w:t xml:space="preserve"> (</w:t>
+      </w:r>
+      <w:r>
+        <w:rPr>
+          <w:rFonts w:ascii="SBL Hebrew" w:hAnsi="SBL Hebrew" w:cs="SBL Hebrew" w:eastAsia="SBL Hebrew"/>
+          <w:b w:val="0"/>
+          <w:i w:val="0"/>
+          <w:color w:val="1A1A1A"/>
+          <w:sz w:val="22"/>
+        </w:rPr>
+        <w:t>יריחו</w:t>
+      </w:r>
+      <w:r>
+        <w:rPr>
+          <w:rFonts w:ascii="Georgia" w:hAnsi="Georgia" w:cs="SBL Hebrew" w:eastAsia="Georgia"/>
+          <w:b w:val="0"/>
+          <w:i w:val="0"/>
+          <w:color w:val="1A1A1A"/>
+          <w:sz w:val="22"/>
+        </w:rPr>
+        <w:t xml:space="preserve">). Some </w:t>
       </w:r>
       <w:r>
         <w:rPr>
@@ -1237,7 +2197,27 @@
           <w:color w:val="1A1A1A"/>
           <w:sz w:val="22"/>
         </w:rPr>
-        <w:t xml:space="preserve"> protested; others they permitted to stand. Among the practices they permitted was </w:t>
+        <w:t xml:space="preserve"> (</w:t>
+      </w:r>
+      <w:r>
+        <w:rPr>
+          <w:rFonts w:ascii="SBL Hebrew" w:hAnsi="SBL Hebrew" w:cs="SBL Hebrew" w:eastAsia="SBL Hebrew"/>
+          <w:b w:val="0"/>
+          <w:i w:val="0"/>
+          <w:color w:val="1A1A1A"/>
+          <w:sz w:val="22"/>
+        </w:rPr>
+        <w:t>חז״ל</w:t>
+      </w:r>
+      <w:r>
+        <w:rPr>
+          <w:rFonts w:ascii="Georgia" w:hAnsi="Georgia" w:cs="SBL Hebrew" w:eastAsia="Georgia"/>
+          <w:b w:val="0"/>
+          <w:i w:val="0"/>
+          <w:color w:val="1A1A1A"/>
+          <w:sz w:val="22"/>
+        </w:rPr>
+        <w:t xml:space="preserve">) protested; others they permitted to stand. Among the practices they permitted was </w:t>
       </w:r>
       <w:r>
         <w:rPr>
@@ -1257,7 +2237,27 @@
           <w:color w:val="1A1A1A"/>
           <w:sz w:val="22"/>
         </w:rPr>
-        <w:t xml:space="preserve"> — the people of </w:t>
+        <w:t xml:space="preserve"> (</w:t>
+      </w:r>
+      <w:r>
+        <w:rPr>
+          <w:rFonts w:ascii="SBL Hebrew" w:hAnsi="SBL Hebrew" w:cs="SBL Hebrew" w:eastAsia="SBL Hebrew"/>
+          <w:b w:val="0"/>
+          <w:i w:val="0"/>
+          <w:color w:val="1A1A1A"/>
+          <w:sz w:val="22"/>
+        </w:rPr>
+        <w:t>כורכין את השמע</w:t>
+      </w:r>
+      <w:r>
+        <w:rPr>
+          <w:rFonts w:ascii="Georgia" w:hAnsi="Georgia" w:cs="SBL Hebrew" w:eastAsia="Georgia"/>
+          <w:b w:val="0"/>
+          <w:i w:val="0"/>
+          <w:color w:val="1A1A1A"/>
+          <w:sz w:val="22"/>
+        </w:rPr>
+        <w:t xml:space="preserve">) — the people of </w:t>
       </w:r>
       <w:r>
         <w:rPr>
@@ -1297,7 +2297,27 @@
           <w:color w:val="1A1A1A"/>
           <w:sz w:val="22"/>
         </w:rPr>
-        <w:t xml:space="preserve">, joining </w:t>
+        <w:t xml:space="preserve"> (</w:t>
+      </w:r>
+      <w:r>
+        <w:rPr>
+          <w:rFonts w:ascii="SBL Hebrew" w:hAnsi="SBL Hebrew" w:cs="SBL Hebrew" w:eastAsia="SBL Hebrew"/>
+          <w:b w:val="0"/>
+          <w:i w:val="0"/>
+          <w:color w:val="1A1A1A"/>
+          <w:sz w:val="22"/>
+        </w:rPr>
+        <w:t>שמע</w:t>
+      </w:r>
+      <w:r>
+        <w:rPr>
+          <w:rFonts w:ascii="Georgia" w:hAnsi="Georgia" w:cs="SBL Hebrew" w:eastAsia="Georgia"/>
+          <w:b w:val="0"/>
+          <w:i w:val="0"/>
+          <w:color w:val="1A1A1A"/>
+          <w:sz w:val="22"/>
+        </w:rPr>
+        <w:t xml:space="preserve">), joining </w:t>
       </w:r>
       <w:r>
         <w:rPr>
@@ -1337,7 +2357,27 @@
           <w:color w:val="1A1A1A"/>
           <w:sz w:val="22"/>
         </w:rPr>
-        <w:t xml:space="preserve">, omitting </w:t>
+        <w:t xml:space="preserve"> (</w:t>
+      </w:r>
+      <w:r>
+        <w:rPr>
+          <w:rFonts w:ascii="SBL Hebrew" w:hAnsi="SBL Hebrew" w:cs="SBL Hebrew" w:eastAsia="SBL Hebrew"/>
+          <w:b w:val="0"/>
+          <w:i w:val="0"/>
+          <w:color w:val="1A1A1A"/>
+          <w:sz w:val="22"/>
+        </w:rPr>
+        <w:t>ואהבת</w:t>
+      </w:r>
+      <w:r>
+        <w:rPr>
+          <w:rFonts w:ascii="Georgia" w:hAnsi="Georgia" w:cs="SBL Hebrew" w:eastAsia="Georgia"/>
+          <w:b w:val="0"/>
+          <w:i w:val="0"/>
+          <w:color w:val="1A1A1A"/>
+          <w:sz w:val="22"/>
+        </w:rPr>
+        <w:t xml:space="preserve">), omitting </w:t>
       </w:r>
       <w:r>
         <w:rPr>
@@ -1397,7 +2437,27 @@
           <w:color w:val="1A1A1A"/>
           <w:sz w:val="22"/>
         </w:rPr>
-        <w:t xml:space="preserve"> in </w:t>
+        <w:t xml:space="preserve"> (</w:t>
+      </w:r>
+      <w:r>
+        <w:rPr>
+          <w:rFonts w:ascii="SBL Hebrew" w:hAnsi="SBL Hebrew" w:cs="SBL Hebrew" w:eastAsia="SBL Hebrew"/>
+          <w:b w:val="0"/>
+          <w:i w:val="0"/>
+          <w:color w:val="1A1A1A"/>
+          <w:sz w:val="22"/>
+        </w:rPr>
+        <w:t>פסקי הלכה</w:t>
+      </w:r>
+      <w:r>
+        <w:rPr>
+          <w:rFonts w:ascii="Georgia" w:hAnsi="Georgia" w:cs="SBL Hebrew" w:eastAsia="Georgia"/>
+          <w:b w:val="0"/>
+          <w:i w:val="0"/>
+          <w:color w:val="1A1A1A"/>
+          <w:sz w:val="22"/>
+        </w:rPr>
+        <w:t xml:space="preserve">) in </w:t>
       </w:r>
       <w:r>
         <w:rPr>
@@ -1417,7 +2477,27 @@
           <w:color w:val="1A1A1A"/>
           <w:sz w:val="22"/>
         </w:rPr>
-        <w:t>.</w:t>
+        <w:t xml:space="preserve"> (</w:t>
+      </w:r>
+      <w:r>
+        <w:rPr>
+          <w:rFonts w:ascii="SBL Hebrew" w:hAnsi="SBL Hebrew" w:cs="SBL Hebrew" w:eastAsia="SBL Hebrew"/>
+          <w:b w:val="0"/>
+          <w:i w:val="0"/>
+          <w:color w:val="1A1A1A"/>
+          <w:sz w:val="22"/>
+        </w:rPr>
+        <w:t>הלכות קריאת שמע</w:t>
+      </w:r>
+      <w:r>
+        <w:rPr>
+          <w:rFonts w:ascii="Georgia" w:hAnsi="Georgia" w:cs="SBL Hebrew" w:eastAsia="Georgia"/>
+          <w:b w:val="0"/>
+          <w:i w:val="0"/>
+          <w:color w:val="1A1A1A"/>
+          <w:sz w:val="22"/>
+        </w:rPr>
+        <w:t>).</w:t>
       </w:r>
     </w:p>
     <w:p>
@@ -1507,7 +2587,27 @@
           <w:color w:val="1A1A1A"/>
           <w:sz w:val="22"/>
         </w:rPr>
-        <w:t>,</w:t>
+        <w:t xml:space="preserve"> (</w:t>
+      </w:r>
+      <w:r>
+        <w:rPr>
+          <w:rFonts w:ascii="SBL Hebrew" w:hAnsi="SBL Hebrew" w:cs="SBL Hebrew" w:eastAsia="SBL Hebrew"/>
+          <w:b w:val="0"/>
+          <w:i w:val="0"/>
+          <w:color w:val="1A1A1A"/>
+          <w:sz w:val="22"/>
+        </w:rPr>
+        <w:t>פרשת ויחי</w:t>
+      </w:r>
+      <w:r>
+        <w:rPr>
+          <w:rFonts w:ascii="Georgia" w:hAnsi="Georgia" w:cs="SBL Hebrew" w:eastAsia="Georgia"/>
+          <w:b w:val="0"/>
+          <w:i w:val="0"/>
+          <w:color w:val="1A1A1A"/>
+          <w:sz w:val="22"/>
+        </w:rPr>
+        <w:t>),</w:t>
       </w:r>
       <w:r>
         <w:rPr>
@@ -1546,7 +2646,27 @@
           <w:color w:val="1A1A1A"/>
           <w:sz w:val="22"/>
         </w:rPr>
-        <w:t xml:space="preserve">. </w:t>
+        <w:t xml:space="preserve"> (</w:t>
+      </w:r>
+      <w:r>
+        <w:rPr>
+          <w:rFonts w:ascii="SBL Hebrew" w:hAnsi="SBL Hebrew" w:cs="SBL Hebrew" w:eastAsia="SBL Hebrew"/>
+          <w:b w:val="0"/>
+          <w:i w:val="0"/>
+          <w:color w:val="1A1A1A"/>
+          <w:sz w:val="22"/>
+        </w:rPr>
+        <w:t>ויקרא יעקב אל בניו</w:t>
+      </w:r>
+      <w:r>
+        <w:rPr>
+          <w:rFonts w:ascii="Georgia" w:hAnsi="Georgia" w:cs="SBL Hebrew" w:eastAsia="Georgia"/>
+          <w:b w:val="0"/>
+          <w:i w:val="0"/>
+          <w:color w:val="1A1A1A"/>
+          <w:sz w:val="22"/>
+        </w:rPr>
+        <w:t xml:space="preserve">). </w:t>
       </w:r>
       <w:r>
         <w:rPr>
@@ -1566,7 +2686,27 @@
           <w:color w:val="1A1A1A"/>
           <w:sz w:val="22"/>
         </w:rPr>
-        <w:t xml:space="preserve"> brings the </w:t>
+        <w:t xml:space="preserve"> (</w:t>
+      </w:r>
+      <w:r>
+        <w:rPr>
+          <w:rFonts w:ascii="SBL Hebrew" w:hAnsi="SBL Hebrew" w:cs="SBL Hebrew" w:eastAsia="SBL Hebrew"/>
+          <w:b w:val="0"/>
+          <w:i w:val="0"/>
+          <w:color w:val="1A1A1A"/>
+          <w:sz w:val="22"/>
+        </w:rPr>
+        <w:t>רש״י</w:t>
+      </w:r>
+      <w:r>
+        <w:rPr>
+          <w:rFonts w:ascii="Georgia" w:hAnsi="Georgia" w:cs="SBL Hebrew" w:eastAsia="Georgia"/>
+          <w:b w:val="0"/>
+          <w:i w:val="0"/>
+          <w:color w:val="1A1A1A"/>
+          <w:sz w:val="22"/>
+        </w:rPr>
+        <w:t xml:space="preserve">) brings the </w:t>
       </w:r>
       <w:r>
         <w:rPr>
@@ -1606,7 +2746,27 @@
           <w:color w:val="1A1A1A"/>
           <w:sz w:val="22"/>
         </w:rPr>
-        <w:t xml:space="preserve"> — the appointed date of the final </w:t>
+        <w:t xml:space="preserve"> (</w:t>
+      </w:r>
+      <w:r>
+        <w:rPr>
+          <w:rFonts w:ascii="SBL Hebrew" w:hAnsi="SBL Hebrew" w:cs="SBL Hebrew" w:eastAsia="SBL Hebrew"/>
+          <w:b w:val="0"/>
+          <w:i w:val="0"/>
+          <w:color w:val="1A1A1A"/>
+          <w:sz w:val="22"/>
+        </w:rPr>
+        <w:t>קץ</w:t>
+      </w:r>
+      <w:r>
+        <w:rPr>
+          <w:rFonts w:ascii="Georgia" w:hAnsi="Georgia" w:cs="SBL Hebrew" w:eastAsia="Georgia"/>
+          <w:b w:val="0"/>
+          <w:i w:val="0"/>
+          <w:color w:val="1A1A1A"/>
+          <w:sz w:val="22"/>
+        </w:rPr>
+        <w:t xml:space="preserve">) — the appointed date of the final </w:t>
       </w:r>
       <w:r>
         <w:rPr>
@@ -1626,7 +2786,27 @@
           <w:color w:val="1A1A1A"/>
           <w:sz w:val="22"/>
         </w:rPr>
-        <w:t xml:space="preserve">. Later generations of </w:t>
+        <w:t xml:space="preserve"> (</w:t>
+      </w:r>
+      <w:r>
+        <w:rPr>
+          <w:rFonts w:ascii="SBL Hebrew" w:hAnsi="SBL Hebrew" w:cs="SBL Hebrew" w:eastAsia="SBL Hebrew"/>
+          <w:b w:val="0"/>
+          <w:i w:val="0"/>
+          <w:color w:val="1A1A1A"/>
+          <w:sz w:val="22"/>
+        </w:rPr>
+        <w:t>גאולה</w:t>
+      </w:r>
+      <w:r>
+        <w:rPr>
+          <w:rFonts w:ascii="Georgia" w:hAnsi="Georgia" w:cs="SBL Hebrew" w:eastAsia="Georgia"/>
+          <w:b w:val="0"/>
+          <w:i w:val="0"/>
+          <w:color w:val="1A1A1A"/>
+          <w:sz w:val="22"/>
+        </w:rPr>
+        <w:t xml:space="preserve">). Later generations of </w:t>
       </w:r>
       <w:r>
         <w:rPr>
@@ -1646,7 +2826,27 @@
           <w:color w:val="1A1A1A"/>
           <w:sz w:val="22"/>
         </w:rPr>
-        <w:t xml:space="preserve"> would attempt such calculations and would meet the curse of the </w:t>
+        <w:t xml:space="preserve"> (</w:t>
+      </w:r>
+      <w:r>
+        <w:rPr>
+          <w:rFonts w:ascii="SBL Hebrew" w:hAnsi="SBL Hebrew" w:cs="SBL Hebrew" w:eastAsia="SBL Hebrew"/>
+          <w:b w:val="0"/>
+          <w:i w:val="0"/>
+          <w:color w:val="1A1A1A"/>
+          <w:sz w:val="22"/>
+        </w:rPr>
+        <w:t>חכמים</w:t>
+      </w:r>
+      <w:r>
+        <w:rPr>
+          <w:rFonts w:ascii="Georgia" w:hAnsi="Georgia" w:cs="SBL Hebrew" w:eastAsia="Georgia"/>
+          <w:b w:val="0"/>
+          <w:i w:val="0"/>
+          <w:color w:val="1A1A1A"/>
+          <w:sz w:val="22"/>
+        </w:rPr>
+        <w:t xml:space="preserve">) would attempt such calculations and would meet the curse of the </w:t>
       </w:r>
       <w:r>
         <w:rPr>
@@ -1686,7 +2886,27 @@
           <w:color w:val="1A1A1A"/>
           <w:sz w:val="22"/>
         </w:rPr>
-        <w:t>:</w:t>
+        <w:t xml:space="preserve"> (</w:t>
+      </w:r>
+      <w:r>
+        <w:rPr>
+          <w:rFonts w:ascii="SBL Hebrew" w:hAnsi="SBL Hebrew" w:cs="SBL Hebrew" w:eastAsia="SBL Hebrew"/>
+          <w:b w:val="0"/>
+          <w:i w:val="0"/>
+          <w:color w:val="1A1A1A"/>
+          <w:sz w:val="22"/>
+        </w:rPr>
+        <w:t>סנהדרין</w:t>
+      </w:r>
+      <w:r>
+        <w:rPr>
+          <w:rFonts w:ascii="Georgia" w:hAnsi="Georgia" w:cs="SBL Hebrew" w:eastAsia="Georgia"/>
+          <w:b w:val="0"/>
+          <w:i w:val="0"/>
+          <w:color w:val="1A1A1A"/>
+          <w:sz w:val="22"/>
+        </w:rPr>
+        <w:t>):</w:t>
       </w:r>
       <w:r>
         <w:rPr>
@@ -1725,7 +2945,27 @@
           <w:color w:val="1A1A1A"/>
           <w:sz w:val="22"/>
         </w:rPr>
-        <w:t>. But Yaakov himself, on his deathbed, made the attempt.</w:t>
+        <w:t xml:space="preserve"> (</w:t>
+      </w:r>
+      <w:r>
+        <w:rPr>
+          <w:rFonts w:ascii="SBL Hebrew" w:hAnsi="SBL Hebrew" w:cs="SBL Hebrew" w:eastAsia="SBL Hebrew"/>
+          <w:b w:val="0"/>
+          <w:i w:val="0"/>
+          <w:color w:val="1A1A1A"/>
+          <w:sz w:val="22"/>
+        </w:rPr>
+        <w:t>תיפח עצמן של מחשבי קיצין</w:t>
+      </w:r>
+      <w:r>
+        <w:rPr>
+          <w:rFonts w:ascii="Georgia" w:hAnsi="Georgia" w:cs="SBL Hebrew" w:eastAsia="Georgia"/>
+          <w:b w:val="0"/>
+          <w:i w:val="0"/>
+          <w:color w:val="1A1A1A"/>
+          <w:sz w:val="22"/>
+        </w:rPr>
+        <w:t>). But Yaakov himself, on his deathbed, made the attempt.</w:t>
       </w:r>
     </w:p>
     <w:p>
@@ -1760,7 +3000,27 @@
           <w:color w:val="1A1A1A"/>
           <w:sz w:val="22"/>
         </w:rPr>
-        <w:t xml:space="preserve">. The revelation was withheld; the knowledge withdrew. Yaakov feared the cause lay not in Heaven but among his own children. His grandfather Avraham had produced Yitzchak but also Yishmael; his father Yitzchak had produced Yaakov but also Eisav. Perhaps, among the twelve gathered before him, there stood a Yishmael or an Eisav whose presence had rendered the </w:t>
+        <w:t xml:space="preserve"> (</w:t>
+      </w:r>
+      <w:r>
+        <w:rPr>
+          <w:rFonts w:ascii="SBL Hebrew" w:hAnsi="SBL Hebrew" w:cs="SBL Hebrew" w:eastAsia="SBL Hebrew"/>
+          <w:b w:val="0"/>
+          <w:i w:val="0"/>
+          <w:color w:val="1A1A1A"/>
+          <w:sz w:val="22"/>
+        </w:rPr>
+        <w:t>נסתלקה הימנו רוח הקודש</w:t>
+      </w:r>
+      <w:r>
+        <w:rPr>
+          <w:rFonts w:ascii="Georgia" w:hAnsi="Georgia" w:cs="SBL Hebrew" w:eastAsia="Georgia"/>
+          <w:b w:val="0"/>
+          <w:i w:val="0"/>
+          <w:color w:val="1A1A1A"/>
+          <w:sz w:val="22"/>
+        </w:rPr>
+        <w:t xml:space="preserve">). The revelation was withheld; the knowledge withdrew. Yaakov feared the cause lay not in Heaven but among his own children. His grandfather Avraham had produced Yitzchak but also Yishmael; his father Yitzchak had produced Yaakov but also Eisav. Perhaps, among the twelve gathered before him, there stood a Yishmael or an Eisav whose presence had rendered the </w:t>
       </w:r>
       <w:r>
         <w:rPr>
@@ -1815,7 +3075,27 @@
           <w:color w:val="1A1A1A"/>
           <w:sz w:val="22"/>
         </w:rPr>
-        <w:t xml:space="preserve"> answered as one:</w:t>
+        <w:t xml:space="preserve"> (</w:t>
+      </w:r>
+      <w:r>
+        <w:rPr>
+          <w:rFonts w:ascii="SBL Hebrew" w:hAnsi="SBL Hebrew" w:cs="SBL Hebrew" w:eastAsia="SBL Hebrew"/>
+          <w:b w:val="0"/>
+          <w:i w:val="0"/>
+          <w:color w:val="1A1A1A"/>
+          <w:sz w:val="22"/>
+        </w:rPr>
+        <w:t>שבטים</w:t>
+      </w:r>
+      <w:r>
+        <w:rPr>
+          <w:rFonts w:ascii="Georgia" w:hAnsi="Georgia" w:cs="SBL Hebrew" w:eastAsia="Georgia"/>
+          <w:b w:val="0"/>
+          <w:i w:val="0"/>
+          <w:color w:val="1A1A1A"/>
+          <w:sz w:val="22"/>
+        </w:rPr>
+        <w:t>) answered as one:</w:t>
       </w:r>
     </w:p>
     <w:p>
@@ -2020,7 +3300,27 @@
           <w:color w:val="1A1A1A"/>
           <w:sz w:val="22"/>
         </w:rPr>
-        <w:t xml:space="preserve">" is the address to Yaakov himself — to their father, whose name was Yisrael — and the declaration that follows is the answer his fear required. </w:t>
+        <w:t xml:space="preserve"> (</w:t>
+      </w:r>
+      <w:r>
+        <w:rPr>
+          <w:rFonts w:ascii="SBL Hebrew" w:hAnsi="SBL Hebrew" w:cs="SBL Hebrew" w:eastAsia="SBL Hebrew"/>
+          <w:b w:val="0"/>
+          <w:i w:val="0"/>
+          <w:color w:val="1A1A1A"/>
+          <w:sz w:val="22"/>
+        </w:rPr>
+        <w:t>ישראל</w:t>
+      </w:r>
+      <w:r>
+        <w:rPr>
+          <w:rFonts w:ascii="Georgia" w:hAnsi="Georgia" w:cs="SBL Hebrew" w:eastAsia="Georgia"/>
+          <w:b w:val="0"/>
+          <w:i w:val="0"/>
+          <w:color w:val="1A1A1A"/>
+          <w:sz w:val="22"/>
+        </w:rPr>
+        <w:t xml:space="preserve">)" is the address to Yaakov himself — to their father, whose name was Yisrael — and the declaration that follows is the answer his fear required. </w:t>
       </w:r>
       <w:r>
         <w:rPr>
@@ -2094,7 +3394,27 @@
           <w:color w:val="1A1A1A"/>
           <w:sz w:val="22"/>
         </w:rPr>
-        <w:t xml:space="preserve"> teaches, that Yaakov alone among the </w:t>
+        <w:t xml:space="preserve"> (</w:t>
+      </w:r>
+      <w:r>
+        <w:rPr>
+          <w:rFonts w:ascii="SBL Hebrew" w:hAnsi="SBL Hebrew" w:cs="SBL Hebrew" w:eastAsia="SBL Hebrew"/>
+          <w:b w:val="0"/>
+          <w:i w:val="0"/>
+          <w:color w:val="1A1A1A"/>
+          <w:sz w:val="22"/>
+        </w:rPr>
+        <w:t>יבמות</w:t>
+      </w:r>
+      <w:r>
+        <w:rPr>
+          <w:rFonts w:ascii="Georgia" w:hAnsi="Georgia" w:cs="SBL Hebrew" w:eastAsia="Georgia"/>
+          <w:b w:val="0"/>
+          <w:i w:val="0"/>
+          <w:color w:val="1A1A1A"/>
+          <w:sz w:val="22"/>
+        </w:rPr>
+        <w:t xml:space="preserve">) teaches, that Yaakov alone among the </w:t>
       </w:r>
       <w:r>
         <w:rPr>
@@ -2114,7 +3434,27 @@
           <w:color w:val="1A1A1A"/>
           <w:sz w:val="22"/>
         </w:rPr>
-        <w:t xml:space="preserve"> merits the description </w:t>
+        <w:t xml:space="preserve"> (</w:t>
+      </w:r>
+      <w:r>
+        <w:rPr>
+          <w:rFonts w:ascii="SBL Hebrew" w:hAnsi="SBL Hebrew" w:cs="SBL Hebrew" w:eastAsia="SBL Hebrew"/>
+          <w:b w:val="0"/>
+          <w:i w:val="0"/>
+          <w:color w:val="1A1A1A"/>
+          <w:sz w:val="22"/>
+        </w:rPr>
+        <w:t>אבות</w:t>
+      </w:r>
+      <w:r>
+        <w:rPr>
+          <w:rFonts w:ascii="Georgia" w:hAnsi="Georgia" w:cs="SBL Hebrew" w:eastAsia="Georgia"/>
+          <w:b w:val="0"/>
+          <w:i w:val="0"/>
+          <w:color w:val="1A1A1A"/>
+          <w:sz w:val="22"/>
+        </w:rPr>
+        <w:t xml:space="preserve">) merits the description </w:t>
       </w:r>
       <w:r>
         <w:rPr>
@@ -2134,7 +3474,27 @@
           <w:color w:val="1A1A1A"/>
           <w:sz w:val="22"/>
         </w:rPr>
-        <w:t xml:space="preserve"> — his bed is whole. Reuvein bore his own </w:t>
+        <w:t xml:space="preserve"> (</w:t>
+      </w:r>
+      <w:r>
+        <w:rPr>
+          <w:rFonts w:ascii="SBL Hebrew" w:hAnsi="SBL Hebrew" w:cs="SBL Hebrew" w:eastAsia="SBL Hebrew"/>
+          <w:b w:val="0"/>
+          <w:i w:val="0"/>
+          <w:color w:val="1A1A1A"/>
+          <w:sz w:val="22"/>
+        </w:rPr>
+        <w:t>מיטתו שלמה</w:t>
+      </w:r>
+      <w:r>
+        <w:rPr>
+          <w:rFonts w:ascii="Georgia" w:hAnsi="Georgia" w:cs="SBL Hebrew" w:eastAsia="Georgia"/>
+          <w:b w:val="0"/>
+          <w:i w:val="0"/>
+          <w:color w:val="1A1A1A"/>
+          <w:sz w:val="22"/>
+        </w:rPr>
+        <w:t xml:space="preserve">) — his bed is whole. Reuvein bore his own </w:t>
       </w:r>
       <w:r>
         <w:rPr>
@@ -2154,7 +3514,27 @@
           <w:color w:val="1A1A1A"/>
           <w:sz w:val="22"/>
         </w:rPr>
-        <w:t xml:space="preserve">; Shimon and Levi bore </w:t>
+        <w:t xml:space="preserve"> (</w:t>
+      </w:r>
+      <w:r>
+        <w:rPr>
+          <w:rFonts w:ascii="SBL Hebrew" w:hAnsi="SBL Hebrew" w:cs="SBL Hebrew" w:eastAsia="SBL Hebrew"/>
+          <w:b w:val="0"/>
+          <w:i w:val="0"/>
+          <w:color w:val="1A1A1A"/>
+          <w:sz w:val="22"/>
+        </w:rPr>
+        <w:t>מעשה</w:t>
+      </w:r>
+      <w:r>
+        <w:rPr>
+          <w:rFonts w:ascii="Georgia" w:hAnsi="Georgia" w:cs="SBL Hebrew" w:eastAsia="Georgia"/>
+          <w:b w:val="0"/>
+          <w:i w:val="0"/>
+          <w:color w:val="1A1A1A"/>
+          <w:sz w:val="22"/>
+        </w:rPr>
+        <w:t xml:space="preserve">); Shimon and Levi bore </w:t>
       </w:r>
       <w:r>
         <w:rPr>
@@ -2174,7 +3554,27 @@
           <w:color w:val="1A1A1A"/>
           <w:sz w:val="22"/>
         </w:rPr>
-        <w:t xml:space="preserve">; each of the twelve had his test. But upon the </w:t>
+        <w:t xml:space="preserve"> (</w:t>
+      </w:r>
+      <w:r>
+        <w:rPr>
+          <w:rFonts w:ascii="SBL Hebrew" w:hAnsi="SBL Hebrew" w:cs="SBL Hebrew" w:eastAsia="SBL Hebrew"/>
+          <w:b w:val="0"/>
+          <w:i w:val="0"/>
+          <w:color w:val="1A1A1A"/>
+          <w:sz w:val="22"/>
+        </w:rPr>
+        <w:t>שכם</w:t>
+      </w:r>
+      <w:r>
+        <w:rPr>
+          <w:rFonts w:ascii="Georgia" w:hAnsi="Georgia" w:cs="SBL Hebrew" w:eastAsia="Georgia"/>
+          <w:b w:val="0"/>
+          <w:i w:val="0"/>
+          <w:color w:val="1A1A1A"/>
+          <w:sz w:val="22"/>
+        </w:rPr>
+        <w:t xml:space="preserve">); each of the twelve had his test. But upon the </w:t>
       </w:r>
       <w:r>
         <w:rPr>
@@ -2194,7 +3594,27 @@
           <w:color w:val="1A1A1A"/>
           <w:sz w:val="22"/>
         </w:rPr>
-        <w:t>, all twelve stood as one.</w:t>
+        <w:t xml:space="preserve"> (</w:t>
+      </w:r>
+      <w:r>
+        <w:rPr>
+          <w:rFonts w:ascii="SBL Hebrew" w:hAnsi="SBL Hebrew" w:cs="SBL Hebrew" w:eastAsia="SBL Hebrew"/>
+          <w:b w:val="0"/>
+          <w:i w:val="0"/>
+          <w:color w:val="1A1A1A"/>
+          <w:sz w:val="22"/>
+        </w:rPr>
+        <w:t>ייחוד ה'</w:t>
+      </w:r>
+      <w:r>
+        <w:rPr>
+          <w:rFonts w:ascii="Georgia" w:hAnsi="Georgia" w:cs="SBL Hebrew" w:eastAsia="Georgia"/>
+          <w:b w:val="0"/>
+          <w:i w:val="0"/>
+          <w:color w:val="1A1A1A"/>
+          <w:sz w:val="22"/>
+        </w:rPr>
+        <w:t>), all twelve stood as one.</w:t>
       </w:r>
     </w:p>
     <w:p>
@@ -2339,7 +3759,27 @@
           <w:color w:val="1A1A1A"/>
           <w:sz w:val="22"/>
         </w:rPr>
-        <w:t xml:space="preserve"> upon his children's </w:t>
+        <w:t xml:space="preserve"> (</w:t>
+      </w:r>
+      <w:r>
+        <w:rPr>
+          <w:rFonts w:ascii="SBL Hebrew" w:hAnsi="SBL Hebrew" w:cs="SBL Hebrew" w:eastAsia="SBL Hebrew"/>
+          <w:b w:val="0"/>
+          <w:i w:val="0"/>
+          <w:color w:val="1A1A1A"/>
+          <w:sz w:val="22"/>
+        </w:rPr>
+        <w:t>אמן</w:t>
+      </w:r>
+      <w:r>
+        <w:rPr>
+          <w:rFonts w:ascii="Georgia" w:hAnsi="Georgia" w:cs="SBL Hebrew" w:eastAsia="Georgia"/>
+          <w:b w:val="0"/>
+          <w:i w:val="0"/>
+          <w:color w:val="1A1A1A"/>
+          <w:sz w:val="22"/>
+        </w:rPr>
+        <w:t xml:space="preserve">) upon his children's </w:t>
       </w:r>
       <w:r>
         <w:rPr>
@@ -2379,7 +3819,27 @@
           <w:color w:val="1A1A1A"/>
           <w:sz w:val="22"/>
         </w:rPr>
-        <w:t xml:space="preserve"> that has just been made whole among them.</w:t>
+        <w:t xml:space="preserve"> (</w:t>
+      </w:r>
+      <w:r>
+        <w:rPr>
+          <w:rFonts w:ascii="SBL Hebrew" w:hAnsi="SBL Hebrew" w:cs="SBL Hebrew" w:eastAsia="SBL Hebrew"/>
+          <w:b w:val="0"/>
+          <w:i w:val="0"/>
+          <w:color w:val="1A1A1A"/>
+          <w:sz w:val="22"/>
+        </w:rPr>
+        <w:t>ייחוד</w:t>
+      </w:r>
+      <w:r>
+        <w:rPr>
+          <w:rFonts w:ascii="Georgia" w:hAnsi="Georgia" w:cs="SBL Hebrew" w:eastAsia="Georgia"/>
+          <w:b w:val="0"/>
+          <w:i w:val="0"/>
+          <w:color w:val="1A1A1A"/>
+          <w:sz w:val="22"/>
+        </w:rPr>
+        <w:t>) that has just been made whole among them.</w:t>
       </w:r>
     </w:p>
     <w:p>
@@ -2618,7 +4078,27 @@
           <w:color w:val="1A1A1A"/>
           <w:sz w:val="22"/>
         </w:rPr>
-        <w:t>:</w:t>
+        <w:t xml:space="preserve"> (</w:t>
+      </w:r>
+      <w:r>
+        <w:rPr>
+          <w:rFonts w:ascii="SBL Hebrew" w:hAnsi="SBL Hebrew" w:cs="SBL Hebrew" w:eastAsia="SBL Hebrew"/>
+          <w:b w:val="0"/>
+          <w:i w:val="0"/>
+          <w:color w:val="1A1A1A"/>
+          <w:sz w:val="22"/>
+        </w:rPr>
+        <w:t>משל</w:t>
+      </w:r>
+      <w:r>
+        <w:rPr>
+          <w:rFonts w:ascii="Georgia" w:hAnsi="Georgia" w:cs="SBL Hebrew" w:eastAsia="Georgia"/>
+          <w:b w:val="0"/>
+          <w:i w:val="0"/>
+          <w:color w:val="1A1A1A"/>
+          <w:sz w:val="22"/>
+        </w:rPr>
+        <w:t>):</w:t>
       </w:r>
     </w:p>
     <w:p>
@@ -2783,7 +4263,27 @@
           <w:color w:val="1A1A1A"/>
           <w:sz w:val="22"/>
         </w:rPr>
-        <w:t xml:space="preserve"> receives her portion in the inner chamber; </w:t>
+        <w:t xml:space="preserve"> (</w:t>
+      </w:r>
+      <w:r>
+        <w:rPr>
+          <w:rFonts w:ascii="SBL Hebrew" w:hAnsi="SBL Hebrew" w:cs="SBL Hebrew" w:eastAsia="SBL Hebrew"/>
+          <w:b w:val="0"/>
+          <w:i w:val="0"/>
+          <w:color w:val="1A1A1A"/>
+          <w:sz w:val="22"/>
+        </w:rPr>
+        <w:t>בת מלך</w:t>
+      </w:r>
+      <w:r>
+        <w:rPr>
+          <w:rFonts w:ascii="Georgia" w:hAnsi="Georgia" w:cs="SBL Hebrew" w:eastAsia="Georgia"/>
+          <w:b w:val="0"/>
+          <w:i w:val="0"/>
+          <w:color w:val="1A1A1A"/>
+          <w:sz w:val="22"/>
+        </w:rPr>
+        <w:t xml:space="preserve">) receives her portion in the inner chamber; </w:t>
       </w:r>
       <w:r>
         <w:rPr>
@@ -2956,7 +4456,27 @@
           <w:color w:val="1A1A1A"/>
           <w:sz w:val="22"/>
         </w:rPr>
-        <w:t xml:space="preserve"> — is the commentary of the </w:t>
+        <w:t xml:space="preserve"> (</w:t>
+      </w:r>
+      <w:r>
+        <w:rPr>
+          <w:rFonts w:ascii="SBL Hebrew" w:hAnsi="SBL Hebrew" w:cs="SBL Hebrew" w:eastAsia="SBL Hebrew"/>
+          <w:b w:val="0"/>
+          <w:i w:val="0"/>
+          <w:color w:val="1A1A1A"/>
+          <w:sz w:val="22"/>
+        </w:rPr>
+        <w:t>ציון לנפש חיה</w:t>
+      </w:r>
+      <w:r>
+        <w:rPr>
+          <w:rFonts w:ascii="Georgia" w:hAnsi="Georgia" w:cs="SBL Hebrew" w:eastAsia="Georgia"/>
+          <w:b w:val="0"/>
+          <w:i w:val="0"/>
+          <w:color w:val="1A1A1A"/>
+          <w:sz w:val="22"/>
+        </w:rPr>
+        <w:t xml:space="preserve">) — is the commentary of the </w:t>
       </w:r>
       <w:r>
         <w:rPr>
@@ -2976,7 +4496,27 @@
           <w:color w:val="1A1A1A"/>
           <w:sz w:val="22"/>
         </w:rPr>
-        <w:t xml:space="preserve">, </w:t>
+        <w:t xml:space="preserve"> (</w:t>
+      </w:r>
+      <w:r>
+        <w:rPr>
+          <w:rFonts w:ascii="SBL Hebrew" w:hAnsi="SBL Hebrew" w:cs="SBL Hebrew" w:eastAsia="SBL Hebrew"/>
+          <w:b w:val="0"/>
+          <w:i w:val="0"/>
+          <w:color w:val="1A1A1A"/>
+          <w:sz w:val="22"/>
+        </w:rPr>
+        <w:t>נודע ביהודה</w:t>
+      </w:r>
+      <w:r>
+        <w:rPr>
+          <w:rFonts w:ascii="Georgia" w:hAnsi="Georgia" w:cs="SBL Hebrew" w:eastAsia="Georgia"/>
+          <w:b w:val="0"/>
+          <w:i w:val="0"/>
+          <w:color w:val="1A1A1A"/>
+          <w:sz w:val="22"/>
+        </w:rPr>
+        <w:t xml:space="preserve">), </w:t>
       </w:r>
       <w:r>
         <w:rPr>
@@ -2996,7 +4536,27 @@
           <w:color w:val="1A1A1A"/>
           <w:sz w:val="22"/>
         </w:rPr>
-        <w:t xml:space="preserve">, </w:t>
+        <w:t xml:space="preserve"> (</w:t>
+      </w:r>
+      <w:r>
+        <w:rPr>
+          <w:rFonts w:ascii="SBL Hebrew" w:hAnsi="SBL Hebrew" w:cs="SBL Hebrew" w:eastAsia="SBL Hebrew"/>
+          <w:b w:val="0"/>
+          <w:i w:val="0"/>
+          <w:color w:val="1A1A1A"/>
+          <w:sz w:val="22"/>
+        </w:rPr>
+        <w:t>רבינו יחזקאל הלוי סג״ל לנדא</w:t>
+      </w:r>
+      <w:r>
+        <w:rPr>
+          <w:rFonts w:ascii="Georgia" w:hAnsi="Georgia" w:cs="SBL Hebrew" w:eastAsia="Georgia"/>
+          <w:b w:val="0"/>
+          <w:i w:val="0"/>
+          <w:color w:val="1A1A1A"/>
+          <w:sz w:val="22"/>
+        </w:rPr>
+        <w:t xml:space="preserve">), </w:t>
       </w:r>
       <w:r>
         <w:rPr>
@@ -3016,7 +4576,27 @@
           <w:color w:val="1A1A1A"/>
           <w:sz w:val="22"/>
         </w:rPr>
-        <w:t xml:space="preserve"> of Prague in the eighteenth century. The name of the </w:t>
+        <w:t xml:space="preserve"> (</w:t>
+      </w:r>
+      <w:r>
+        <w:rPr>
+          <w:rFonts w:ascii="SBL Hebrew" w:hAnsi="SBL Hebrew" w:cs="SBL Hebrew" w:eastAsia="SBL Hebrew"/>
+          <w:b w:val="0"/>
+          <w:i w:val="0"/>
+          <w:color w:val="1A1A1A"/>
+          <w:sz w:val="22"/>
+        </w:rPr>
+        <w:t>אב״ד</w:t>
+      </w:r>
+      <w:r>
+        <w:rPr>
+          <w:rFonts w:ascii="Georgia" w:hAnsi="Georgia" w:cs="SBL Hebrew" w:eastAsia="Georgia"/>
+          <w:b w:val="0"/>
+          <w:i w:val="0"/>
+          <w:color w:val="1A1A1A"/>
+          <w:sz w:val="22"/>
+        </w:rPr>
+        <w:t xml:space="preserve">) of Prague in the eighteenth century. The name of the </w:t>
       </w:r>
       <w:r>
         <w:rPr>
@@ -3036,7 +4616,27 @@
           <w:color w:val="1A1A1A"/>
           <w:sz w:val="22"/>
         </w:rPr>
-        <w:t xml:space="preserve"> is itself an act of filial devotion: </w:t>
+        <w:t xml:space="preserve"> (</w:t>
+      </w:r>
+      <w:r>
+        <w:rPr>
+          <w:rFonts w:ascii="SBL Hebrew" w:hAnsi="SBL Hebrew" w:cs="SBL Hebrew" w:eastAsia="SBL Hebrew"/>
+          <w:b w:val="0"/>
+          <w:i w:val="0"/>
+          <w:color w:val="1A1A1A"/>
+          <w:sz w:val="22"/>
+        </w:rPr>
+        <w:t>ספר</w:t>
+      </w:r>
+      <w:r>
+        <w:rPr>
+          <w:rFonts w:ascii="Georgia" w:hAnsi="Georgia" w:cs="SBL Hebrew" w:eastAsia="Georgia"/>
+          <w:b w:val="0"/>
+          <w:i w:val="0"/>
+          <w:color w:val="1A1A1A"/>
+          <w:sz w:val="22"/>
+        </w:rPr>
+        <w:t xml:space="preserve">) is itself an act of filial devotion: </w:t>
       </w:r>
       <w:r>
         <w:rPr>
@@ -3056,7 +4656,27 @@
           <w:color w:val="1A1A1A"/>
           <w:sz w:val="22"/>
         </w:rPr>
-        <w:t xml:space="preserve"> was his mother, and the work was composed </w:t>
+        <w:t xml:space="preserve"> (</w:t>
+      </w:r>
+      <w:r>
+        <w:rPr>
+          <w:rFonts w:ascii="SBL Hebrew" w:hAnsi="SBL Hebrew" w:cs="SBL Hebrew" w:eastAsia="SBL Hebrew"/>
+          <w:b w:val="0"/>
+          <w:i w:val="0"/>
+          <w:color w:val="1A1A1A"/>
+          <w:sz w:val="22"/>
+        </w:rPr>
+        <w:t>חיה</w:t>
+      </w:r>
+      <w:r>
+        <w:rPr>
+          <w:rFonts w:ascii="Georgia" w:hAnsi="Georgia" w:cs="SBL Hebrew" w:eastAsia="Georgia"/>
+          <w:b w:val="0"/>
+          <w:i w:val="0"/>
+          <w:color w:val="1A1A1A"/>
+          <w:sz w:val="22"/>
+        </w:rPr>
+        <w:t xml:space="preserve">) was his mother, and the work was composed </w:t>
       </w:r>
       <w:r>
         <w:rPr>
@@ -3076,7 +4696,27 @@
           <w:color w:val="1A1A1A"/>
           <w:sz w:val="22"/>
         </w:rPr>
-        <w:t xml:space="preserve"> her. He may have been the first author to name a </w:t>
+        <w:t xml:space="preserve"> (</w:t>
+      </w:r>
+      <w:r>
+        <w:rPr>
+          <w:rFonts w:ascii="SBL Hebrew" w:hAnsi="SBL Hebrew" w:cs="SBL Hebrew" w:eastAsia="SBL Hebrew"/>
+          <w:b w:val="0"/>
+          <w:i w:val="0"/>
+          <w:color w:val="1A1A1A"/>
+          <w:sz w:val="22"/>
+        </w:rPr>
+        <w:t>לזכר נשמת</w:t>
+      </w:r>
+      <w:r>
+        <w:rPr>
+          <w:rFonts w:ascii="Georgia" w:hAnsi="Georgia" w:cs="SBL Hebrew" w:eastAsia="Georgia"/>
+          <w:b w:val="0"/>
+          <w:i w:val="0"/>
+          <w:color w:val="1A1A1A"/>
+          <w:sz w:val="22"/>
+        </w:rPr>
+        <w:t xml:space="preserve">) her. He may have been the first author to name a </w:t>
       </w:r>
       <w:r>
         <w:rPr>
@@ -3116,7 +4756,27 @@
           <w:color w:val="1A1A1A"/>
           <w:sz w:val="22"/>
         </w:rPr>
-        <w:t xml:space="preserve"> since.</w:t>
+        <w:t xml:space="preserve"> (</w:t>
+      </w:r>
+      <w:r>
+        <w:rPr>
+          <w:rFonts w:ascii="SBL Hebrew" w:hAnsi="SBL Hebrew" w:cs="SBL Hebrew" w:eastAsia="SBL Hebrew"/>
+          <w:b w:val="0"/>
+          <w:i w:val="0"/>
+          <w:color w:val="1A1A1A"/>
+          <w:sz w:val="22"/>
+        </w:rPr>
+        <w:t>מחברים</w:t>
+      </w:r>
+      <w:r>
+        <w:rPr>
+          <w:rFonts w:ascii="Georgia" w:hAnsi="Georgia" w:cs="SBL Hebrew" w:eastAsia="Georgia"/>
+          <w:b w:val="0"/>
+          <w:i w:val="0"/>
+          <w:color w:val="1A1A1A"/>
+          <w:sz w:val="22"/>
+        </w:rPr>
+        <w:t>) since.</w:t>
       </w:r>
     </w:p>
     <w:p>
@@ -3355,7 +5015,27 @@
           <w:color w:val="1A1A1A"/>
           <w:sz w:val="22"/>
         </w:rPr>
-        <w:t xml:space="preserve"> of </w:t>
+        <w:t xml:space="preserve"> (</w:t>
+      </w:r>
+      <w:r>
+        <w:rPr>
+          <w:rFonts w:ascii="SBL Hebrew" w:hAnsi="SBL Hebrew" w:cs="SBL Hebrew" w:eastAsia="SBL Hebrew"/>
+          <w:b w:val="0"/>
+          <w:i w:val="0"/>
+          <w:color w:val="1A1A1A"/>
+          <w:sz w:val="22"/>
+        </w:rPr>
+        <w:t>עצה</w:t>
+      </w:r>
+      <w:r>
+        <w:rPr>
+          <w:rFonts w:ascii="Georgia" w:hAnsi="Georgia" w:cs="SBL Hebrew" w:eastAsia="Georgia"/>
+          <w:b w:val="0"/>
+          <w:i w:val="0"/>
+          <w:color w:val="1A1A1A"/>
+          <w:sz w:val="22"/>
+        </w:rPr>
+        <w:t xml:space="preserve">) of </w:t>
       </w:r>
       <w:r>
         <w:rPr>
@@ -3505,7 +5185,27 @@
           <w:color w:val="1A1A1A"/>
           <w:sz w:val="22"/>
         </w:rPr>
-        <w:t xml:space="preserve"> at all. It may be said </w:t>
+        <w:t xml:space="preserve"> (</w:t>
+      </w:r>
+      <w:r>
+        <w:rPr>
+          <w:rFonts w:ascii="SBL Hebrew" w:hAnsi="SBL Hebrew" w:cs="SBL Hebrew" w:eastAsia="SBL Hebrew"/>
+          <w:b w:val="0"/>
+          <w:i w:val="0"/>
+          <w:color w:val="1A1A1A"/>
+          <w:sz w:val="22"/>
+        </w:rPr>
+        <w:t>איסור</w:t>
+      </w:r>
+      <w:r>
+        <w:rPr>
+          <w:rFonts w:ascii="Georgia" w:hAnsi="Georgia" w:cs="SBL Hebrew" w:eastAsia="Georgia"/>
+          <w:b w:val="0"/>
+          <w:i w:val="0"/>
+          <w:color w:val="1A1A1A"/>
+          <w:sz w:val="22"/>
+        </w:rPr>
+        <w:t xml:space="preserve">) at all. It may be said </w:t>
       </w:r>
       <w:r>
         <w:rPr>
@@ -3525,7 +5225,27 @@
           <w:color w:val="1A1A1A"/>
           <w:sz w:val="22"/>
         </w:rPr>
-        <w:t>:</w:t>
+        <w:t xml:space="preserve"> (</w:t>
+      </w:r>
+      <w:r>
+        <w:rPr>
+          <w:rFonts w:ascii="SBL Hebrew" w:hAnsi="SBL Hebrew" w:cs="SBL Hebrew" w:eastAsia="SBL Hebrew"/>
+          <w:b w:val="0"/>
+          <w:i w:val="0"/>
+          <w:color w:val="1A1A1A"/>
+          <w:sz w:val="22"/>
+        </w:rPr>
+        <w:t>בקול רם</w:t>
+      </w:r>
+      <w:r>
+        <w:rPr>
+          <w:rFonts w:ascii="Georgia" w:hAnsi="Georgia" w:cs="SBL Hebrew" w:eastAsia="Georgia"/>
+          <w:b w:val="0"/>
+          <w:i w:val="0"/>
+          <w:color w:val="1A1A1A"/>
+          <w:sz w:val="22"/>
+        </w:rPr>
+        <w:t>):</w:t>
       </w:r>
     </w:p>
     <w:p>
@@ -3615,7 +5335,27 @@
           <w:color w:val="1A1A1A"/>
           <w:sz w:val="22"/>
         </w:rPr>
-        <w:t xml:space="preserve"> in Prague for </w:t>
+        <w:t xml:space="preserve"> (</w:t>
+      </w:r>
+      <w:r>
+        <w:rPr>
+          <w:rFonts w:ascii="SBL Hebrew" w:hAnsi="SBL Hebrew" w:cs="SBL Hebrew" w:eastAsia="SBL Hebrew"/>
+          <w:b w:val="0"/>
+          <w:i w:val="0"/>
+          <w:color w:val="1A1A1A"/>
+          <w:sz w:val="22"/>
+        </w:rPr>
+        <w:t>קלויז</w:t>
+      </w:r>
+      <w:r>
+        <w:rPr>
+          <w:rFonts w:ascii="Georgia" w:hAnsi="Georgia" w:cs="SBL Hebrew" w:eastAsia="Georgia"/>
+          <w:b w:val="0"/>
+          <w:i w:val="0"/>
+          <w:color w:val="1A1A1A"/>
+          <w:sz w:val="22"/>
+        </w:rPr>
+        <w:t xml:space="preserve">) in Prague for </w:t>
       </w:r>
       <w:r>
         <w:rPr>
@@ -3655,7 +5395,27 @@
           <w:color w:val="1A1A1A"/>
           <w:sz w:val="22"/>
         </w:rPr>
-        <w:t xml:space="preserve"> to raise </w:t>
+        <w:t xml:space="preserve"> (</w:t>
+      </w:r>
+      <w:r>
+        <w:rPr>
+          <w:rFonts w:ascii="SBL Hebrew" w:hAnsi="SBL Hebrew" w:cs="SBL Hebrew" w:eastAsia="SBL Hebrew"/>
+          <w:b w:val="0"/>
+          <w:i w:val="0"/>
+          <w:color w:val="1A1A1A"/>
+          <w:sz w:val="22"/>
+        </w:rPr>
+        <w:t>ציבור</w:t>
+      </w:r>
+      <w:r>
+        <w:rPr>
+          <w:rFonts w:ascii="Georgia" w:hAnsi="Georgia" w:cs="SBL Hebrew" w:eastAsia="Georgia"/>
+          <w:b w:val="0"/>
+          <w:i w:val="0"/>
+          <w:color w:val="1A1A1A"/>
+          <w:sz w:val="22"/>
+        </w:rPr>
+        <w:t xml:space="preserve">) to raise </w:t>
       </w:r>
       <w:r>
         <w:rPr>
@@ -3695,7 +5455,27 @@
           <w:color w:val="1A1A1A"/>
           <w:sz w:val="22"/>
         </w:rPr>
-        <w:t xml:space="preserve"> was scandalized. He calmed them: the </w:t>
+        <w:t xml:space="preserve"> (</w:t>
+      </w:r>
+      <w:r>
+        <w:rPr>
+          <w:rFonts w:ascii="SBL Hebrew" w:hAnsi="SBL Hebrew" w:cs="SBL Hebrew" w:eastAsia="SBL Hebrew"/>
+          <w:b w:val="0"/>
+          <w:i w:val="0"/>
+          <w:color w:val="1A1A1A"/>
+          <w:sz w:val="22"/>
+        </w:rPr>
+        <w:t>עולם</w:t>
+      </w:r>
+      <w:r>
+        <w:rPr>
+          <w:rFonts w:ascii="Georgia" w:hAnsi="Georgia" w:cs="SBL Hebrew" w:eastAsia="Georgia"/>
+          <w:b w:val="0"/>
+          <w:i w:val="0"/>
+          <w:color w:val="1A1A1A"/>
+          <w:sz w:val="22"/>
+        </w:rPr>
+        <w:t xml:space="preserve">) was scandalized. He calmed them: the </w:t>
       </w:r>
       <w:r>
         <w:rPr>
@@ -3715,7 +5495,27 @@
           <w:color w:val="1A1A1A"/>
           <w:sz w:val="22"/>
         </w:rPr>
-        <w:t xml:space="preserve"> of </w:t>
+        <w:t xml:space="preserve"> (</w:t>
+      </w:r>
+      <w:r>
+        <w:rPr>
+          <w:rFonts w:ascii="SBL Hebrew" w:hAnsi="SBL Hebrew" w:cs="SBL Hebrew" w:eastAsia="SBL Hebrew"/>
+          <w:b w:val="0"/>
+          <w:i w:val="0"/>
+          <w:color w:val="1A1A1A"/>
+          <w:sz w:val="22"/>
+        </w:rPr>
+        <w:t>דין</w:t>
+      </w:r>
+      <w:r>
+        <w:rPr>
+          <w:rFonts w:ascii="Georgia" w:hAnsi="Georgia" w:cs="SBL Hebrew" w:eastAsia="Georgia"/>
+          <w:b w:val="0"/>
+          <w:i w:val="0"/>
+          <w:color w:val="1A1A1A"/>
+          <w:sz w:val="22"/>
+        </w:rPr>
+        <w:t xml:space="preserve">) of </w:t>
       </w:r>
       <w:r>
         <w:rPr>
@@ -3795,7 +5595,27 @@
           <w:color w:val="1A1A1A"/>
           <w:sz w:val="22"/>
         </w:rPr>
-        <w:t xml:space="preserve"> is full.</w:t>
+        <w:t xml:space="preserve"> (</w:t>
+      </w:r>
+      <w:r>
+        <w:rPr>
+          <w:rFonts w:ascii="SBL Hebrew" w:hAnsi="SBL Hebrew" w:cs="SBL Hebrew" w:eastAsia="SBL Hebrew"/>
+          <w:b w:val="0"/>
+          <w:i w:val="0"/>
+          <w:color w:val="1A1A1A"/>
+          <w:sz w:val="22"/>
+        </w:rPr>
+        <w:t>היתר</w:t>
+      </w:r>
+      <w:r>
+        <w:rPr>
+          <w:rFonts w:ascii="Georgia" w:hAnsi="Georgia" w:cs="SBL Hebrew" w:eastAsia="Georgia"/>
+          <w:b w:val="0"/>
+          <w:i w:val="0"/>
+          <w:color w:val="1A1A1A"/>
+          <w:sz w:val="22"/>
+        </w:rPr>
+        <w:t>) is full.</w:t>
       </w:r>
     </w:p>
     <w:p>
@@ -3918,7 +5738,27 @@
           <w:color w:val="1A1A1A"/>
           <w:sz w:val="22"/>
         </w:rPr>
-        <w:t>.</w:t>
+        <w:t xml:space="preserve"> (</w:t>
+      </w:r>
+      <w:r>
+        <w:rPr>
+          <w:rFonts w:ascii="SBL Hebrew" w:hAnsi="SBL Hebrew" w:cs="SBL Hebrew" w:eastAsia="SBL Hebrew"/>
+          <w:b w:val="0"/>
+          <w:i w:val="0"/>
+          <w:color w:val="1A1A1A"/>
+          <w:sz w:val="22"/>
+        </w:rPr>
+        <w:t>יסוד</w:t>
+      </w:r>
+      <w:r>
+        <w:rPr>
+          <w:rFonts w:ascii="Georgia" w:hAnsi="Georgia" w:cs="SBL Hebrew" w:eastAsia="Georgia"/>
+          <w:b w:val="0"/>
+          <w:i w:val="0"/>
+          <w:color w:val="1A1A1A"/>
+          <w:sz w:val="22"/>
+        </w:rPr>
+        <w:t>).</w:t>
       </w:r>
     </w:p>
     <w:p>
@@ -4153,7 +5993,27 @@
           <w:color w:val="1A1A1A"/>
           <w:sz w:val="22"/>
         </w:rPr>
-        <w:t xml:space="preserve"> suffer human emotions; it is that the words of </w:t>
+        <w:t xml:space="preserve"> (</w:t>
+      </w:r>
+      <w:r>
+        <w:rPr>
+          <w:rFonts w:ascii="SBL Hebrew" w:hAnsi="SBL Hebrew" w:cs="SBL Hebrew" w:eastAsia="SBL Hebrew"/>
+          <w:b w:val="0"/>
+          <w:i w:val="0"/>
+          <w:color w:val="1A1A1A"/>
+          <w:sz w:val="22"/>
+        </w:rPr>
+        <w:t>מלאכים</w:t>
+      </w:r>
+      <w:r>
+        <w:rPr>
+          <w:rFonts w:ascii="Georgia" w:hAnsi="Georgia" w:cs="SBL Hebrew" w:eastAsia="Georgia"/>
+          <w:b w:val="0"/>
+          <w:i w:val="0"/>
+          <w:color w:val="1A1A1A"/>
+          <w:sz w:val="22"/>
+        </w:rPr>
+        <w:t xml:space="preserve">) suffer human emotions; it is that the words of </w:t>
       </w:r>
       <w:r>
         <w:rPr>
@@ -4343,7 +6203,27 @@
           <w:color w:val="1A1A1A"/>
           <w:sz w:val="22"/>
         </w:rPr>
-        <w:t xml:space="preserve">: fasting, standing in </w:t>
+        <w:t xml:space="preserve"> (</w:t>
+      </w:r>
+      <w:r>
+        <w:rPr>
+          <w:rFonts w:ascii="SBL Hebrew" w:hAnsi="SBL Hebrew" w:cs="SBL Hebrew" w:eastAsia="SBL Hebrew"/>
+          <w:b w:val="0"/>
+          <w:i w:val="0"/>
+          <w:color w:val="1A1A1A"/>
+          <w:sz w:val="22"/>
+        </w:rPr>
+        <w:t>כמלאכים</w:t>
+      </w:r>
+      <w:r>
+        <w:rPr>
+          <w:rFonts w:ascii="Georgia" w:hAnsi="Georgia" w:cs="SBL Hebrew" w:eastAsia="Georgia"/>
+          <w:b w:val="0"/>
+          <w:i w:val="0"/>
+          <w:color w:val="1A1A1A"/>
+          <w:sz w:val="22"/>
+        </w:rPr>
+        <w:t xml:space="preserve">): fasting, standing in </w:t>
       </w:r>
       <w:r>
         <w:rPr>
@@ -4363,7 +6243,27 @@
           <w:color w:val="1A1A1A"/>
           <w:sz w:val="22"/>
         </w:rPr>
-        <w:t xml:space="preserve">, not bound to the physical needs that mark our ordinary station. On that day — and only on that day — the words may be raised to full voice, because the </w:t>
+        <w:t xml:space="preserve"> (</w:t>
+      </w:r>
+      <w:r>
+        <w:rPr>
+          <w:rFonts w:ascii="SBL Hebrew" w:hAnsi="SBL Hebrew" w:cs="SBL Hebrew" w:eastAsia="SBL Hebrew"/>
+          <w:b w:val="0"/>
+          <w:i w:val="0"/>
+          <w:color w:val="1A1A1A"/>
+          <w:sz w:val="22"/>
+        </w:rPr>
+        <w:t>קיטל</w:t>
+      </w:r>
+      <w:r>
+        <w:rPr>
+          <w:rFonts w:ascii="Georgia" w:hAnsi="Georgia" w:cs="SBL Hebrew" w:eastAsia="Georgia"/>
+          <w:b w:val="0"/>
+          <w:i w:val="0"/>
+          <w:color w:val="1A1A1A"/>
+          <w:sz w:val="22"/>
+        </w:rPr>
+        <w:t xml:space="preserve">), not bound to the physical needs that mark our ordinary station. On that day — and only on that day — the words may be raised to full voice, because the </w:t>
       </w:r>
       <w:r>
         <w:rPr>
@@ -4628,7 +6528,27 @@
           <w:color w:val="1A1A1A"/>
           <w:sz w:val="22"/>
         </w:rPr>
-        <w:t xml:space="preserve">, in its practical </w:t>
+        <w:t xml:space="preserve"> (</w:t>
+      </w:r>
+      <w:r>
+        <w:rPr>
+          <w:rFonts w:ascii="SBL Hebrew" w:hAnsi="SBL Hebrew" w:cs="SBL Hebrew" w:eastAsia="SBL Hebrew"/>
+          <w:b w:val="0"/>
+          <w:i w:val="0"/>
+          <w:color w:val="1A1A1A"/>
+          <w:sz w:val="22"/>
+        </w:rPr>
+        <w:t>משנה ברורה</w:t>
+      </w:r>
+      <w:r>
+        <w:rPr>
+          <w:rFonts w:ascii="Georgia" w:hAnsi="Georgia" w:cs="SBL Hebrew" w:eastAsia="Georgia"/>
+          <w:b w:val="0"/>
+          <w:i w:val="0"/>
+          <w:color w:val="1A1A1A"/>
+          <w:sz w:val="22"/>
+        </w:rPr>
+        <w:t xml:space="preserve">), in its practical </w:t>
       </w:r>
       <w:r>
         <w:rPr>
@@ -4848,7 +6768,27 @@
           <w:color w:val="1A1A1A"/>
           <w:sz w:val="22"/>
         </w:rPr>
-        <w:t xml:space="preserve">: it is what supplies the </w:t>
+        <w:t xml:space="preserve"> (</w:t>
+      </w:r>
+      <w:r>
+        <w:rPr>
+          <w:rFonts w:ascii="SBL Hebrew" w:hAnsi="SBL Hebrew" w:cs="SBL Hebrew" w:eastAsia="SBL Hebrew"/>
+          <w:b w:val="0"/>
+          <w:i w:val="0"/>
+          <w:color w:val="1A1A1A"/>
+          <w:sz w:val="22"/>
+        </w:rPr>
+        <w:t>מחשבה</w:t>
+      </w:r>
+      <w:r>
+        <w:rPr>
+          <w:rFonts w:ascii="Georgia" w:hAnsi="Georgia" w:cs="SBL Hebrew" w:eastAsia="Georgia"/>
+          <w:b w:val="0"/>
+          <w:i w:val="0"/>
+          <w:color w:val="1A1A1A"/>
+          <w:sz w:val="22"/>
+        </w:rPr>
+        <w:t xml:space="preserve">): it is what supplies the </w:t>
       </w:r>
       <w:r>
         <w:rPr>
@@ -4982,7 +6922,27 @@
           <w:color w:val="1A1A1A"/>
           <w:sz w:val="22"/>
         </w:rPr>
-        <w:t>,</w:t>
+        <w:t xml:space="preserve"> (</w:t>
+      </w:r>
+      <w:r>
+        <w:rPr>
+          <w:rFonts w:ascii="SBL Hebrew" w:hAnsi="SBL Hebrew" w:cs="SBL Hebrew" w:eastAsia="SBL Hebrew"/>
+          <w:b w:val="0"/>
+          <w:i w:val="0"/>
+          <w:color w:val="1A1A1A"/>
+          <w:sz w:val="22"/>
+        </w:rPr>
+        <w:t>ירושלמער מגיד</w:t>
+      </w:r>
+      <w:r>
+        <w:rPr>
+          <w:rFonts w:ascii="Georgia" w:hAnsi="Georgia" w:cs="SBL Hebrew" w:eastAsia="Georgia"/>
+          <w:b w:val="0"/>
+          <w:i w:val="0"/>
+          <w:color w:val="1A1A1A"/>
+          <w:sz w:val="22"/>
+        </w:rPr>
+        <w:t>),</w:t>
       </w:r>
       <w:r>
         <w:rPr>
@@ -5101,7 +7061,27 @@
           <w:color w:val="1A1A1A"/>
           <w:sz w:val="22"/>
         </w:rPr>
-        <w:t xml:space="preserve">, the </w:t>
+        <w:t xml:space="preserve"> (</w:t>
+      </w:r>
+      <w:r>
+        <w:rPr>
+          <w:rFonts w:ascii="SBL Hebrew" w:hAnsi="SBL Hebrew" w:cs="SBL Hebrew" w:eastAsia="SBL Hebrew"/>
+          <w:b w:val="0"/>
+          <w:i w:val="0"/>
+          <w:color w:val="1A1A1A"/>
+          <w:sz w:val="22"/>
+        </w:rPr>
+        <w:t>כל נדרי</w:t>
+      </w:r>
+      <w:r>
+        <w:rPr>
+          <w:rFonts w:ascii="Georgia" w:hAnsi="Georgia" w:cs="SBL Hebrew" w:eastAsia="Georgia"/>
+          <w:b w:val="0"/>
+          <w:i w:val="0"/>
+          <w:color w:val="1A1A1A"/>
+          <w:sz w:val="22"/>
+        </w:rPr>
+        <w:t xml:space="preserve">), the </w:t>
       </w:r>
       <w:r>
         <w:rPr>
@@ -5141,7 +7121,27 @@
           <w:color w:val="1A1A1A"/>
           <w:sz w:val="22"/>
         </w:rPr>
-        <w:t xml:space="preserve"> and heavy with water taken in anticipation of the fast; the twenty-five hours ahead promise the ordinary embarrassments of the body. Precisely then we say </w:t>
+        <w:t xml:space="preserve"> (</w:t>
+      </w:r>
+      <w:r>
+        <w:rPr>
+          <w:rFonts w:ascii="SBL Hebrew" w:hAnsi="SBL Hebrew" w:cs="SBL Hebrew" w:eastAsia="SBL Hebrew"/>
+          <w:b w:val="0"/>
+          <w:i w:val="0"/>
+          <w:color w:val="1A1A1A"/>
+          <w:sz w:val="22"/>
+        </w:rPr>
+        <w:t>סעודה המפסקת</w:t>
+      </w:r>
+      <w:r>
+        <w:rPr>
+          <w:rFonts w:ascii="Georgia" w:hAnsi="Georgia" w:cs="SBL Hebrew" w:eastAsia="Georgia"/>
+          <w:b w:val="0"/>
+          <w:i w:val="0"/>
+          <w:color w:val="1A1A1A"/>
+          <w:sz w:val="22"/>
+        </w:rPr>
+        <w:t xml:space="preserve">) and heavy with water taken in anticipation of the fast; the twenty-five hours ahead promise the ordinary embarrassments of the body. Precisely then we say </w:t>
       </w:r>
       <w:r>
         <w:rPr>
@@ -5196,7 +7196,27 @@
           <w:color w:val="1A1A1A"/>
           <w:sz w:val="22"/>
         </w:rPr>
-        <w:t xml:space="preserve"> of </w:t>
+        <w:t xml:space="preserve"> (</w:t>
+      </w:r>
+      <w:r>
+        <w:rPr>
+          <w:rFonts w:ascii="SBL Hebrew" w:hAnsi="SBL Hebrew" w:cs="SBL Hebrew" w:eastAsia="SBL Hebrew"/>
+          <w:b w:val="0"/>
+          <w:i w:val="0"/>
+          <w:color w:val="1A1A1A"/>
+          <w:sz w:val="22"/>
+        </w:rPr>
+        <w:t>מעריב</w:t>
+      </w:r>
+      <w:r>
+        <w:rPr>
+          <w:rFonts w:ascii="Georgia" w:hAnsi="Georgia" w:cs="SBL Hebrew" w:eastAsia="Georgia"/>
+          <w:b w:val="0"/>
+          <w:i w:val="0"/>
+          <w:color w:val="1A1A1A"/>
+          <w:sz w:val="22"/>
+        </w:rPr>
+        <w:t xml:space="preserve">) of </w:t>
       </w:r>
       <w:r>
         <w:rPr>
@@ -5216,7 +7236,27 @@
           <w:color w:val="1A1A1A"/>
           <w:sz w:val="22"/>
         </w:rPr>
-        <w:t xml:space="preserve">, when the </w:t>
+        <w:t xml:space="preserve"> (</w:t>
+      </w:r>
+      <w:r>
+        <w:rPr>
+          <w:rFonts w:ascii="SBL Hebrew" w:hAnsi="SBL Hebrew" w:cs="SBL Hebrew" w:eastAsia="SBL Hebrew"/>
+          <w:b w:val="0"/>
+          <w:i w:val="0"/>
+          <w:color w:val="1A1A1A"/>
+          <w:sz w:val="22"/>
+        </w:rPr>
+        <w:t>מוצאי יום כיפור</w:t>
+      </w:r>
+      <w:r>
+        <w:rPr>
+          <w:rFonts w:ascii="Georgia" w:hAnsi="Georgia" w:cs="SBL Hebrew" w:eastAsia="Georgia"/>
+          <w:b w:val="0"/>
+          <w:i w:val="0"/>
+          <w:color w:val="1A1A1A"/>
+          <w:sz w:val="22"/>
+        </w:rPr>
+        <w:t xml:space="preserve">), when the </w:t>
       </w:r>
       <w:r>
         <w:rPr>
@@ -5276,7 +7316,27 @@
           <w:color w:val="1A1A1A"/>
           <w:sz w:val="22"/>
         </w:rPr>
-        <w:t xml:space="preserve"> for the year — we return the line to </w:t>
+        <w:t xml:space="preserve"> (</w:t>
+      </w:r>
+      <w:r>
+        <w:rPr>
+          <w:rFonts w:ascii="SBL Hebrew" w:hAnsi="SBL Hebrew" w:cs="SBL Hebrew" w:eastAsia="SBL Hebrew"/>
+          <w:b w:val="0"/>
+          <w:i w:val="0"/>
+          <w:color w:val="1A1A1A"/>
+          <w:sz w:val="22"/>
+        </w:rPr>
+        <w:t>טהרות</w:t>
+      </w:r>
+      <w:r>
+        <w:rPr>
+          <w:rFonts w:ascii="Georgia" w:hAnsi="Georgia" w:cs="SBL Hebrew" w:eastAsia="Georgia"/>
+          <w:b w:val="0"/>
+          <w:i w:val="0"/>
+          <w:color w:val="1A1A1A"/>
+          <w:sz w:val="22"/>
+        </w:rPr>
+        <w:t xml:space="preserve">) for the year — we return the line to </w:t>
       </w:r>
       <w:r>
         <w:rPr>
@@ -5346,7 +7406,27 @@
           <w:color w:val="1A1A1A"/>
           <w:sz w:val="22"/>
         </w:rPr>
-        <w:t xml:space="preserve">-state does not reside in the body. It resides in the </w:t>
+        <w:t xml:space="preserve"> (</w:t>
+      </w:r>
+      <w:r>
+        <w:rPr>
+          <w:rFonts w:ascii="SBL Hebrew" w:hAnsi="SBL Hebrew" w:cs="SBL Hebrew" w:eastAsia="SBL Hebrew"/>
+          <w:b w:val="0"/>
+          <w:i w:val="0"/>
+          <w:color w:val="1A1A1A"/>
+          <w:sz w:val="22"/>
+        </w:rPr>
+        <w:t>מלאך</w:t>
+      </w:r>
+      <w:r>
+        <w:rPr>
+          <w:rFonts w:ascii="Georgia" w:hAnsi="Georgia" w:cs="SBL Hebrew" w:eastAsia="Georgia"/>
+          <w:b w:val="0"/>
+          <w:i w:val="0"/>
+          <w:color w:val="1A1A1A"/>
+          <w:sz w:val="22"/>
+        </w:rPr>
+        <w:t xml:space="preserve">)-state does not reside in the body. It resides in the </w:t>
       </w:r>
       <w:r>
         <w:rPr>
@@ -5441,7 +7521,27 @@
           <w:color w:val="1A1A1A"/>
           <w:sz w:val="22"/>
         </w:rPr>
-        <w:t xml:space="preserve"> and on the great gift of the day about to open — the </w:t>
+        <w:t xml:space="preserve"> (</w:t>
+      </w:r>
+      <w:r>
+        <w:rPr>
+          <w:rFonts w:ascii="SBL Hebrew" w:hAnsi="SBL Hebrew" w:cs="SBL Hebrew" w:eastAsia="SBL Hebrew"/>
+          <w:b w:val="0"/>
+          <w:i w:val="0"/>
+          <w:color w:val="1A1A1A"/>
+          <w:sz w:val="22"/>
+        </w:rPr>
+        <w:t>תשובה</w:t>
+      </w:r>
+      <w:r>
+        <w:rPr>
+          <w:rFonts w:ascii="Georgia" w:hAnsi="Georgia" w:cs="SBL Hebrew" w:eastAsia="Georgia"/>
+          <w:b w:val="0"/>
+          <w:i w:val="0"/>
+          <w:color w:val="1A1A1A"/>
+          <w:sz w:val="22"/>
+        </w:rPr>
+        <w:t xml:space="preserve">) and on the great gift of the day about to open — the </w:t>
       </w:r>
       <w:r>
         <w:rPr>
@@ -5501,7 +7601,27 @@
           <w:color w:val="1A1A1A"/>
           <w:sz w:val="22"/>
         </w:rPr>
-        <w:t xml:space="preserve"> calls the treasure stored in the King's hidden chamber:</w:t>
+        <w:t xml:space="preserve"> (</w:t>
+      </w:r>
+      <w:r>
+        <w:rPr>
+          <w:rFonts w:ascii="SBL Hebrew" w:hAnsi="SBL Hebrew" w:cs="SBL Hebrew" w:eastAsia="SBL Hebrew"/>
+          <w:b w:val="0"/>
+          <w:i w:val="0"/>
+          <w:color w:val="1A1A1A"/>
+          <w:sz w:val="22"/>
+        </w:rPr>
+        <w:t>שבת</w:t>
+      </w:r>
+      <w:r>
+        <w:rPr>
+          <w:rFonts w:ascii="Georgia" w:hAnsi="Georgia" w:cs="SBL Hebrew" w:eastAsia="Georgia"/>
+          <w:b w:val="0"/>
+          <w:i w:val="0"/>
+          <w:color w:val="1A1A1A"/>
+          <w:sz w:val="22"/>
+        </w:rPr>
+        <w:t>) calls the treasure stored in the King's hidden chamber:</w:t>
       </w:r>
       <w:r>
         <w:rPr>
@@ -5540,7 +7660,27 @@
           <w:color w:val="1A1A1A"/>
           <w:sz w:val="22"/>
         </w:rPr>
-        <w:t xml:space="preserve">. In that orientation of mind, a person is </w:t>
+        <w:t xml:space="preserve"> (</w:t>
+      </w:r>
+      <w:r>
+        <w:rPr>
+          <w:rFonts w:ascii="SBL Hebrew" w:hAnsi="SBL Hebrew" w:cs="SBL Hebrew" w:eastAsia="SBL Hebrew"/>
+          <w:b w:val="0"/>
+          <w:i w:val="0"/>
+          <w:color w:val="1A1A1A"/>
+          <w:sz w:val="22"/>
+        </w:rPr>
+        <w:t>מתנה טובה יש לי בבית גנזי</w:t>
+      </w:r>
+      <w:r>
+        <w:rPr>
+          <w:rFonts w:ascii="Georgia" w:hAnsi="Georgia" w:cs="SBL Hebrew" w:eastAsia="Georgia"/>
+          <w:b w:val="0"/>
+          <w:i w:val="0"/>
+          <w:color w:val="1A1A1A"/>
+          <w:sz w:val="22"/>
+        </w:rPr>
+        <w:t xml:space="preserve">). In that orientation of mind, a person is </w:t>
       </w:r>
       <w:r>
         <w:rPr>
@@ -5655,7 +7795,27 @@
           <w:color w:val="1A1A1A"/>
           <w:sz w:val="22"/>
         </w:rPr>
-        <w:t xml:space="preserve"> tracks the </w:t>
+        <w:t xml:space="preserve"> (</w:t>
+      </w:r>
+      <w:r>
+        <w:rPr>
+          <w:rFonts w:ascii="SBL Hebrew" w:hAnsi="SBL Hebrew" w:cs="SBL Hebrew" w:eastAsia="SBL Hebrew"/>
+          <w:b w:val="0"/>
+          <w:i w:val="0"/>
+          <w:color w:val="1A1A1A"/>
+          <w:sz w:val="22"/>
+        </w:rPr>
+        <w:t>הלכה</w:t>
+      </w:r>
+      <w:r>
+        <w:rPr>
+          <w:rFonts w:ascii="Georgia" w:hAnsi="Georgia" w:cs="SBL Hebrew" w:eastAsia="Georgia"/>
+          <w:b w:val="0"/>
+          <w:i w:val="0"/>
+          <w:color w:val="1A1A1A"/>
+          <w:sz w:val="22"/>
+        </w:rPr>
+        <w:t xml:space="preserve">) tracks the </w:t>
       </w:r>
       <w:r>
         <w:rPr>
@@ -5695,7 +7855,27 @@
           <w:color w:val="1A1A1A"/>
           <w:sz w:val="22"/>
         </w:rPr>
-        <w:t xml:space="preserve"> the reader will find, once received, inseparable from every future </w:t>
+        <w:t xml:space="preserve"> (</w:t>
+      </w:r>
+      <w:r>
+        <w:rPr>
+          <w:rFonts w:ascii="SBL Hebrew" w:hAnsi="SBL Hebrew" w:cs="SBL Hebrew" w:eastAsia="SBL Hebrew"/>
+          <w:b w:val="0"/>
+          <w:i w:val="0"/>
+          <w:color w:val="1A1A1A"/>
+          <w:sz w:val="22"/>
+        </w:rPr>
+        <w:t>מוסר</w:t>
+      </w:r>
+      <w:r>
+        <w:rPr>
+          <w:rFonts w:ascii="Georgia" w:hAnsi="Georgia" w:cs="SBL Hebrew" w:eastAsia="Georgia"/>
+          <w:b w:val="0"/>
+          <w:i w:val="0"/>
+          <w:color w:val="1A1A1A"/>
+          <w:sz w:val="22"/>
+        </w:rPr>
+        <w:t xml:space="preserve">) the reader will find, once received, inseparable from every future </w:t>
       </w:r>
       <w:r>
         <w:rPr>
@@ -5853,7 +8033,27 @@
           <w:color w:val="1A1A1A"/>
           <w:sz w:val="22"/>
         </w:rPr>
-        <w:t xml:space="preserve">, an Italian </w:t>
+        <w:t xml:space="preserve"> (</w:t>
+      </w:r>
+      <w:r>
+        <w:rPr>
+          <w:rFonts w:ascii="SBL Hebrew" w:hAnsi="SBL Hebrew" w:cs="SBL Hebrew" w:eastAsia="SBL Hebrew"/>
+          <w:b w:val="0"/>
+          <w:i w:val="0"/>
+          <w:color w:val="1A1A1A"/>
+          <w:sz w:val="22"/>
+        </w:rPr>
+        <w:t>רבינו יהושע בועז</w:t>
+      </w:r>
+      <w:r>
+        <w:rPr>
+          <w:rFonts w:ascii="Georgia" w:hAnsi="Georgia" w:cs="SBL Hebrew" w:eastAsia="Georgia"/>
+          <w:b w:val="0"/>
+          <w:i w:val="0"/>
+          <w:color w:val="1A1A1A"/>
+          <w:sz w:val="22"/>
+        </w:rPr>
+        <w:t xml:space="preserve">), an Italian </w:t>
       </w:r>
       <w:r>
         <w:rPr>
@@ -5893,7 +8093,27 @@
           <w:color w:val="1A1A1A"/>
           <w:sz w:val="22"/>
         </w:rPr>
-        <w:t xml:space="preserve"> in the year 5315 (1555). His name is unfamiliar to most, but his fingerprints appear on nearly every open page of </w:t>
+        <w:t xml:space="preserve"> (</w:t>
+      </w:r>
+      <w:r>
+        <w:rPr>
+          <w:rFonts w:ascii="SBL Hebrew" w:hAnsi="SBL Hebrew" w:cs="SBL Hebrew" w:eastAsia="SBL Hebrew"/>
+          <w:b w:val="0"/>
+          <w:i w:val="0"/>
+          <w:color w:val="1A1A1A"/>
+          <w:sz w:val="22"/>
+        </w:rPr>
+        <w:t>נפטר</w:t>
+      </w:r>
+      <w:r>
+        <w:rPr>
+          <w:rFonts w:ascii="Georgia" w:hAnsi="Georgia" w:cs="SBL Hebrew" w:eastAsia="Georgia"/>
+          <w:b w:val="0"/>
+          <w:i w:val="0"/>
+          <w:color w:val="1A1A1A"/>
+          <w:sz w:val="22"/>
+        </w:rPr>
+        <w:t xml:space="preserve">) in the year 5315 (1555). His name is unfamiliar to most, but his fingerprints appear on nearly every open page of </w:t>
       </w:r>
       <w:r>
         <w:rPr>
@@ -5913,7 +8133,27 @@
           <w:color w:val="1A1A1A"/>
           <w:sz w:val="22"/>
         </w:rPr>
-        <w:t xml:space="preserve"> that a Jew opens today.</w:t>
+        <w:t xml:space="preserve"> (</w:t>
+      </w:r>
+      <w:r>
+        <w:rPr>
+          <w:rFonts w:ascii="SBL Hebrew" w:hAnsi="SBL Hebrew" w:cs="SBL Hebrew" w:eastAsia="SBL Hebrew"/>
+          <w:b w:val="0"/>
+          <w:i w:val="0"/>
+          <w:color w:val="1A1A1A"/>
+          <w:sz w:val="22"/>
+        </w:rPr>
+        <w:t>תלמוד בבלי</w:t>
+      </w:r>
+      <w:r>
+        <w:rPr>
+          <w:rFonts w:ascii="Georgia" w:hAnsi="Georgia" w:cs="SBL Hebrew" w:eastAsia="Georgia"/>
+          <w:b w:val="0"/>
+          <w:i w:val="0"/>
+          <w:color w:val="1A1A1A"/>
+          <w:sz w:val="22"/>
+        </w:rPr>
+        <w:t>) that a Jew opens today.</w:t>
       </w:r>
     </w:p>
     <w:p>
@@ -5963,7 +8203,27 @@
           <w:color w:val="1A1A1A"/>
           <w:sz w:val="22"/>
         </w:rPr>
-        <w:t xml:space="preserve"> stand three apparatuses, each the work of a single hand:</w:t>
+        <w:t xml:space="preserve"> (</w:t>
+      </w:r>
+      <w:r>
+        <w:rPr>
+          <w:rFonts w:ascii="SBL Hebrew" w:hAnsi="SBL Hebrew" w:cs="SBL Hebrew" w:eastAsia="SBL Hebrew"/>
+          <w:b w:val="0"/>
+          <w:i w:val="0"/>
+          <w:color w:val="1A1A1A"/>
+          <w:sz w:val="22"/>
+        </w:rPr>
+        <w:t>דף</w:t>
+      </w:r>
+      <w:r>
+        <w:rPr>
+          <w:rFonts w:ascii="Georgia" w:hAnsi="Georgia" w:cs="SBL Hebrew" w:eastAsia="Georgia"/>
+          <w:b w:val="0"/>
+          <w:i w:val="0"/>
+          <w:color w:val="1A1A1A"/>
+          <w:sz w:val="22"/>
+        </w:rPr>
+        <w:t>) stand three apparatuses, each the work of a single hand:</w:t>
       </w:r>
     </w:p>
     <w:p>
@@ -6058,7 +8318,27 @@
           <w:color w:val="1A1A1A"/>
           <w:sz w:val="22"/>
         </w:rPr>
-        <w:t xml:space="preserve"> and on memory. His </w:t>
+        <w:t xml:space="preserve"> (</w:t>
+      </w:r>
+      <w:r>
+        <w:rPr>
+          <w:rFonts w:ascii="SBL Hebrew" w:hAnsi="SBL Hebrew" w:cs="SBL Hebrew" w:eastAsia="SBL Hebrew"/>
+          <w:b w:val="0"/>
+          <w:i w:val="0"/>
+          <w:color w:val="1A1A1A"/>
+          <w:sz w:val="22"/>
+        </w:rPr>
+        <w:t>בקיאות</w:t>
+      </w:r>
+      <w:r>
+        <w:rPr>
+          <w:rFonts w:ascii="Georgia" w:hAnsi="Georgia" w:cs="SBL Hebrew" w:eastAsia="Georgia"/>
+          <w:b w:val="0"/>
+          <w:i w:val="0"/>
+          <w:color w:val="1A1A1A"/>
+          <w:sz w:val="22"/>
+        </w:rPr>
+        <w:t xml:space="preserve">) and on memory. His </w:t>
       </w:r>
       <w:r>
         <w:rPr>
@@ -6168,7 +8448,27 @@
           <w:color w:val="1A1A1A"/>
           <w:sz w:val="22"/>
         </w:rPr>
-        <w:t xml:space="preserve"> for a married woman. The </w:t>
+        <w:t xml:space="preserve"> (</w:t>
+      </w:r>
+      <w:r>
+        <w:rPr>
+          <w:rFonts w:ascii="SBL Hebrew" w:hAnsi="SBL Hebrew" w:cs="SBL Hebrew" w:eastAsia="SBL Hebrew"/>
+          <w:b w:val="0"/>
+          <w:i w:val="0"/>
+          <w:color w:val="1A1A1A"/>
+          <w:sz w:val="22"/>
+        </w:rPr>
+        <w:t>שייטל</w:t>
+      </w:r>
+      <w:r>
+        <w:rPr>
+          <w:rFonts w:ascii="Georgia" w:hAnsi="Georgia" w:cs="SBL Hebrew" w:eastAsia="Georgia"/>
+          <w:b w:val="0"/>
+          <w:i w:val="0"/>
+          <w:color w:val="1A1A1A"/>
+          <w:sz w:val="22"/>
+        </w:rPr>
+        <w:t xml:space="preserve">) for a married woman. The </w:t>
       </w:r>
       <w:r>
         <w:rPr>
@@ -6199,6 +8499,36 @@
           <w:sz w:val="22"/>
         </w:rPr>
         <w:t>se'ar b'ishah ervah</w:t>
+      </w:r>
+      <w:r>
+        <w:rPr>
+          <w:rFonts w:ascii="Georgia" w:hAnsi="Georgia" w:cs="SBL Hebrew" w:eastAsia="Georgia"/>
+          <w:b w:val="0"/>
+          <w:i w:val="0"/>
+          <w:color w:val="1A1A1A"/>
+          <w:sz w:val="22"/>
+        </w:rPr>
+        <w:t xml:space="preserve"> (</w:t>
+      </w:r>
+      <w:r>
+        <w:rPr>
+          <w:rFonts w:ascii="SBL Hebrew" w:hAnsi="SBL Hebrew" w:cs="SBL Hebrew" w:eastAsia="SBL Hebrew"/>
+          <w:b w:val="0"/>
+          <w:i w:val="0"/>
+          <w:color w:val="1A1A1A"/>
+          <w:sz w:val="22"/>
+        </w:rPr>
+        <w:t>שער באשה ערוה</w:t>
+      </w:r>
+      <w:r>
+        <w:rPr>
+          <w:rFonts w:ascii="Georgia" w:hAnsi="Georgia" w:cs="SBL Hebrew" w:eastAsia="Georgia"/>
+          <w:b w:val="0"/>
+          <w:i w:val="0"/>
+          <w:color w:val="1A1A1A"/>
+          <w:sz w:val="22"/>
+        </w:rPr>
+        <w:t>)</w:t>
       </w:r>
       <w:r>
         <w:rPr>
@@ -6257,7 +8587,27 @@
           <w:color w:val="1A1A1A"/>
           <w:sz w:val="22"/>
         </w:rPr>
-        <w:t xml:space="preserve">. Whether that status extends to a wig fashioned from another woman's hair is a genuine question in </w:t>
+        <w:t xml:space="preserve"> (</w:t>
+      </w:r>
+      <w:r>
+        <w:rPr>
+          <w:rFonts w:ascii="SBL Hebrew" w:hAnsi="SBL Hebrew" w:cs="SBL Hebrew" w:eastAsia="SBL Hebrew"/>
+          <w:b w:val="0"/>
+          <w:i w:val="0"/>
+          <w:color w:val="1A1A1A"/>
+          <w:sz w:val="22"/>
+        </w:rPr>
+        <w:t>ערוה</w:t>
+      </w:r>
+      <w:r>
+        <w:rPr>
+          <w:rFonts w:ascii="Georgia" w:hAnsi="Georgia" w:cs="SBL Hebrew" w:eastAsia="Georgia"/>
+          <w:b w:val="0"/>
+          <w:i w:val="0"/>
+          <w:color w:val="1A1A1A"/>
+          <w:sz w:val="22"/>
+        </w:rPr>
+        <w:t xml:space="preserve">). Whether that status extends to a wig fashioned from another woman's hair is a genuine question in </w:t>
       </w:r>
       <w:r>
         <w:rPr>
@@ -6317,7 +8667,27 @@
           <w:color w:val="1A1A1A"/>
           <w:sz w:val="22"/>
         </w:rPr>
-        <w:t xml:space="preserve"> and many </w:t>
+        <w:t xml:space="preserve"> (</w:t>
+      </w:r>
+      <w:r>
+        <w:rPr>
+          <w:rFonts w:ascii="SBL Hebrew" w:hAnsi="SBL Hebrew" w:cs="SBL Hebrew" w:eastAsia="SBL Hebrew"/>
+          <w:b w:val="0"/>
+          <w:i w:val="0"/>
+          <w:color w:val="1A1A1A"/>
+          <w:sz w:val="22"/>
+        </w:rPr>
+        <w:t>רמ״א</w:t>
+      </w:r>
+      <w:r>
+        <w:rPr>
+          <w:rFonts w:ascii="Georgia" w:hAnsi="Georgia" w:cs="SBL Hebrew" w:eastAsia="Georgia"/>
+          <w:b w:val="0"/>
+          <w:i w:val="0"/>
+          <w:color w:val="1A1A1A"/>
+          <w:sz w:val="22"/>
+        </w:rPr>
+        <w:t xml:space="preserve">) and many </w:t>
       </w:r>
       <w:r>
         <w:rPr>
@@ -6337,7 +8707,27 @@
           <w:color w:val="1A1A1A"/>
           <w:sz w:val="22"/>
         </w:rPr>
-        <w:t xml:space="preserve"> followed him. Much of contemporary </w:t>
+        <w:t xml:space="preserve"> (</w:t>
+      </w:r>
+      <w:r>
+        <w:rPr>
+          <w:rFonts w:ascii="SBL Hebrew" w:hAnsi="SBL Hebrew" w:cs="SBL Hebrew" w:eastAsia="SBL Hebrew"/>
+          <w:b w:val="0"/>
+          <w:i w:val="0"/>
+          <w:color w:val="1A1A1A"/>
+          <w:sz w:val="22"/>
+        </w:rPr>
+        <w:t>אחרונים</w:t>
+      </w:r>
+      <w:r>
+        <w:rPr>
+          <w:rFonts w:ascii="Georgia" w:hAnsi="Georgia" w:cs="SBL Hebrew" w:eastAsia="Georgia"/>
+          <w:b w:val="0"/>
+          <w:i w:val="0"/>
+          <w:color w:val="1A1A1A"/>
+          <w:sz w:val="22"/>
+        </w:rPr>
+        <w:t xml:space="preserve">) followed him. Much of contemporary </w:t>
       </w:r>
       <w:r>
         <w:rPr>
@@ -6357,7 +8747,27 @@
           <w:color w:val="1A1A1A"/>
           <w:sz w:val="22"/>
         </w:rPr>
-        <w:t xml:space="preserve"> practice rests directly on his </w:t>
+        <w:t xml:space="preserve"> (</w:t>
+      </w:r>
+      <w:r>
+        <w:rPr>
+          <w:rFonts w:ascii="SBL Hebrew" w:hAnsi="SBL Hebrew" w:cs="SBL Hebrew" w:eastAsia="SBL Hebrew"/>
+          <w:b w:val="0"/>
+          <w:i w:val="0"/>
+          <w:color w:val="1A1A1A"/>
+          <w:sz w:val="22"/>
+        </w:rPr>
+        <w:t>אשכנזי</w:t>
+      </w:r>
+      <w:r>
+        <w:rPr>
+          <w:rFonts w:ascii="Georgia" w:hAnsi="Georgia" w:cs="SBL Hebrew" w:eastAsia="Georgia"/>
+          <w:b w:val="0"/>
+          <w:i w:val="0"/>
+          <w:color w:val="1A1A1A"/>
+          <w:sz w:val="22"/>
+        </w:rPr>
+        <w:t xml:space="preserve">) practice rests directly on his </w:t>
       </w:r>
       <w:r>
         <w:rPr>
@@ -6397,7 +8807,27 @@
           <w:color w:val="1A1A1A"/>
           <w:sz w:val="22"/>
         </w:rPr>
-        <w:t xml:space="preserve"> </w:t>
+        <w:t xml:space="preserve"> (</w:t>
+      </w:r>
+      <w:r>
+        <w:rPr>
+          <w:rFonts w:ascii="SBL Hebrew" w:hAnsi="SBL Hebrew" w:cs="SBL Hebrew" w:eastAsia="SBL Hebrew"/>
+          <w:b w:val="0"/>
+          <w:i w:val="0"/>
+          <w:color w:val="1A1A1A"/>
+          <w:sz w:val="22"/>
+        </w:rPr>
+        <w:t>ספרדישע</w:t>
+      </w:r>
+      <w:r>
+        <w:rPr>
+          <w:rFonts w:ascii="Georgia" w:hAnsi="Georgia" w:cs="SBL Hebrew" w:eastAsia="Georgia"/>
+          <w:b w:val="0"/>
+          <w:i w:val="0"/>
+          <w:color w:val="1A1A1A"/>
+          <w:sz w:val="22"/>
+        </w:rPr>
+        <w:t xml:space="preserve">) </w:t>
       </w:r>
       <w:r>
         <w:rPr>
@@ -6417,7 +8847,27 @@
           <w:color w:val="1A1A1A"/>
           <w:sz w:val="22"/>
         </w:rPr>
-        <w:t xml:space="preserve"> today have taken the stricter side. Here too, the anonymity of the </w:t>
+        <w:t xml:space="preserve"> (</w:t>
+      </w:r>
+      <w:r>
+        <w:rPr>
+          <w:rFonts w:ascii="SBL Hebrew" w:hAnsi="SBL Hebrew" w:cs="SBL Hebrew" w:eastAsia="SBL Hebrew"/>
+          <w:b w:val="0"/>
+          <w:i w:val="0"/>
+          <w:color w:val="1A1A1A"/>
+          <w:sz w:val="22"/>
+        </w:rPr>
+        <w:t>בתי דין</w:t>
+      </w:r>
+      <w:r>
+        <w:rPr>
+          <w:rFonts w:ascii="Georgia" w:hAnsi="Georgia" w:cs="SBL Hebrew" w:eastAsia="Georgia"/>
+          <w:b w:val="0"/>
+          <w:i w:val="0"/>
+          <w:color w:val="1A1A1A"/>
+          <w:sz w:val="22"/>
+        </w:rPr>
+        <w:t xml:space="preserve">) today have taken the stricter side. Here too, the anonymity of the </w:t>
       </w:r>
       <w:r>
         <w:rPr>
@@ -6437,7 +8887,27 @@
           <w:color w:val="1A1A1A"/>
           <w:sz w:val="22"/>
         </w:rPr>
-        <w:t xml:space="preserve"> is instructive: the household practice of much of </w:t>
+        <w:t xml:space="preserve"> (</w:t>
+      </w:r>
+      <w:r>
+        <w:rPr>
+          <w:rFonts w:ascii="SBL Hebrew" w:hAnsi="SBL Hebrew" w:cs="SBL Hebrew" w:eastAsia="SBL Hebrew"/>
+          <w:b w:val="0"/>
+          <w:i w:val="0"/>
+          <w:color w:val="1A1A1A"/>
+          <w:sz w:val="22"/>
+        </w:rPr>
+        <w:t>מתיר</w:t>
+      </w:r>
+      <w:r>
+        <w:rPr>
+          <w:rFonts w:ascii="Georgia" w:hAnsi="Georgia" w:cs="SBL Hebrew" w:eastAsia="Georgia"/>
+          <w:b w:val="0"/>
+          <w:i w:val="0"/>
+          <w:color w:val="1A1A1A"/>
+          <w:sz w:val="22"/>
+        </w:rPr>
+        <w:t xml:space="preserve">) is instructive: the household practice of much of </w:t>
       </w:r>
       <w:r>
         <w:rPr>
@@ -6607,7 +9077,27 @@
           <w:color w:val="1A1A1A"/>
           <w:sz w:val="22"/>
         </w:rPr>
-        <w:t xml:space="preserve"> from the </w:t>
+        <w:t xml:space="preserve"> (</w:t>
+      </w:r>
+      <w:r>
+        <w:rPr>
+          <w:rFonts w:ascii="SBL Hebrew" w:hAnsi="SBL Hebrew" w:cs="SBL Hebrew" w:eastAsia="SBL Hebrew"/>
+          <w:b w:val="0"/>
+          <w:i w:val="0"/>
+          <w:color w:val="1A1A1A"/>
+          <w:sz w:val="22"/>
+        </w:rPr>
+        <w:t>מדייק</w:t>
+      </w:r>
+      <w:r>
+        <w:rPr>
+          <w:rFonts w:ascii="Georgia" w:hAnsi="Georgia" w:cs="SBL Hebrew" w:eastAsia="Georgia"/>
+          <w:b w:val="0"/>
+          <w:i w:val="0"/>
+          <w:color w:val="1A1A1A"/>
+          <w:sz w:val="22"/>
+        </w:rPr>
+        <w:t xml:space="preserve">) from the </w:t>
       </w:r>
       <w:r>
         <w:rPr>
@@ -6647,7 +9137,27 @@
           <w:color w:val="1A1A1A"/>
           <w:sz w:val="22"/>
         </w:rPr>
-        <w:t xml:space="preserve"> to recite </w:t>
+        <w:t xml:space="preserve"> (</w:t>
+      </w:r>
+      <w:r>
+        <w:rPr>
+          <w:rFonts w:ascii="SBL Hebrew" w:hAnsi="SBL Hebrew" w:cs="SBL Hebrew" w:eastAsia="SBL Hebrew"/>
+          <w:b w:val="0"/>
+          <w:i w:val="0"/>
+          <w:color w:val="1A1A1A"/>
+          <w:sz w:val="22"/>
+        </w:rPr>
+        <w:t>חיוב</w:t>
+      </w:r>
+      <w:r>
+        <w:rPr>
+          <w:rFonts w:ascii="Georgia" w:hAnsi="Georgia" w:cs="SBL Hebrew" w:eastAsia="Georgia"/>
+          <w:b w:val="0"/>
+          <w:i w:val="0"/>
+          <w:color w:val="1A1A1A"/>
+          <w:sz w:val="22"/>
+        </w:rPr>
+        <w:t xml:space="preserve">) to recite </w:t>
       </w:r>
       <w:r>
         <w:rPr>
@@ -6687,7 +9197,27 @@
           <w:color w:val="1A1A1A"/>
           <w:sz w:val="22"/>
         </w:rPr>
-        <w:t xml:space="preserve"> but a </w:t>
+        <w:t xml:space="preserve"> (</w:t>
+      </w:r>
+      <w:r>
+        <w:rPr>
+          <w:rFonts w:ascii="SBL Hebrew" w:hAnsi="SBL Hebrew" w:cs="SBL Hebrew" w:eastAsia="SBL Hebrew"/>
+          <w:b w:val="0"/>
+          <w:i w:val="0"/>
+          <w:color w:val="1A1A1A"/>
+          <w:sz w:val="22"/>
+        </w:rPr>
+        <w:t>תקנה</w:t>
+      </w:r>
+      <w:r>
+        <w:rPr>
+          <w:rFonts w:ascii="Georgia" w:hAnsi="Georgia" w:cs="SBL Hebrew" w:eastAsia="Georgia"/>
+          <w:b w:val="0"/>
+          <w:i w:val="0"/>
+          <w:color w:val="1A1A1A"/>
+          <w:sz w:val="22"/>
+        </w:rPr>
+        <w:t xml:space="preserve">) but a </w:t>
       </w:r>
       <w:r>
         <w:rPr>
@@ -6747,7 +9277,27 @@
           <w:color w:val="1A1A1A"/>
           <w:sz w:val="22"/>
         </w:rPr>
-        <w:t xml:space="preserve">, in </w:t>
+        <w:t xml:space="preserve"> (</w:t>
+      </w:r>
+      <w:r>
+        <w:rPr>
+          <w:rFonts w:ascii="SBL Hebrew" w:hAnsi="SBL Hebrew" w:cs="SBL Hebrew" w:eastAsia="SBL Hebrew"/>
+          <w:b w:val="0"/>
+          <w:i w:val="0"/>
+          <w:color w:val="1A1A1A"/>
+          <w:sz w:val="22"/>
+        </w:rPr>
+        <w:t>לשון</w:t>
+      </w:r>
+      <w:r>
+        <w:rPr>
+          <w:rFonts w:ascii="Georgia" w:hAnsi="Georgia" w:cs="SBL Hebrew" w:eastAsia="Georgia"/>
+          <w:b w:val="0"/>
+          <w:i w:val="0"/>
+          <w:color w:val="1A1A1A"/>
+          <w:sz w:val="22"/>
+        </w:rPr>
+        <w:t xml:space="preserve">), in </w:t>
       </w:r>
       <w:r>
         <w:rPr>
@@ -6806,7 +9356,27 @@
           <w:color w:val="1A1A1A"/>
           <w:sz w:val="22"/>
         </w:rPr>
-        <w:t xml:space="preserve"> draws the sharp consequence: if a person omitted </w:t>
+        <w:t xml:space="preserve"> (</w:t>
+      </w:r>
+      <w:r>
+        <w:rPr>
+          <w:rFonts w:ascii="SBL Hebrew" w:hAnsi="SBL Hebrew" w:cs="SBL Hebrew" w:eastAsia="SBL Hebrew"/>
+          <w:b w:val="0"/>
+          <w:i w:val="0"/>
+          <w:color w:val="1A1A1A"/>
+          <w:sz w:val="22"/>
+        </w:rPr>
+        <w:t>שלטי גיבורים</w:t>
+      </w:r>
+      <w:r>
+        <w:rPr>
+          <w:rFonts w:ascii="Georgia" w:hAnsi="Georgia" w:cs="SBL Hebrew" w:eastAsia="Georgia"/>
+          <w:b w:val="0"/>
+          <w:i w:val="0"/>
+          <w:color w:val="1A1A1A"/>
+          <w:sz w:val="22"/>
+        </w:rPr>
+        <w:t xml:space="preserve">) draws the sharp consequence: if a person omitted </w:t>
       </w:r>
       <w:r>
         <w:rPr>
@@ -6846,7 +9416,27 @@
           <w:color w:val="1A1A1A"/>
           <w:sz w:val="22"/>
         </w:rPr>
-        <w:t xml:space="preserve">, in the manner of the people of </w:t>
+        <w:t xml:space="preserve"> (</w:t>
+      </w:r>
+      <w:r>
+        <w:rPr>
+          <w:rFonts w:ascii="SBL Hebrew" w:hAnsi="SBL Hebrew" w:cs="SBL Hebrew" w:eastAsia="SBL Hebrew"/>
+          <w:b w:val="0"/>
+          <w:i w:val="0"/>
+          <w:color w:val="1A1A1A"/>
+          <w:sz w:val="22"/>
+        </w:rPr>
+        <w:t>לכתחילה</w:t>
+      </w:r>
+      <w:r>
+        <w:rPr>
+          <w:rFonts w:ascii="Georgia" w:hAnsi="Georgia" w:cs="SBL Hebrew" w:eastAsia="Georgia"/>
+          <w:b w:val="0"/>
+          <w:i w:val="0"/>
+          <w:color w:val="1A1A1A"/>
+          <w:sz w:val="22"/>
+        </w:rPr>
+        <w:t xml:space="preserve">), in the manner of the people of </w:t>
       </w:r>
       <w:r>
         <w:rPr>
@@ -6886,7 +9476,27 @@
           <w:color w:val="1A1A1A"/>
           <w:sz w:val="22"/>
         </w:rPr>
-        <w:t>; the omission is not the end of the world.</w:t>
+        <w:t xml:space="preserve"> (</w:t>
+      </w:r>
+      <w:r>
+        <w:rPr>
+          <w:rFonts w:ascii="SBL Hebrew" w:hAnsi="SBL Hebrew" w:cs="SBL Hebrew" w:eastAsia="SBL Hebrew"/>
+          <w:b w:val="0"/>
+          <w:i w:val="0"/>
+          <w:color w:val="1A1A1A"/>
+          <w:sz w:val="22"/>
+        </w:rPr>
+        <w:t>מנהג בעלמא</w:t>
+      </w:r>
+      <w:r>
+        <w:rPr>
+          <w:rFonts w:ascii="Georgia" w:hAnsi="Georgia" w:cs="SBL Hebrew" w:eastAsia="Georgia"/>
+          <w:b w:val="0"/>
+          <w:i w:val="0"/>
+          <w:color w:val="1A1A1A"/>
+          <w:sz w:val="22"/>
+        </w:rPr>
+        <w:t>); the omission is not the end of the world.</w:t>
       </w:r>
     </w:p>
     <w:p>
@@ -6940,7 +9550,27 @@
           <w:color w:val="1A1A1A"/>
           <w:sz w:val="22"/>
         </w:rPr>
-        <w:t xml:space="preserve">, </w:t>
+        <w:t xml:space="preserve"> (</w:t>
+      </w:r>
+      <w:r>
+        <w:rPr>
+          <w:rFonts w:ascii="SBL Hebrew" w:hAnsi="SBL Hebrew" w:cs="SBL Hebrew" w:eastAsia="SBL Hebrew"/>
+          <w:b w:val="0"/>
+          <w:i w:val="0"/>
+          <w:color w:val="1A1A1A"/>
+          <w:sz w:val="22"/>
+        </w:rPr>
+        <w:t>מקובלים</w:t>
+      </w:r>
+      <w:r>
+        <w:rPr>
+          <w:rFonts w:ascii="Georgia" w:hAnsi="Georgia" w:cs="SBL Hebrew" w:eastAsia="Georgia"/>
+          <w:b w:val="0"/>
+          <w:i w:val="0"/>
+          <w:color w:val="1A1A1A"/>
+          <w:sz w:val="22"/>
+        </w:rPr>
+        <w:t xml:space="preserve">), </w:t>
       </w:r>
       <w:r>
         <w:rPr>
@@ -7050,7 +9680,27 @@
           <w:color w:val="1A1A1A"/>
           <w:sz w:val="22"/>
         </w:rPr>
-        <w:t xml:space="preserve"> of the </w:t>
+        <w:t xml:space="preserve"> (</w:t>
+      </w:r>
+      <w:r>
+        <w:rPr>
+          <w:rFonts w:ascii="SBL Hebrew" w:hAnsi="SBL Hebrew" w:cs="SBL Hebrew" w:eastAsia="SBL Hebrew"/>
+          <w:b w:val="0"/>
+          <w:i w:val="0"/>
+          <w:color w:val="1A1A1A"/>
+          <w:sz w:val="22"/>
+        </w:rPr>
+        <w:t>תלמיד מובהק</w:t>
+      </w:r>
+      <w:r>
+        <w:rPr>
+          <w:rFonts w:ascii="Georgia" w:hAnsi="Georgia" w:cs="SBL Hebrew" w:eastAsia="Georgia"/>
+          <w:b w:val="0"/>
+          <w:i w:val="0"/>
+          <w:color w:val="1A1A1A"/>
+          <w:sz w:val="22"/>
+        </w:rPr>
+        <w:t xml:space="preserve">) of the </w:t>
       </w:r>
       <w:r>
         <w:rPr>
@@ -7090,7 +9740,27 @@
           <w:color w:val="1A1A1A"/>
           <w:sz w:val="22"/>
         </w:rPr>
-        <w:t xml:space="preserve"> was the head of the emerging </w:t>
+        <w:t xml:space="preserve"> (</w:t>
+      </w:r>
+      <w:r>
+        <w:rPr>
+          <w:rFonts w:ascii="SBL Hebrew" w:hAnsi="SBL Hebrew" w:cs="SBL Hebrew" w:eastAsia="SBL Hebrew"/>
+          <w:b w:val="0"/>
+          <w:i w:val="0"/>
+          <w:color w:val="1A1A1A"/>
+          <w:sz w:val="22"/>
+        </w:rPr>
+        <w:t>בעל התניא</w:t>
+      </w:r>
+      <w:r>
+        <w:rPr>
+          <w:rFonts w:ascii="Georgia" w:hAnsi="Georgia" w:cs="SBL Hebrew" w:eastAsia="Georgia"/>
+          <w:b w:val="0"/>
+          <w:i w:val="0"/>
+          <w:color w:val="1A1A1A"/>
+          <w:sz w:val="22"/>
+        </w:rPr>
+        <w:t xml:space="preserve">) was the head of the emerging </w:t>
       </w:r>
       <w:r>
         <w:rPr>
@@ -7110,7 +9780,27 @@
           <w:color w:val="1A1A1A"/>
           <w:sz w:val="22"/>
         </w:rPr>
-        <w:t xml:space="preserve">, then in the years of the Vilna </w:t>
+        <w:t xml:space="preserve"> (</w:t>
+      </w:r>
+      <w:r>
+        <w:rPr>
+          <w:rFonts w:ascii="SBL Hebrew" w:hAnsi="SBL Hebrew" w:cs="SBL Hebrew" w:eastAsia="SBL Hebrew"/>
+          <w:b w:val="0"/>
+          <w:i w:val="0"/>
+          <w:color w:val="1A1A1A"/>
+          <w:sz w:val="22"/>
+        </w:rPr>
+        <w:t>חסידות</w:t>
+      </w:r>
+      <w:r>
+        <w:rPr>
+          <w:rFonts w:ascii="Georgia" w:hAnsi="Georgia" w:cs="SBL Hebrew" w:eastAsia="Georgia"/>
+          <w:b w:val="0"/>
+          <w:i w:val="0"/>
+          <w:color w:val="1A1A1A"/>
+          <w:sz w:val="22"/>
+        </w:rPr>
+        <w:t xml:space="preserve">), then in the years of the Vilna </w:t>
       </w:r>
       <w:r>
         <w:rPr>
@@ -7130,7 +9820,27 @@
           <w:color w:val="1A1A1A"/>
           <w:sz w:val="22"/>
         </w:rPr>
-        <w:t xml:space="preserve">. The </w:t>
+        <w:t xml:space="preserve"> (</w:t>
+      </w:r>
+      <w:r>
+        <w:rPr>
+          <w:rFonts w:ascii="SBL Hebrew" w:hAnsi="SBL Hebrew" w:cs="SBL Hebrew" w:eastAsia="SBL Hebrew"/>
+          <w:b w:val="0"/>
+          <w:i w:val="0"/>
+          <w:color w:val="1A1A1A"/>
+          <w:sz w:val="22"/>
+        </w:rPr>
+        <w:t>חרם</w:t>
+      </w:r>
+      <w:r>
+        <w:rPr>
+          <w:rFonts w:ascii="Georgia" w:hAnsi="Georgia" w:cs="SBL Hebrew" w:eastAsia="Georgia"/>
+          <w:b w:val="0"/>
+          <w:i w:val="0"/>
+          <w:color w:val="1A1A1A"/>
+          <w:sz w:val="22"/>
+        </w:rPr>
+        <w:t xml:space="preserve">). The </w:t>
       </w:r>
       <w:r>
         <w:rPr>
@@ -7150,7 +9860,27 @@
           <w:color w:val="1A1A1A"/>
           <w:sz w:val="22"/>
         </w:rPr>
-        <w:t xml:space="preserve"> sets out the </w:t>
+        <w:t xml:space="preserve"> (</w:t>
+      </w:r>
+      <w:r>
+        <w:rPr>
+          <w:rFonts w:ascii="SBL Hebrew" w:hAnsi="SBL Hebrew" w:cs="SBL Hebrew" w:eastAsia="SBL Hebrew"/>
+          <w:b w:val="0"/>
+          <w:i w:val="0"/>
+          <w:color w:val="1A1A1A"/>
+          <w:sz w:val="22"/>
+        </w:rPr>
+        <w:t>תניא</w:t>
+      </w:r>
+      <w:r>
+        <w:rPr>
+          <w:rFonts w:ascii="Georgia" w:hAnsi="Georgia" w:cs="SBL Hebrew" w:eastAsia="Georgia"/>
+          <w:b w:val="0"/>
+          <w:i w:val="0"/>
+          <w:color w:val="1A1A1A"/>
+          <w:sz w:val="22"/>
+        </w:rPr>
+        <w:t xml:space="preserve">) sets out the </w:t>
       </w:r>
       <w:r>
         <w:rPr>
@@ -7170,7 +9900,27 @@
           <w:color w:val="1A1A1A"/>
           <w:sz w:val="22"/>
         </w:rPr>
-        <w:t xml:space="preserve">; the </w:t>
+        <w:t xml:space="preserve"> (</w:t>
+      </w:r>
+      <w:r>
+        <w:rPr>
+          <w:rFonts w:ascii="SBL Hebrew" w:hAnsi="SBL Hebrew" w:cs="SBL Hebrew" w:eastAsia="SBL Hebrew"/>
+          <w:b w:val="0"/>
+          <w:i w:val="0"/>
+          <w:color w:val="1A1A1A"/>
+          <w:sz w:val="22"/>
+        </w:rPr>
+        <w:t>השקפה</w:t>
+      </w:r>
+      <w:r>
+        <w:rPr>
+          <w:rFonts w:ascii="Georgia" w:hAnsi="Georgia" w:cs="SBL Hebrew" w:eastAsia="Georgia"/>
+          <w:b w:val="0"/>
+          <w:i w:val="0"/>
+          <w:color w:val="1A1A1A"/>
+          <w:sz w:val="22"/>
+        </w:rPr>
+        <w:t xml:space="preserve">); the </w:t>
       </w:r>
       <w:r>
         <w:rPr>
@@ -7190,7 +9940,27 @@
           <w:color w:val="1A1A1A"/>
           <w:sz w:val="22"/>
         </w:rPr>
-        <w:t xml:space="preserve"> was composed, in part, as an answer to it. The two </w:t>
+        <w:t xml:space="preserve"> (</w:t>
+      </w:r>
+      <w:r>
+        <w:rPr>
+          <w:rFonts w:ascii="SBL Hebrew" w:hAnsi="SBL Hebrew" w:cs="SBL Hebrew" w:eastAsia="SBL Hebrew"/>
+          <w:b w:val="0"/>
+          <w:i w:val="0"/>
+          <w:color w:val="1A1A1A"/>
+          <w:sz w:val="22"/>
+        </w:rPr>
+        <w:t>נפש החיים</w:t>
+      </w:r>
+      <w:r>
+        <w:rPr>
+          <w:rFonts w:ascii="Georgia" w:hAnsi="Georgia" w:cs="SBL Hebrew" w:eastAsia="Georgia"/>
+          <w:b w:val="0"/>
+          <w:i w:val="0"/>
+          <w:color w:val="1A1A1A"/>
+          <w:sz w:val="22"/>
+        </w:rPr>
+        <w:t xml:space="preserve">) was composed, in part, as an answer to it. The two </w:t>
       </w:r>
       <w:r>
         <w:rPr>
@@ -7210,7 +9980,27 @@
           <w:color w:val="1A1A1A"/>
           <w:sz w:val="22"/>
         </w:rPr>
-        <w:t xml:space="preserve"> share much; they also diverge on many fine distinctions, and one who wishes to see the </w:t>
+        <w:t xml:space="preserve"> (</w:t>
+      </w:r>
+      <w:r>
+        <w:rPr>
+          <w:rFonts w:ascii="SBL Hebrew" w:hAnsi="SBL Hebrew" w:cs="SBL Hebrew" w:eastAsia="SBL Hebrew"/>
+          <w:b w:val="0"/>
+          <w:i w:val="0"/>
+          <w:color w:val="1A1A1A"/>
+          <w:sz w:val="22"/>
+        </w:rPr>
+        <w:t>ספרים</w:t>
+      </w:r>
+      <w:r>
+        <w:rPr>
+          <w:rFonts w:ascii="Georgia" w:hAnsi="Georgia" w:cs="SBL Hebrew" w:eastAsia="Georgia"/>
+          <w:b w:val="0"/>
+          <w:i w:val="0"/>
+          <w:color w:val="1A1A1A"/>
+          <w:sz w:val="22"/>
+        </w:rPr>
+        <w:t xml:space="preserve">) share much; they also diverge on many fine distinctions, and one who wishes to see the </w:t>
       </w:r>
       <w:r>
         <w:rPr>
@@ -7314,7 +10104,27 @@
           <w:color w:val="1A1A1A"/>
           <w:sz w:val="22"/>
         </w:rPr>
-        <w:t xml:space="preserve"> — the upper unification, declared in </w:t>
+        <w:t xml:space="preserve"> (</w:t>
+      </w:r>
+      <w:r>
+        <w:rPr>
+          <w:rFonts w:ascii="SBL Hebrew" w:hAnsi="SBL Hebrew" w:cs="SBL Hebrew" w:eastAsia="SBL Hebrew"/>
+          <w:b w:val="0"/>
+          <w:i w:val="0"/>
+          <w:color w:val="1A1A1A"/>
+          <w:sz w:val="22"/>
+        </w:rPr>
+        <w:t>יחודא עילאה</w:t>
+      </w:r>
+      <w:r>
+        <w:rPr>
+          <w:rFonts w:ascii="Georgia" w:hAnsi="Georgia" w:cs="SBL Hebrew" w:eastAsia="Georgia"/>
+          <w:b w:val="0"/>
+          <w:i w:val="0"/>
+          <w:color w:val="1A1A1A"/>
+          <w:sz w:val="22"/>
+        </w:rPr>
+        <w:t xml:space="preserve">) — the upper unification, declared in </w:t>
       </w:r>
       <w:r>
         <w:rPr>
@@ -7354,7 +10164,27 @@
           <w:color w:val="1A1A1A"/>
           <w:sz w:val="22"/>
         </w:rPr>
-        <w:t xml:space="preserve"> — the lower unification, by which the upper is drawn into the world of the reciter. The </w:t>
+        <w:t xml:space="preserve"> (</w:t>
+      </w:r>
+      <w:r>
+        <w:rPr>
+          <w:rFonts w:ascii="SBL Hebrew" w:hAnsi="SBL Hebrew" w:cs="SBL Hebrew" w:eastAsia="SBL Hebrew"/>
+          <w:b w:val="0"/>
+          <w:i w:val="0"/>
+          <w:color w:val="1A1A1A"/>
+          <w:sz w:val="22"/>
+        </w:rPr>
+        <w:t>יחודא תתאה</w:t>
+      </w:r>
+      <w:r>
+        <w:rPr>
+          <w:rFonts w:ascii="Georgia" w:hAnsi="Georgia" w:cs="SBL Hebrew" w:eastAsia="Georgia"/>
+          <w:b w:val="0"/>
+          <w:i w:val="0"/>
+          <w:color w:val="1A1A1A"/>
+          <w:sz w:val="22"/>
+        </w:rPr>
+        <w:t xml:space="preserve">) — the lower unification, by which the upper is drawn into the world of the reciter. The </w:t>
       </w:r>
       <w:r>
         <w:rPr>
@@ -7394,7 +10224,27 @@
           <w:color w:val="1A1A1A"/>
           <w:sz w:val="22"/>
         </w:rPr>
-        <w:t>,</w:t>
+        <w:t xml:space="preserve"> (</w:t>
+      </w:r>
+      <w:r>
+        <w:rPr>
+          <w:rFonts w:ascii="SBL Hebrew" w:hAnsi="SBL Hebrew" w:cs="SBL Hebrew" w:eastAsia="SBL Hebrew"/>
+          <w:b w:val="0"/>
+          <w:i w:val="0"/>
+          <w:color w:val="1A1A1A"/>
+          <w:sz w:val="22"/>
+        </w:rPr>
+        <w:t>שער היחוד והאמונה</w:t>
+      </w:r>
+      <w:r>
+        <w:rPr>
+          <w:rFonts w:ascii="Georgia" w:hAnsi="Georgia" w:cs="SBL Hebrew" w:eastAsia="Georgia"/>
+          <w:b w:val="0"/>
+          <w:i w:val="0"/>
+          <w:color w:val="1A1A1A"/>
+          <w:sz w:val="22"/>
+        </w:rPr>
+        <w:t>),</w:t>
       </w:r>
       <w:r>
         <w:rPr>
@@ -7583,7 +10433,27 @@
           <w:color w:val="1A1A1A"/>
           <w:sz w:val="22"/>
         </w:rPr>
-        <w:t xml:space="preserve"> and </w:t>
+        <w:t xml:space="preserve"> (</w:t>
+      </w:r>
+      <w:r>
+        <w:rPr>
+          <w:rFonts w:ascii="SBL Hebrew" w:hAnsi="SBL Hebrew" w:cs="SBL Hebrew" w:eastAsia="SBL Hebrew"/>
+          <w:b w:val="0"/>
+          <w:i w:val="0"/>
+          <w:color w:val="1A1A1A"/>
+          <w:sz w:val="22"/>
+        </w:rPr>
+        <w:t>נגלה</w:t>
+      </w:r>
+      <w:r>
+        <w:rPr>
+          <w:rFonts w:ascii="Georgia" w:hAnsi="Georgia" w:cs="SBL Hebrew" w:eastAsia="Georgia"/>
+          <w:b w:val="0"/>
+          <w:i w:val="0"/>
+          <w:color w:val="1A1A1A"/>
+          <w:sz w:val="22"/>
+        </w:rPr>
+        <w:t xml:space="preserve">) and </w:t>
       </w:r>
       <w:r>
         <w:rPr>
@@ -7603,7 +10473,27 @@
           <w:color w:val="1A1A1A"/>
           <w:sz w:val="22"/>
         </w:rPr>
-        <w:t xml:space="preserve">. In the plane of revealed </w:t>
+        <w:t xml:space="preserve"> (</w:t>
+      </w:r>
+      <w:r>
+        <w:rPr>
+          <w:rFonts w:ascii="SBL Hebrew" w:hAnsi="SBL Hebrew" w:cs="SBL Hebrew" w:eastAsia="SBL Hebrew"/>
+          <w:b w:val="0"/>
+          <w:i w:val="0"/>
+          <w:color w:val="1A1A1A"/>
+          <w:sz w:val="22"/>
+        </w:rPr>
+        <w:t>נסתר</w:t>
+      </w:r>
+      <w:r>
+        <w:rPr>
+          <w:rFonts w:ascii="Georgia" w:hAnsi="Georgia" w:cs="SBL Hebrew" w:eastAsia="Georgia"/>
+          <w:b w:val="0"/>
+          <w:i w:val="0"/>
+          <w:color w:val="1A1A1A"/>
+          <w:sz w:val="22"/>
+        </w:rPr>
+        <w:t xml:space="preserve">). In the plane of revealed </w:t>
       </w:r>
       <w:r>
         <w:rPr>
@@ -7703,7 +10593,27 @@
           <w:color w:val="1A1A1A"/>
           <w:sz w:val="22"/>
         </w:rPr>
-        <w:t xml:space="preserve">, the recitation is essential, and its omission leaves the </w:t>
+        <w:t xml:space="preserve"> (</w:t>
+      </w:r>
+      <w:r>
+        <w:rPr>
+          <w:rFonts w:ascii="SBL Hebrew" w:hAnsi="SBL Hebrew" w:cs="SBL Hebrew" w:eastAsia="SBL Hebrew"/>
+          <w:b w:val="0"/>
+          <w:i w:val="0"/>
+          <w:color w:val="1A1A1A"/>
+          <w:sz w:val="22"/>
+        </w:rPr>
+        <w:t>פנימיות</w:t>
+      </w:r>
+      <w:r>
+        <w:rPr>
+          <w:rFonts w:ascii="Georgia" w:hAnsi="Georgia" w:cs="SBL Hebrew" w:eastAsia="Georgia"/>
+          <w:b w:val="0"/>
+          <w:i w:val="0"/>
+          <w:color w:val="1A1A1A"/>
+          <w:sz w:val="22"/>
+        </w:rPr>
+        <w:t xml:space="preserve">), the recitation is essential, and its omission leaves the </w:t>
       </w:r>
       <w:r>
         <w:rPr>
@@ -7877,7 +10787,27 @@
           <w:color w:val="1A1A1A"/>
           <w:sz w:val="22"/>
         </w:rPr>
-        <w:t xml:space="preserve">" appears in the </w:t>
+        <w:t>" (</w:t>
+      </w:r>
+      <w:r>
+        <w:rPr>
+          <w:rFonts w:ascii="SBL Hebrew" w:hAnsi="SBL Hebrew" w:cs="SBL Hebrew" w:eastAsia="SBL Hebrew"/>
+          <w:b w:val="0"/>
+          <w:i w:val="0"/>
+          <w:color w:val="1A1A1A"/>
+          <w:sz w:val="22"/>
+        </w:rPr>
+        <w:t>תיקנו</w:t>
+      </w:r>
+      <w:r>
+        <w:rPr>
+          <w:rFonts w:ascii="Georgia" w:hAnsi="Georgia" w:cs="SBL Hebrew" w:eastAsia="Georgia"/>
+          <w:b w:val="0"/>
+          <w:i w:val="0"/>
+          <w:color w:val="1A1A1A"/>
+          <w:sz w:val="22"/>
+        </w:rPr>
+        <w:t xml:space="preserve">) appears in the </w:t>
       </w:r>
       <w:r>
         <w:rPr>
@@ -8077,7 +11007,27 @@
           <w:color w:val="1A1A1A"/>
           <w:sz w:val="22"/>
         </w:rPr>
-        <w:t xml:space="preserve"> across communities and generations. The two carry different consequences: the omission of a </w:t>
+        <w:t xml:space="preserve"> (</w:t>
+      </w:r>
+      <w:r>
+        <w:rPr>
+          <w:rFonts w:ascii="SBL Hebrew" w:hAnsi="SBL Hebrew" w:cs="SBL Hebrew" w:eastAsia="SBL Hebrew"/>
+          <w:b w:val="0"/>
+          <w:i w:val="0"/>
+          <w:color w:val="1A1A1A"/>
+          <w:sz w:val="22"/>
+        </w:rPr>
+        <w:t>התפשטות</w:t>
+      </w:r>
+      <w:r>
+        <w:rPr>
+          <w:rFonts w:ascii="Georgia" w:hAnsi="Georgia" w:cs="SBL Hebrew" w:eastAsia="Georgia"/>
+          <w:b w:val="0"/>
+          <w:i w:val="0"/>
+          <w:color w:val="1A1A1A"/>
+          <w:sz w:val="22"/>
+        </w:rPr>
+        <w:t xml:space="preserve">) across communities and generations. The two carry different consequences: the omission of a </w:t>
       </w:r>
       <w:r>
         <w:rPr>
@@ -8401,7 +11351,27 @@
           <w:color w:val="1A1A1A"/>
           <w:sz w:val="22"/>
         </w:rPr>
-        <w:t xml:space="preserve">: if the line may be skipped </w:t>
+        <w:t xml:space="preserve"> (</w:t>
+      </w:r>
+      <w:r>
+        <w:rPr>
+          <w:rFonts w:ascii="SBL Hebrew" w:hAnsi="SBL Hebrew" w:cs="SBL Hebrew" w:eastAsia="SBL Hebrew"/>
+          <w:b w:val="0"/>
+          <w:i w:val="0"/>
+          <w:color w:val="1A1A1A"/>
+          <w:sz w:val="22"/>
+        </w:rPr>
+        <w:t>קושיא</w:t>
+      </w:r>
+      <w:r>
+        <w:rPr>
+          <w:rFonts w:ascii="Georgia" w:hAnsi="Georgia" w:cs="SBL Hebrew" w:eastAsia="Georgia"/>
+          <w:b w:val="0"/>
+          <w:i w:val="0"/>
+          <w:color w:val="1A1A1A"/>
+          <w:sz w:val="22"/>
+        </w:rPr>
+        <w:t xml:space="preserve">): if the line may be skipped </w:t>
       </w:r>
       <w:r>
         <w:rPr>
@@ -8476,7 +11446,27 @@
           <w:color w:val="1A1A1A"/>
           <w:sz w:val="22"/>
         </w:rPr>
-        <w:t xml:space="preserve"> does not spell out the answer. A possibility that suggests itself — offered here in the humble register of proposal, not as the position of any earlier </w:t>
+        <w:t xml:space="preserve"> (</w:t>
+      </w:r>
+      <w:r>
+        <w:rPr>
+          <w:rFonts w:ascii="SBL Hebrew" w:hAnsi="SBL Hebrew" w:cs="SBL Hebrew" w:eastAsia="SBL Hebrew"/>
+          <w:b w:val="0"/>
+          <w:i w:val="0"/>
+          <w:color w:val="1A1A1A"/>
+          <w:sz w:val="22"/>
+        </w:rPr>
+        <w:t>ביאור הלכה</w:t>
+      </w:r>
+      <w:r>
+        <w:rPr>
+          <w:rFonts w:ascii="Georgia" w:hAnsi="Georgia" w:cs="SBL Hebrew" w:eastAsia="Georgia"/>
+          <w:b w:val="0"/>
+          <w:i w:val="0"/>
+          <w:color w:val="1A1A1A"/>
+          <w:sz w:val="22"/>
+        </w:rPr>
+        <w:t xml:space="preserve">) does not spell out the answer. A possibility that suggests itself — offered here in the humble register of proposal, not as the position of any earlier </w:t>
       </w:r>
       <w:r>
         <w:rPr>
@@ -8836,7 +11826,27 @@
           <w:color w:val="1A1A1A"/>
           <w:sz w:val="22"/>
         </w:rPr>
-        <w:t xml:space="preserve"> therefore belongs after it, not before. Standard Nusach Ashkenaz </w:t>
+        <w:t xml:space="preserve"> therefore belongs after it, not before. Standard Nusach Ashkenaz (</w:t>
+      </w:r>
+      <w:r>
+        <w:rPr>
+          <w:rFonts w:ascii="SBL Hebrew" w:hAnsi="SBL Hebrew" w:cs="SBL Hebrew" w:eastAsia="SBL Hebrew"/>
+          <w:b w:val="0"/>
+          <w:i w:val="0"/>
+          <w:color w:val="1A1A1A"/>
+          <w:sz w:val="22"/>
+        </w:rPr>
+        <w:t>נוסח אשכנז</w:t>
+      </w:r>
+      <w:r>
+        <w:rPr>
+          <w:rFonts w:ascii="Georgia" w:hAnsi="Georgia" w:cs="SBL Hebrew" w:eastAsia="Georgia"/>
+          <w:b w:val="0"/>
+          <w:i w:val="0"/>
+          <w:color w:val="1A1A1A"/>
+          <w:sz w:val="22"/>
+        </w:rPr>
+        <w:t xml:space="preserve">) </w:t>
       </w:r>
       <w:r>
         <w:rPr>
@@ -8856,7 +11866,27 @@
           <w:color w:val="1A1A1A"/>
           <w:sz w:val="22"/>
         </w:rPr>
-        <w:t xml:space="preserve"> typically render the line without a comma between </w:t>
+        <w:t xml:space="preserve"> (</w:t>
+      </w:r>
+      <w:r>
+        <w:rPr>
+          <w:rFonts w:ascii="SBL Hebrew" w:hAnsi="SBL Hebrew" w:cs="SBL Hebrew" w:eastAsia="SBL Hebrew"/>
+          <w:b w:val="0"/>
+          <w:i w:val="0"/>
+          <w:color w:val="1A1A1A"/>
+          <w:sz w:val="22"/>
+        </w:rPr>
+        <w:t>סידורים</w:t>
+      </w:r>
+      <w:r>
+        <w:rPr>
+          <w:rFonts w:ascii="Georgia" w:hAnsi="Georgia" w:cs="SBL Hebrew" w:eastAsia="Georgia"/>
+          <w:b w:val="0"/>
+          <w:i w:val="0"/>
+          <w:color w:val="1A1A1A"/>
+          <w:sz w:val="22"/>
+        </w:rPr>
+        <w:t xml:space="preserve">) typically render the line without a comma between </w:t>
       </w:r>
       <w:r>
         <w:rPr>
@@ -8976,7 +12006,27 @@
           <w:color w:val="1A1A1A"/>
           <w:sz w:val="22"/>
         </w:rPr>
-        <w:t xml:space="preserve"> today is a single, brief pause after </w:t>
+        <w:t xml:space="preserve"> (</w:t>
+      </w:r>
+      <w:r>
+        <w:rPr>
+          <w:rFonts w:ascii="SBL Hebrew" w:hAnsi="SBL Hebrew" w:cs="SBL Hebrew" w:eastAsia="SBL Hebrew"/>
+          <w:b w:val="0"/>
+          <w:i w:val="0"/>
+          <w:color w:val="1A1A1A"/>
+          <w:sz w:val="22"/>
+        </w:rPr>
+        <w:t>בתי כנסת</w:t>
+      </w:r>
+      <w:r>
+        <w:rPr>
+          <w:rFonts w:ascii="Georgia" w:hAnsi="Georgia" w:cs="SBL Hebrew" w:eastAsia="Georgia"/>
+          <w:b w:val="0"/>
+          <w:i w:val="0"/>
+          <w:color w:val="1A1A1A"/>
+          <w:sz w:val="22"/>
+        </w:rPr>
+        <w:t xml:space="preserve">) today is a single, brief pause after </w:t>
       </w:r>
       <w:r>
         <w:rPr>
@@ -9066,7 +12116,27 @@
           <w:color w:val="1A1A1A"/>
           <w:sz w:val="22"/>
         </w:rPr>
-        <w:t>,</w:t>
+        <w:t xml:space="preserve"> (</w:t>
+      </w:r>
+      <w:r>
+        <w:rPr>
+          <w:rFonts w:ascii="SBL Hebrew" w:hAnsi="SBL Hebrew" w:cs="SBL Hebrew" w:eastAsia="SBL Hebrew"/>
+          <w:b w:val="0"/>
+          <w:i w:val="0"/>
+          <w:color w:val="1A1A1A"/>
+          <w:sz w:val="22"/>
+        </w:rPr>
+        <w:t>בן איש חי</w:t>
+      </w:r>
+      <w:r>
+        <w:rPr>
+          <w:rFonts w:ascii="Georgia" w:hAnsi="Georgia" w:cs="SBL Hebrew" w:eastAsia="Georgia"/>
+          <w:b w:val="0"/>
+          <w:i w:val="0"/>
+          <w:color w:val="1A1A1A"/>
+          <w:sz w:val="22"/>
+        </w:rPr>
+        <w:t>),</w:t>
       </w:r>
       <w:r>
         <w:rPr>
@@ -9165,7 +12235,27 @@
           <w:color w:val="1A1A1A"/>
           <w:sz w:val="22"/>
         </w:rPr>
-        <w:t xml:space="preserve"> — do not extend the covering that far. The divergence is instructive. Where practice does not extend the covering, it reveals, in the language of custom itself, that </w:t>
+        <w:t xml:space="preserve"> (</w:t>
+      </w:r>
+      <w:r>
+        <w:rPr>
+          <w:rFonts w:ascii="SBL Hebrew" w:hAnsi="SBL Hebrew" w:cs="SBL Hebrew" w:eastAsia="SBL Hebrew"/>
+          <w:b w:val="0"/>
+          <w:i w:val="0"/>
+          <w:color w:val="1A1A1A"/>
+          <w:sz w:val="22"/>
+        </w:rPr>
+        <w:t>ספרדים</w:t>
+      </w:r>
+      <w:r>
+        <w:rPr>
+          <w:rFonts w:ascii="Georgia" w:hAnsi="Georgia" w:cs="SBL Hebrew" w:eastAsia="Georgia"/>
+          <w:b w:val="0"/>
+          <w:i w:val="0"/>
+          <w:color w:val="1A1A1A"/>
+          <w:sz w:val="22"/>
+        </w:rPr>
+        <w:t xml:space="preserve">) — do not extend the covering that far. The divergence is instructive. Where practice does not extend the covering, it reveals, in the language of custom itself, that </w:t>
       </w:r>
       <w:r>
         <w:rPr>
@@ -9369,6 +12459,36 @@
       <w:r>
         <w:rPr>
           <w:rFonts w:ascii="Georgia" w:hAnsi="Georgia" w:cs="SBL Hebrew" w:eastAsia="Georgia"/>
+          <w:b w:val="0"/>
+          <w:i w:val="0"/>
+          <w:color w:val="1A1A1A"/>
+          <w:sz w:val="22"/>
+        </w:rPr>
+        <w:t xml:space="preserve"> (</w:t>
+      </w:r>
+      <w:r>
+        <w:rPr>
+          <w:rFonts w:ascii="SBL Hebrew" w:hAnsi="SBL Hebrew" w:cs="SBL Hebrew" w:eastAsia="SBL Hebrew"/>
+          <w:b w:val="0"/>
+          <w:i w:val="0"/>
+          <w:color w:val="1A1A1A"/>
+          <w:sz w:val="22"/>
+        </w:rPr>
+        <w:t>חגיגה</w:t>
+      </w:r>
+      <w:r>
+        <w:rPr>
+          <w:rFonts w:ascii="Georgia" w:hAnsi="Georgia" w:cs="SBL Hebrew" w:eastAsia="Georgia"/>
+          <w:b w:val="0"/>
+          <w:i w:val="0"/>
+          <w:color w:val="1A1A1A"/>
+          <w:sz w:val="22"/>
+        </w:rPr>
+        <w:t>)</w:t>
+      </w:r>
+      <w:r>
+        <w:rPr>
+          <w:rFonts w:ascii="Georgia" w:hAnsi="Georgia" w:cs="SBL Hebrew" w:eastAsia="Georgia"/>
           <w:color w:val="B8860B"/>
           <w:sz w:val="16"/>
           <w:vertAlign w:val="superscript"/>
@@ -9403,7 +12523,27 @@
           <w:color w:val="1A1A1A"/>
           <w:sz w:val="22"/>
         </w:rPr>
-        <w:t xml:space="preserve"> concerning the wings of the </w:t>
+        <w:t xml:space="preserve"> (</w:t>
+      </w:r>
+      <w:r>
+        <w:rPr>
+          <w:rFonts w:ascii="SBL Hebrew" w:hAnsi="SBL Hebrew" w:cs="SBL Hebrew" w:eastAsia="SBL Hebrew"/>
+          <w:b w:val="0"/>
+          <w:i w:val="0"/>
+          <w:color w:val="1A1A1A"/>
+          <w:sz w:val="22"/>
+        </w:rPr>
+        <w:t>סתירה</w:t>
+      </w:r>
+      <w:r>
+        <w:rPr>
+          <w:rFonts w:ascii="Georgia" w:hAnsi="Georgia" w:cs="SBL Hebrew" w:eastAsia="Georgia"/>
+          <w:b w:val="0"/>
+          <w:i w:val="0"/>
+          <w:color w:val="1A1A1A"/>
+          <w:sz w:val="22"/>
+        </w:rPr>
+        <w:t xml:space="preserve">) concerning the wings of the </w:t>
       </w:r>
       <w:r>
         <w:rPr>
@@ -9472,7 +12612,27 @@
           <w:color w:val="1A1A1A"/>
           <w:sz w:val="22"/>
         </w:rPr>
-        <w:t xml:space="preserve"> describes the </w:t>
+        <w:t xml:space="preserve"> (</w:t>
+      </w:r>
+      <w:r>
+        <w:rPr>
+          <w:rFonts w:ascii="SBL Hebrew" w:hAnsi="SBL Hebrew" w:cs="SBL Hebrew" w:eastAsia="SBL Hebrew"/>
+          <w:b w:val="0"/>
+          <w:i w:val="0"/>
+          <w:color w:val="1A1A1A"/>
+          <w:sz w:val="22"/>
+        </w:rPr>
+        <w:t>ישעיהו</w:t>
+      </w:r>
+      <w:r>
+        <w:rPr>
+          <w:rFonts w:ascii="Georgia" w:hAnsi="Georgia" w:cs="SBL Hebrew" w:eastAsia="Georgia"/>
+          <w:b w:val="0"/>
+          <w:i w:val="0"/>
+          <w:color w:val="1A1A1A"/>
+          <w:sz w:val="22"/>
+        </w:rPr>
+        <w:t xml:space="preserve">) describes the </w:t>
       </w:r>
       <w:r>
         <w:rPr>
@@ -9492,7 +12652,27 @@
           <w:color w:val="1A1A1A"/>
           <w:sz w:val="22"/>
         </w:rPr>
-        <w:t xml:space="preserve"> as bearing six wings apiece; another,</w:t>
+        <w:t xml:space="preserve"> (</w:t>
+      </w:r>
+      <w:r>
+        <w:rPr>
+          <w:rFonts w:ascii="SBL Hebrew" w:hAnsi="SBL Hebrew" w:cs="SBL Hebrew" w:eastAsia="SBL Hebrew"/>
+          <w:b w:val="0"/>
+          <w:i w:val="0"/>
+          <w:color w:val="1A1A1A"/>
+          <w:sz w:val="22"/>
+        </w:rPr>
+        <w:t>שרפים</w:t>
+      </w:r>
+      <w:r>
+        <w:rPr>
+          <w:rFonts w:ascii="Georgia" w:hAnsi="Georgia" w:cs="SBL Hebrew" w:eastAsia="Georgia"/>
+          <w:b w:val="0"/>
+          <w:i w:val="0"/>
+          <w:color w:val="1A1A1A"/>
+          <w:sz w:val="22"/>
+        </w:rPr>
+        <w:t>) as bearing six wings apiece; another,</w:t>
       </w:r>
       <w:r>
         <w:rPr>
@@ -9531,7 +12711,27 @@
           <w:color w:val="1A1A1A"/>
           <w:sz w:val="22"/>
         </w:rPr>
-        <w:t xml:space="preserve">, describes the </w:t>
+        <w:t xml:space="preserve"> (</w:t>
+      </w:r>
+      <w:r>
+        <w:rPr>
+          <w:rFonts w:ascii="SBL Hebrew" w:hAnsi="SBL Hebrew" w:cs="SBL Hebrew" w:eastAsia="SBL Hebrew"/>
+          <w:b w:val="0"/>
+          <w:i w:val="0"/>
+          <w:color w:val="1A1A1A"/>
+          <w:sz w:val="22"/>
+        </w:rPr>
+        <w:t>יחזקאל</w:t>
+      </w:r>
+      <w:r>
+        <w:rPr>
+          <w:rFonts w:ascii="Georgia" w:hAnsi="Georgia" w:cs="SBL Hebrew" w:eastAsia="Georgia"/>
+          <w:b w:val="0"/>
+          <w:i w:val="0"/>
+          <w:color w:val="1A1A1A"/>
+          <w:sz w:val="22"/>
+        </w:rPr>
+        <w:t xml:space="preserve">), describes the </w:t>
       </w:r>
       <w:r>
         <w:rPr>
@@ -9551,7 +12751,27 @@
           <w:color w:val="1A1A1A"/>
           <w:sz w:val="22"/>
         </w:rPr>
-        <w:t xml:space="preserve"> as bearing four. The </w:t>
+        <w:t xml:space="preserve"> (</w:t>
+      </w:r>
+      <w:r>
+        <w:rPr>
+          <w:rFonts w:ascii="SBL Hebrew" w:hAnsi="SBL Hebrew" w:cs="SBL Hebrew" w:eastAsia="SBL Hebrew"/>
+          <w:b w:val="0"/>
+          <w:i w:val="0"/>
+          <w:color w:val="1A1A1A"/>
+          <w:sz w:val="22"/>
+        </w:rPr>
+        <w:t>חיות הקודש</w:t>
+      </w:r>
+      <w:r>
+        <w:rPr>
+          <w:rFonts w:ascii="Georgia" w:hAnsi="Georgia" w:cs="SBL Hebrew" w:eastAsia="Georgia"/>
+          <w:b w:val="0"/>
+          <w:i w:val="0"/>
+          <w:color w:val="1A1A1A"/>
+          <w:sz w:val="22"/>
+        </w:rPr>
+        <w:t xml:space="preserve">) as bearing four. The </w:t>
       </w:r>
       <w:r>
         <w:rPr>
@@ -9800,7 +13020,27 @@
           <w:color w:val="1A1A1A"/>
           <w:sz w:val="22"/>
         </w:rPr>
-        <w:t>.</w:t>
+        <w:t xml:space="preserve"> (</w:t>
+      </w:r>
+      <w:r>
+        <w:rPr>
+          <w:rFonts w:ascii="SBL Hebrew" w:hAnsi="SBL Hebrew" w:cs="SBL Hebrew" w:eastAsia="SBL Hebrew"/>
+          <w:b w:val="0"/>
+          <w:i w:val="0"/>
+          <w:color w:val="1A1A1A"/>
+          <w:sz w:val="22"/>
+        </w:rPr>
+        <w:t>אריז״ל</w:t>
+      </w:r>
+      <w:r>
+        <w:rPr>
+          <w:rFonts w:ascii="Georgia" w:hAnsi="Georgia" w:cs="SBL Hebrew" w:eastAsia="Georgia"/>
+          <w:b w:val="0"/>
+          <w:i w:val="0"/>
+          <w:color w:val="1A1A1A"/>
+          <w:sz w:val="22"/>
+        </w:rPr>
+        <w:t>).</w:t>
       </w:r>
       <w:r>
         <w:rPr>
@@ -9934,7 +13174,27 @@
           <w:color w:val="1A1A1A"/>
           <w:sz w:val="22"/>
         </w:rPr>
-        <w:t xml:space="preserve"> stood, all six wings were revealed and all six words could be read. After the </w:t>
+        <w:t xml:space="preserve"> (</w:t>
+      </w:r>
+      <w:r>
+        <w:rPr>
+          <w:rFonts w:ascii="SBL Hebrew" w:hAnsi="SBL Hebrew" w:cs="SBL Hebrew" w:eastAsia="SBL Hebrew"/>
+          <w:b w:val="0"/>
+          <w:i w:val="0"/>
+          <w:color w:val="1A1A1A"/>
+          <w:sz w:val="22"/>
+        </w:rPr>
+        <w:t>בית המקדש</w:t>
+      </w:r>
+      <w:r>
+        <w:rPr>
+          <w:rFonts w:ascii="Georgia" w:hAnsi="Georgia" w:cs="SBL Hebrew" w:eastAsia="Georgia"/>
+          <w:b w:val="0"/>
+          <w:i w:val="0"/>
+          <w:color w:val="1A1A1A"/>
+          <w:sz w:val="22"/>
+        </w:rPr>
+        <w:t xml:space="preserve">) stood, all six wings were revealed and all six words could be read. After the </w:t>
       </w:r>
       <w:r>
         <w:rPr>
@@ -9954,7 +13214,27 @@
           <w:color w:val="1A1A1A"/>
           <w:sz w:val="22"/>
         </w:rPr>
-        <w:t xml:space="preserve">, the two middle wings — those bearing the words </w:t>
+        <w:t xml:space="preserve"> (</w:t>
+      </w:r>
+      <w:r>
+        <w:rPr>
+          <w:rFonts w:ascii="SBL Hebrew" w:hAnsi="SBL Hebrew" w:cs="SBL Hebrew" w:eastAsia="SBL Hebrew"/>
+          <w:b w:val="0"/>
+          <w:i w:val="0"/>
+          <w:color w:val="1A1A1A"/>
+          <w:sz w:val="22"/>
+        </w:rPr>
+        <w:t>חורבן</w:t>
+      </w:r>
+      <w:r>
+        <w:rPr>
+          <w:rFonts w:ascii="Georgia" w:hAnsi="Georgia" w:cs="SBL Hebrew" w:eastAsia="Georgia"/>
+          <w:b w:val="0"/>
+          <w:i w:val="0"/>
+          <w:color w:val="1A1A1A"/>
+          <w:sz w:val="22"/>
+        </w:rPr>
+        <w:t xml:space="preserve">), the two middle wings — those bearing the words </w:t>
       </w:r>
       <w:r>
         <w:rPr>
@@ -9974,7 +13254,27 @@
           <w:color w:val="1A1A1A"/>
           <w:sz w:val="22"/>
         </w:rPr>
-        <w:t xml:space="preserve"> — were folded under, in the manner of a bird that draws its wings against its body. Four remain to be seen; two are hidden. It is the </w:t>
+        <w:t xml:space="preserve"> (</w:t>
+      </w:r>
+      <w:r>
+        <w:rPr>
+          <w:rFonts w:ascii="SBL Hebrew" w:hAnsi="SBL Hebrew" w:cs="SBL Hebrew" w:eastAsia="SBL Hebrew"/>
+          <w:b w:val="0"/>
+          <w:i w:val="0"/>
+          <w:color w:val="1A1A1A"/>
+          <w:sz w:val="22"/>
+        </w:rPr>
+        <w:t>כבוד מלכותו</w:t>
+      </w:r>
+      <w:r>
+        <w:rPr>
+          <w:rFonts w:ascii="Georgia" w:hAnsi="Georgia" w:cs="SBL Hebrew" w:eastAsia="Georgia"/>
+          <w:b w:val="0"/>
+          <w:i w:val="0"/>
+          <w:color w:val="1A1A1A"/>
+          <w:sz w:val="22"/>
+        </w:rPr>
+        <w:t xml:space="preserve">) — were folded under, in the manner of a bird that draws its wings against its body. Four remain to be seen; two are hidden. It is the </w:t>
       </w:r>
       <w:r>
         <w:rPr>
@@ -10044,7 +13344,27 @@
           <w:color w:val="1A1A1A"/>
           <w:sz w:val="22"/>
         </w:rPr>
-        <w:t xml:space="preserve"> </w:t>
+        <w:t xml:space="preserve"> (</w:t>
+      </w:r>
+      <w:r>
+        <w:rPr>
+          <w:rFonts w:ascii="SBL Hebrew" w:hAnsi="SBL Hebrew" w:cs="SBL Hebrew" w:eastAsia="SBL Hebrew"/>
+          <w:b w:val="0"/>
+          <w:i w:val="0"/>
+          <w:color w:val="1A1A1A"/>
+          <w:sz w:val="22"/>
+        </w:rPr>
+        <w:t>יום טוב</w:t>
+      </w:r>
+      <w:r>
+        <w:rPr>
+          <w:rFonts w:ascii="Georgia" w:hAnsi="Georgia" w:cs="SBL Hebrew" w:eastAsia="Georgia"/>
+          <w:b w:val="0"/>
+          <w:i w:val="0"/>
+          <w:color w:val="1A1A1A"/>
+          <w:sz w:val="22"/>
+        </w:rPr>
+        <w:t xml:space="preserve">) </w:t>
       </w:r>
       <w:r>
         <w:rPr>
@@ -10064,7 +13384,27 @@
           <w:color w:val="1A1A1A"/>
           <w:sz w:val="22"/>
         </w:rPr>
-        <w:t xml:space="preserve"> its exact meaning:</w:t>
+        <w:t xml:space="preserve"> (</w:t>
+      </w:r>
+      <w:r>
+        <w:rPr>
+          <w:rFonts w:ascii="SBL Hebrew" w:hAnsi="SBL Hebrew" w:cs="SBL Hebrew" w:eastAsia="SBL Hebrew"/>
+          <w:b w:val="0"/>
+          <w:i w:val="0"/>
+          <w:color w:val="1A1A1A"/>
+          <w:sz w:val="22"/>
+        </w:rPr>
+        <w:t>תפילה</w:t>
+      </w:r>
+      <w:r>
+        <w:rPr>
+          <w:rFonts w:ascii="Georgia" w:hAnsi="Georgia" w:cs="SBL Hebrew" w:eastAsia="Georgia"/>
+          <w:b w:val="0"/>
+          <w:i w:val="0"/>
+          <w:color w:val="1A1A1A"/>
+          <w:sz w:val="22"/>
+        </w:rPr>
+        <w:t>) its exact meaning:</w:t>
       </w:r>
     </w:p>
     <w:p>
@@ -10269,7 +13609,27 @@
           <w:color w:val="1A1A1A"/>
           <w:sz w:val="22"/>
         </w:rPr>
-        <w:t xml:space="preserve"> is not an ornament of learning; it is the operating </w:t>
+        <w:t xml:space="preserve"> (</w:t>
+      </w:r>
+      <w:r>
+        <w:rPr>
+          <w:rFonts w:ascii="SBL Hebrew" w:hAnsi="SBL Hebrew" w:cs="SBL Hebrew" w:eastAsia="SBL Hebrew"/>
+          <w:b w:val="0"/>
+          <w:i w:val="0"/>
+          <w:color w:val="1A1A1A"/>
+          <w:sz w:val="22"/>
+        </w:rPr>
+        <w:t>ווארט</w:t>
+      </w:r>
+      <w:r>
+        <w:rPr>
+          <w:rFonts w:ascii="Georgia" w:hAnsi="Georgia" w:cs="SBL Hebrew" w:eastAsia="Georgia"/>
+          <w:b w:val="0"/>
+          <w:i w:val="0"/>
+          <w:color w:val="1A1A1A"/>
+          <w:sz w:val="22"/>
+        </w:rPr>
+        <w:t xml:space="preserve">) is not an ornament of learning; it is the operating </w:t>
       </w:r>
       <w:r>
         <w:rPr>
@@ -10389,7 +13749,27 @@
           <w:color w:val="1A1A1A"/>
           <w:sz w:val="22"/>
         </w:rPr>
-        <w:t xml:space="preserve"> — drawn out of hiddenness and displayed to all. That request, running under the breath twice daily across the whole of a Jew's life, is what the line most deeply is.</w:t>
+        <w:t xml:space="preserve"> (</w:t>
+      </w:r>
+      <w:r>
+        <w:rPr>
+          <w:rFonts w:ascii="SBL Hebrew" w:hAnsi="SBL Hebrew" w:cs="SBL Hebrew" w:eastAsia="SBL Hebrew"/>
+          <w:b w:val="0"/>
+          <w:i w:val="0"/>
+          <w:color w:val="1A1A1A"/>
+          <w:sz w:val="22"/>
+        </w:rPr>
+        <w:t>נתגלה לכל</w:t>
+      </w:r>
+      <w:r>
+        <w:rPr>
+          <w:rFonts w:ascii="Georgia" w:hAnsi="Georgia" w:cs="SBL Hebrew" w:eastAsia="Georgia"/>
+          <w:b w:val="0"/>
+          <w:i w:val="0"/>
+          <w:color w:val="1A1A1A"/>
+          <w:sz w:val="22"/>
+        </w:rPr>
+        <w:t>) — drawn out of hiddenness and displayed to all. That request, running under the breath twice daily across the whole of a Jew's life, is what the line most deeply is.</w:t>
       </w:r>
     </w:p>
     <w:p>
@@ -10578,7 +13958,27 @@
           <w:color w:val="1A1A1A"/>
           <w:sz w:val="22"/>
         </w:rPr>
-        <w:t xml:space="preserve"> gives the theme its most concentrated form:</w:t>
+        <w:t xml:space="preserve"> (</w:t>
+      </w:r>
+      <w:r>
+        <w:rPr>
+          <w:rFonts w:ascii="SBL Hebrew" w:hAnsi="SBL Hebrew" w:cs="SBL Hebrew" w:eastAsia="SBL Hebrew"/>
+          <w:b w:val="0"/>
+          <w:i w:val="0"/>
+          <w:color w:val="1A1A1A"/>
+          <w:sz w:val="22"/>
+        </w:rPr>
+        <w:t>תהילים</w:t>
+      </w:r>
+      <w:r>
+        <w:rPr>
+          <w:rFonts w:ascii="Georgia" w:hAnsi="Georgia" w:cs="SBL Hebrew" w:eastAsia="Georgia"/>
+          <w:b w:val="0"/>
+          <w:i w:val="0"/>
+          <w:color w:val="1A1A1A"/>
+          <w:sz w:val="22"/>
+        </w:rPr>
+        <w:t>) gives the theme its most concentrated form:</w:t>
       </w:r>
     </w:p>
     <w:p>
@@ -10732,7 +14132,27 @@
           <w:color w:val="1A1A1A"/>
           <w:sz w:val="22"/>
         </w:rPr>
-        <w:t xml:space="preserve">, </w:t>
+        <w:t xml:space="preserve"> (</w:t>
+      </w:r>
+      <w:r>
+        <w:rPr>
+          <w:rFonts w:ascii="SBL Hebrew" w:hAnsi="SBL Hebrew" w:cs="SBL Hebrew" w:eastAsia="SBL Hebrew"/>
+          <w:b w:val="0"/>
+          <w:i w:val="0"/>
+          <w:color w:val="1A1A1A"/>
+          <w:sz w:val="22"/>
+        </w:rPr>
+        <w:t>רכב</w:t>
+      </w:r>
+      <w:r>
+        <w:rPr>
+          <w:rFonts w:ascii="Georgia" w:hAnsi="Georgia" w:cs="SBL Hebrew" w:eastAsia="Georgia"/>
+          <w:b w:val="0"/>
+          <w:i w:val="0"/>
+          <w:color w:val="1A1A1A"/>
+          <w:sz w:val="22"/>
+        </w:rPr>
+        <w:t xml:space="preserve">), </w:t>
       </w:r>
       <w:r>
         <w:rPr>
@@ -10752,7 +14172,27 @@
           <w:color w:val="1A1A1A"/>
           <w:sz w:val="22"/>
         </w:rPr>
-        <w:t xml:space="preserve">, and the entire </w:t>
+        <w:t xml:space="preserve"> (</w:t>
+      </w:r>
+      <w:r>
+        <w:rPr>
+          <w:rFonts w:ascii="SBL Hebrew" w:hAnsi="SBL Hebrew" w:cs="SBL Hebrew" w:eastAsia="SBL Hebrew"/>
+          <w:b w:val="0"/>
+          <w:i w:val="0"/>
+          <w:color w:val="1A1A1A"/>
+          <w:sz w:val="22"/>
+        </w:rPr>
+        <w:t>סוסים</w:t>
+      </w:r>
+      <w:r>
+        <w:rPr>
+          <w:rFonts w:ascii="Georgia" w:hAnsi="Georgia" w:cs="SBL Hebrew" w:eastAsia="Georgia"/>
+          <w:b w:val="0"/>
+          <w:i w:val="0"/>
+          <w:color w:val="1A1A1A"/>
+          <w:sz w:val="22"/>
+        </w:rPr>
+        <w:t xml:space="preserve">), and the entire </w:t>
       </w:r>
       <w:r>
         <w:rPr>
@@ -10772,7 +14212,27 @@
           <w:color w:val="1A1A1A"/>
           <w:sz w:val="22"/>
         </w:rPr>
-        <w:t xml:space="preserve"> of empire. The </w:t>
+        <w:t xml:space="preserve"> (</w:t>
+      </w:r>
+      <w:r>
+        <w:rPr>
+          <w:rFonts w:ascii="SBL Hebrew" w:hAnsi="SBL Hebrew" w:cs="SBL Hebrew" w:eastAsia="SBL Hebrew"/>
+          <w:b w:val="0"/>
+          <w:i w:val="0"/>
+          <w:color w:val="1A1A1A"/>
+          <w:sz w:val="22"/>
+        </w:rPr>
+        <w:t>כח הגשמי</w:t>
+      </w:r>
+      <w:r>
+        <w:rPr>
+          <w:rFonts w:ascii="Georgia" w:hAnsi="Georgia" w:cs="SBL Hebrew" w:eastAsia="Georgia"/>
+          <w:b w:val="0"/>
+          <w:i w:val="0"/>
+          <w:color w:val="1A1A1A"/>
+          <w:sz w:val="22"/>
+        </w:rPr>
+        <w:t xml:space="preserve">) of empire. The </w:t>
       </w:r>
       <w:r>
         <w:rPr>
@@ -10852,7 +14312,27 @@
           <w:color w:val="1A1A1A"/>
           <w:sz w:val="22"/>
         </w:rPr>
-        <w:t>, we are asking that the unfurling not have been a moment only.</w:t>
+        <w:t xml:space="preserve"> (</w:t>
+      </w:r>
+      <w:r>
+        <w:rPr>
+          <w:rFonts w:ascii="SBL Hebrew" w:hAnsi="SBL Hebrew" w:cs="SBL Hebrew" w:eastAsia="SBL Hebrew"/>
+          <w:b w:val="0"/>
+          <w:i w:val="0"/>
+          <w:color w:val="1A1A1A"/>
+          <w:sz w:val="22"/>
+        </w:rPr>
+        <w:t>חג</w:t>
+      </w:r>
+      <w:r>
+        <w:rPr>
+          <w:rFonts w:ascii="Georgia" w:hAnsi="Georgia" w:cs="SBL Hebrew" w:eastAsia="Georgia"/>
+          <w:b w:val="0"/>
+          <w:i w:val="0"/>
+          <w:color w:val="1A1A1A"/>
+          <w:sz w:val="22"/>
+        </w:rPr>
+        <w:t>), we are asking that the unfurling not have been a moment only.</w:t>
       </w:r>
     </w:p>
     <w:p>
@@ -10901,6 +14381,36 @@
       <w:r>
         <w:rPr>
           <w:rFonts w:ascii="Georgia" w:hAnsi="Georgia" w:cs="SBL Hebrew" w:eastAsia="Georgia"/>
+          <w:b w:val="0"/>
+          <w:i w:val="0"/>
+          <w:color w:val="1A1A1A"/>
+          <w:sz w:val="22"/>
+        </w:rPr>
+        <w:t xml:space="preserve"> (</w:t>
+      </w:r>
+      <w:r>
+        <w:rPr>
+          <w:rFonts w:ascii="SBL Hebrew" w:hAnsi="SBL Hebrew" w:cs="SBL Hebrew" w:eastAsia="SBL Hebrew"/>
+          <w:b w:val="0"/>
+          <w:i w:val="0"/>
+          <w:color w:val="1A1A1A"/>
+          <w:sz w:val="22"/>
+        </w:rPr>
+        <w:t>תרגום ירושלמי</w:t>
+      </w:r>
+      <w:r>
+        <w:rPr>
+          <w:rFonts w:ascii="Georgia" w:hAnsi="Georgia" w:cs="SBL Hebrew" w:eastAsia="Georgia"/>
+          <w:b w:val="0"/>
+          <w:i w:val="0"/>
+          <w:color w:val="1A1A1A"/>
+          <w:sz w:val="22"/>
+        </w:rPr>
+        <w:t>)</w:t>
+      </w:r>
+      <w:r>
+        <w:rPr>
+          <w:rFonts w:ascii="Georgia" w:hAnsi="Georgia" w:cs="SBL Hebrew" w:eastAsia="Georgia"/>
           <w:color w:val="B8860B"/>
           <w:sz w:val="16"/>
           <w:vertAlign w:val="superscript"/>
@@ -10935,7 +14445,27 @@
           <w:color w:val="1A1A1A"/>
           <w:sz w:val="22"/>
         </w:rPr>
-        <w:t xml:space="preserve"> 6:4 — a fragmentary </w:t>
+        <w:t xml:space="preserve"> (</w:t>
+      </w:r>
+      <w:r>
+        <w:rPr>
+          <w:rFonts w:ascii="SBL Hebrew" w:hAnsi="SBL Hebrew" w:cs="SBL Hebrew" w:eastAsia="SBL Hebrew"/>
+          <w:b w:val="0"/>
+          <w:i w:val="0"/>
+          <w:color w:val="1A1A1A"/>
+          <w:sz w:val="22"/>
+        </w:rPr>
+        <w:t>דברים</w:t>
+      </w:r>
+      <w:r>
+        <w:rPr>
+          <w:rFonts w:ascii="Georgia" w:hAnsi="Georgia" w:cs="SBL Hebrew" w:eastAsia="Georgia"/>
+          <w:b w:val="0"/>
+          <w:i w:val="0"/>
+          <w:color w:val="1A1A1A"/>
+          <w:sz w:val="22"/>
+        </w:rPr>
+        <w:t xml:space="preserve">) 6:4 — a fragmentary </w:t>
       </w:r>
       <w:r>
         <w:rPr>
@@ -10955,7 +14485,27 @@
           <w:color w:val="1A1A1A"/>
           <w:sz w:val="22"/>
         </w:rPr>
-        <w:t xml:space="preserve"> that survives in pieces alongside </w:t>
+        <w:t xml:space="preserve"> (</w:t>
+      </w:r>
+      <w:r>
+        <w:rPr>
+          <w:rFonts w:ascii="SBL Hebrew" w:hAnsi="SBL Hebrew" w:cs="SBL Hebrew" w:eastAsia="SBL Hebrew"/>
+          <w:b w:val="0"/>
+          <w:i w:val="0"/>
+          <w:color w:val="1A1A1A"/>
+          <w:sz w:val="22"/>
+        </w:rPr>
+        <w:t>תרגום</w:t>
+      </w:r>
+      <w:r>
+        <w:rPr>
+          <w:rFonts w:ascii="Georgia" w:hAnsi="Georgia" w:cs="SBL Hebrew" w:eastAsia="Georgia"/>
+          <w:b w:val="0"/>
+          <w:i w:val="0"/>
+          <w:color w:val="1A1A1A"/>
+          <w:sz w:val="22"/>
+        </w:rPr>
+        <w:t xml:space="preserve">) that survives in pieces alongside </w:t>
       </w:r>
       <w:r>
         <w:rPr>
@@ -10975,7 +14525,27 @@
           <w:color w:val="1A1A1A"/>
           <w:sz w:val="22"/>
         </w:rPr>
-        <w:t xml:space="preserve"> and </w:t>
+        <w:t xml:space="preserve"> (</w:t>
+      </w:r>
+      <w:r>
+        <w:rPr>
+          <w:rFonts w:ascii="SBL Hebrew" w:hAnsi="SBL Hebrew" w:cs="SBL Hebrew" w:eastAsia="SBL Hebrew"/>
+          <w:b w:val="0"/>
+          <w:i w:val="0"/>
+          <w:color w:val="1A1A1A"/>
+          <w:sz w:val="22"/>
+        </w:rPr>
+        <w:t>אונקלוס</w:t>
+      </w:r>
+      <w:r>
+        <w:rPr>
+          <w:rFonts w:ascii="Georgia" w:hAnsi="Georgia" w:cs="SBL Hebrew" w:eastAsia="Georgia"/>
+          <w:b w:val="0"/>
+          <w:i w:val="0"/>
+          <w:color w:val="1A1A1A"/>
+          <w:sz w:val="22"/>
+        </w:rPr>
+        <w:t xml:space="preserve">) and </w:t>
       </w:r>
       <w:r>
         <w:rPr>
@@ -10995,7 +14565,27 @@
           <w:color w:val="1A1A1A"/>
           <w:sz w:val="22"/>
         </w:rPr>
-        <w:t xml:space="preserve"> — brings the same deathbed </w:t>
+        <w:t xml:space="preserve"> (</w:t>
+      </w:r>
+      <w:r>
+        <w:rPr>
+          <w:rFonts w:ascii="SBL Hebrew" w:hAnsi="SBL Hebrew" w:cs="SBL Hebrew" w:eastAsia="SBL Hebrew"/>
+          <w:b w:val="0"/>
+          <w:i w:val="0"/>
+          <w:color w:val="1A1A1A"/>
+          <w:sz w:val="22"/>
+        </w:rPr>
+        <w:t>יונתן</w:t>
+      </w:r>
+      <w:r>
+        <w:rPr>
+          <w:rFonts w:ascii="Georgia" w:hAnsi="Georgia" w:cs="SBL Hebrew" w:eastAsia="Georgia"/>
+          <w:b w:val="0"/>
+          <w:i w:val="0"/>
+          <w:color w:val="1A1A1A"/>
+          <w:sz w:val="22"/>
+        </w:rPr>
+        <w:t xml:space="preserve">) — brings the same deathbed </w:t>
       </w:r>
       <w:r>
         <w:rPr>
@@ -11169,7 +14759,27 @@
           <w:color w:val="1A1A1A"/>
           <w:sz w:val="22"/>
         </w:rPr>
-        <w:t>,</w:t>
+        <w:t xml:space="preserve"> (</w:t>
+      </w:r>
+      <w:r>
+        <w:rPr>
+          <w:rFonts w:ascii="SBL Hebrew" w:hAnsi="SBL Hebrew" w:cs="SBL Hebrew" w:eastAsia="SBL Hebrew"/>
+          <w:b w:val="0"/>
+          <w:i w:val="0"/>
+          <w:color w:val="1A1A1A"/>
+          <w:sz w:val="22"/>
+        </w:rPr>
+        <w:t>מנחת אשר</w:t>
+      </w:r>
+      <w:r>
+        <w:rPr>
+          <w:rFonts w:ascii="Georgia" w:hAnsi="Georgia" w:cs="SBL Hebrew" w:eastAsia="Georgia"/>
+          <w:b w:val="0"/>
+          <w:i w:val="0"/>
+          <w:color w:val="1A1A1A"/>
+          <w:sz w:val="22"/>
+        </w:rPr>
+        <w:t>),</w:t>
       </w:r>
       <w:r>
         <w:rPr>
@@ -11208,7 +14818,27 @@
           <w:color w:val="1A1A1A"/>
           <w:sz w:val="22"/>
         </w:rPr>
-        <w:t xml:space="preserve"> is not content with the whisper. Every year the </w:t>
+        <w:t xml:space="preserve"> (</w:t>
+      </w:r>
+      <w:r>
+        <w:rPr>
+          <w:rFonts w:ascii="SBL Hebrew" w:hAnsi="SBL Hebrew" w:cs="SBL Hebrew" w:eastAsia="SBL Hebrew"/>
+          <w:b w:val="0"/>
+          <w:i w:val="0"/>
+          <w:color w:val="1A1A1A"/>
+          <w:sz w:val="22"/>
+        </w:rPr>
+        <w:t>אידישע נשמה</w:t>
+      </w:r>
+      <w:r>
+        <w:rPr>
+          <w:rFonts w:ascii="Georgia" w:hAnsi="Georgia" w:cs="SBL Hebrew" w:eastAsia="Georgia"/>
+          <w:b w:val="0"/>
+          <w:i w:val="0"/>
+          <w:color w:val="1A1A1A"/>
+          <w:sz w:val="22"/>
+        </w:rPr>
+        <w:t xml:space="preserve">) is not content with the whisper. Every year the </w:t>
       </w:r>
       <w:r>
         <w:rPr>
@@ -11343,7 +14973,27 @@
           <w:color w:val="1A1A1A"/>
           <w:sz w:val="22"/>
         </w:rPr>
-        <w:t xml:space="preserve">. The </w:t>
+        <w:t xml:space="preserve"> (</w:t>
+      </w:r>
+      <w:r>
+        <w:rPr>
+          <w:rFonts w:ascii="SBL Hebrew" w:hAnsi="SBL Hebrew" w:cs="SBL Hebrew" w:eastAsia="SBL Hebrew"/>
+          <w:b w:val="0"/>
+          <w:i w:val="0"/>
+          <w:color w:val="1A1A1A"/>
+          <w:sz w:val="22"/>
+        </w:rPr>
+        <w:t>אמן יהא שמיה רבה</w:t>
+      </w:r>
+      <w:r>
+        <w:rPr>
+          <w:rFonts w:ascii="Georgia" w:hAnsi="Georgia" w:cs="SBL Hebrew" w:eastAsia="Georgia"/>
+          <w:b w:val="0"/>
+          <w:i w:val="0"/>
+          <w:color w:val="1A1A1A"/>
+          <w:sz w:val="22"/>
+        </w:rPr>
+        <w:t xml:space="preserve">). The </w:t>
       </w:r>
       <w:r>
         <w:rPr>
@@ -11507,6 +15157,66 @@
           <w:color w:val="1A1A1A"/>
           <w:sz w:val="22"/>
         </w:rPr>
+        <w:t xml:space="preserve"> (</w:t>
+      </w:r>
+      <w:r>
+        <w:rPr>
+          <w:rFonts w:ascii="SBL Hebrew" w:hAnsi="SBL Hebrew" w:cs="SBL Hebrew" w:eastAsia="SBL Hebrew"/>
+          <w:b w:val="0"/>
+          <w:i w:val="0"/>
+          <w:color w:val="1A1A1A"/>
+          <w:sz w:val="22"/>
+        </w:rPr>
+        <w:t>תוכן</w:t>
+      </w:r>
+      <w:r>
+        <w:rPr>
+          <w:rFonts w:ascii="Georgia" w:hAnsi="Georgia" w:cs="SBL Hebrew" w:eastAsia="Georgia"/>
+          <w:b w:val="0"/>
+          <w:i w:val="0"/>
+          <w:color w:val="1A1A1A"/>
+          <w:sz w:val="22"/>
+        </w:rPr>
+        <w:t xml:space="preserve">) of </w:t>
+      </w:r>
+      <w:r>
+        <w:rPr>
+          <w:rFonts w:ascii="Georgia" w:hAnsi="Georgia" w:cs="SBL Hebrew" w:eastAsia="Georgia"/>
+          <w:b w:val="0"/>
+          <w:i/>
+          <w:color w:val="1A1A1A"/>
+          <w:sz w:val="22"/>
+        </w:rPr>
+        <w:t>Amen Yehei Shemei Rabbah</w:t>
+      </w:r>
+      <w:r>
+        <w:rPr>
+          <w:rFonts w:ascii="Georgia" w:hAnsi="Georgia" w:cs="SBL Hebrew" w:eastAsia="Georgia"/>
+          <w:b w:val="0"/>
+          <w:i w:val="0"/>
+          <w:color w:val="1A1A1A"/>
+          <w:sz w:val="22"/>
+        </w:rPr>
+        <w:t xml:space="preserve"> is the same as the </w:t>
+      </w:r>
+      <w:r>
+        <w:rPr>
+          <w:rFonts w:ascii="Georgia" w:hAnsi="Georgia" w:cs="SBL Hebrew" w:eastAsia="Georgia"/>
+          <w:b w:val="0"/>
+          <w:i/>
+          <w:color w:val="1A1A1A"/>
+          <w:sz w:val="22"/>
+        </w:rPr>
+        <w:t>tochen</w:t>
+      </w:r>
+      <w:r>
+        <w:rPr>
+          <w:rFonts w:ascii="Georgia" w:hAnsi="Georgia" w:cs="SBL Hebrew" w:eastAsia="Georgia"/>
+          <w:b w:val="0"/>
+          <w:i w:val="0"/>
+          <w:color w:val="1A1A1A"/>
+          <w:sz w:val="22"/>
+        </w:rPr>
         <w:t xml:space="preserve"> of </w:t>
       </w:r>
       <w:r>
@@ -11517,46 +15227,6 @@
           <w:color w:val="1A1A1A"/>
           <w:sz w:val="22"/>
         </w:rPr>
-        <w:t>Amen Yehei Shemei Rabbah</w:t>
-      </w:r>
-      <w:r>
-        <w:rPr>
-          <w:rFonts w:ascii="Georgia" w:hAnsi="Georgia" w:cs="SBL Hebrew" w:eastAsia="Georgia"/>
-          <w:b w:val="0"/>
-          <w:i w:val="0"/>
-          <w:color w:val="1A1A1A"/>
-          <w:sz w:val="22"/>
-        </w:rPr>
-        <w:t xml:space="preserve"> is the same as the </w:t>
-      </w:r>
-      <w:r>
-        <w:rPr>
-          <w:rFonts w:ascii="Georgia" w:hAnsi="Georgia" w:cs="SBL Hebrew" w:eastAsia="Georgia"/>
-          <w:b w:val="0"/>
-          <w:i/>
-          <w:color w:val="1A1A1A"/>
-          <w:sz w:val="22"/>
-        </w:rPr>
-        <w:t>tochen</w:t>
-      </w:r>
-      <w:r>
-        <w:rPr>
-          <w:rFonts w:ascii="Georgia" w:hAnsi="Georgia" w:cs="SBL Hebrew" w:eastAsia="Georgia"/>
-          <w:b w:val="0"/>
-          <w:i w:val="0"/>
-          <w:color w:val="1A1A1A"/>
-          <w:sz w:val="22"/>
-        </w:rPr>
-        <w:t xml:space="preserve"> of </w:t>
-      </w:r>
-      <w:r>
-        <w:rPr>
-          <w:rFonts w:ascii="Georgia" w:hAnsi="Georgia" w:cs="SBL Hebrew" w:eastAsia="Georgia"/>
-          <w:b w:val="0"/>
-          <w:i/>
-          <w:color w:val="1A1A1A"/>
-          <w:sz w:val="22"/>
-        </w:rPr>
         <w:t>Baruch Shem</w:t>
       </w:r>
       <w:r>
@@ -11627,7 +15297,27 @@
           <w:color w:val="1A1A1A"/>
           <w:sz w:val="22"/>
         </w:rPr>
-        <w:t>.</w:t>
+        <w:t xml:space="preserve"> (</w:t>
+      </w:r>
+      <w:r>
+        <w:rPr>
+          <w:rFonts w:ascii="SBL Hebrew" w:hAnsi="SBL Hebrew" w:cs="SBL Hebrew" w:eastAsia="SBL Hebrew"/>
+          <w:b w:val="0"/>
+          <w:i w:val="0"/>
+          <w:color w:val="1A1A1A"/>
+          <w:sz w:val="22"/>
+        </w:rPr>
+        <w:t>קדיש</w:t>
+      </w:r>
+      <w:r>
+        <w:rPr>
+          <w:rFonts w:ascii="Georgia" w:hAnsi="Georgia" w:cs="SBL Hebrew" w:eastAsia="Georgia"/>
+          <w:b w:val="0"/>
+          <w:i w:val="0"/>
+          <w:color w:val="1A1A1A"/>
+          <w:sz w:val="22"/>
+        </w:rPr>
+        <w:t>).</w:t>
       </w:r>
     </w:p>
     <w:p>
@@ -11681,7 +15371,27 @@
           <w:color w:val="1A1A1A"/>
           <w:sz w:val="22"/>
         </w:rPr>
-        <w:t xml:space="preserve"> are set before the reciter, one </w:t>
+        <w:t xml:space="preserve"> (</w:t>
+      </w:r>
+      <w:r>
+        <w:rPr>
+          <w:rFonts w:ascii="SBL Hebrew" w:hAnsi="SBL Hebrew" w:cs="SBL Hebrew" w:eastAsia="SBL Hebrew"/>
+          <w:b w:val="0"/>
+          <w:i w:val="0"/>
+          <w:color w:val="1A1A1A"/>
+          <w:sz w:val="22"/>
+        </w:rPr>
+        <w:t>כוונות</w:t>
+      </w:r>
+      <w:r>
+        <w:rPr>
+          <w:rFonts w:ascii="Georgia" w:hAnsi="Georgia" w:cs="SBL Hebrew" w:eastAsia="Georgia"/>
+          <w:b w:val="0"/>
+          <w:i w:val="0"/>
+          <w:color w:val="1A1A1A"/>
+          <w:sz w:val="22"/>
+        </w:rPr>
+        <w:t xml:space="preserve">) are set before the reciter, one </w:t>
       </w:r>
       <w:r>
         <w:rPr>
@@ -11701,7 +15411,27 @@
           <w:color w:val="1A1A1A"/>
           <w:sz w:val="22"/>
         </w:rPr>
-        <w:t xml:space="preserve"> and one deep. Both are legitimate; the first is fully sufficient for the </w:t>
+        <w:t xml:space="preserve"> (</w:t>
+      </w:r>
+      <w:r>
+        <w:rPr>
+          <w:rFonts w:ascii="SBL Hebrew" w:hAnsi="SBL Hebrew" w:cs="SBL Hebrew" w:eastAsia="SBL Hebrew"/>
+          <w:b w:val="0"/>
+          <w:i w:val="0"/>
+          <w:color w:val="1A1A1A"/>
+          <w:sz w:val="22"/>
+        </w:rPr>
+        <w:t>פשוט</w:t>
+      </w:r>
+      <w:r>
+        <w:rPr>
+          <w:rFonts w:ascii="Georgia" w:hAnsi="Georgia" w:cs="SBL Hebrew" w:eastAsia="Georgia"/>
+          <w:b w:val="0"/>
+          <w:i w:val="0"/>
+          <w:color w:val="1A1A1A"/>
+          <w:sz w:val="22"/>
+        </w:rPr>
+        <w:t xml:space="preserve">) and one deep. Both are legitimate; the first is fully sufficient for the </w:t>
       </w:r>
       <w:r>
         <w:rPr>
@@ -11766,6 +15496,36 @@
       <w:r>
         <w:rPr>
           <w:rFonts w:ascii="Georgia" w:hAnsi="Georgia" w:cs="SBL Hebrew" w:eastAsia="Georgia"/>
+          <w:b w:val="0"/>
+          <w:i w:val="0"/>
+          <w:color w:val="1A1A1A"/>
+          <w:sz w:val="22"/>
+        </w:rPr>
+        <w:t xml:space="preserve"> (</w:t>
+      </w:r>
+      <w:r>
+        <w:rPr>
+          <w:rFonts w:ascii="SBL Hebrew" w:hAnsi="SBL Hebrew" w:cs="SBL Hebrew" w:eastAsia="SBL Hebrew"/>
+          <w:b w:val="0"/>
+          <w:i w:val="0"/>
+          <w:color w:val="1A1A1A"/>
+          <w:sz w:val="22"/>
+        </w:rPr>
+        <w:t>ערוך השולחן</w:t>
+      </w:r>
+      <w:r>
+        <w:rPr>
+          <w:rFonts w:ascii="Georgia" w:hAnsi="Georgia" w:cs="SBL Hebrew" w:eastAsia="Georgia"/>
+          <w:b w:val="0"/>
+          <w:i w:val="0"/>
+          <w:color w:val="1A1A1A"/>
+          <w:sz w:val="22"/>
+        </w:rPr>
+        <w:t>)</w:t>
+      </w:r>
+      <w:r>
+        <w:rPr>
+          <w:rFonts w:ascii="Georgia" w:hAnsi="Georgia" w:cs="SBL Hebrew" w:eastAsia="Georgia"/>
           <w:color w:val="B8860B"/>
           <w:sz w:val="16"/>
           <w:vertAlign w:val="superscript"/>
@@ -11800,7 +15560,27 @@
           <w:color w:val="1A1A1A"/>
           <w:sz w:val="22"/>
         </w:rPr>
-        <w:t xml:space="preserve"> in three movements:</w:t>
+        <w:t xml:space="preserve"> (</w:t>
+      </w:r>
+      <w:r>
+        <w:rPr>
+          <w:rFonts w:ascii="SBL Hebrew" w:hAnsi="SBL Hebrew" w:cs="SBL Hebrew" w:eastAsia="SBL Hebrew"/>
+          <w:b w:val="0"/>
+          <w:i w:val="0"/>
+          <w:color w:val="1A1A1A"/>
+          <w:sz w:val="22"/>
+        </w:rPr>
+        <w:t>כוונה פשוטה</w:t>
+      </w:r>
+      <w:r>
+        <w:rPr>
+          <w:rFonts w:ascii="Georgia" w:hAnsi="Georgia" w:cs="SBL Hebrew" w:eastAsia="Georgia"/>
+          <w:b w:val="0"/>
+          <w:i w:val="0"/>
+          <w:color w:val="1A1A1A"/>
+          <w:sz w:val="22"/>
+        </w:rPr>
+        <w:t>) in three movements:</w:t>
       </w:r>
     </w:p>
     <w:p>
@@ -11855,7 +15635,27 @@
           <w:color w:val="1A1A1A"/>
           <w:sz w:val="22"/>
         </w:rPr>
-        <w:t>'s requirement in full.</w:t>
+        <w:t xml:space="preserve"> (</w:t>
+      </w:r>
+      <w:r>
+        <w:rPr>
+          <w:rFonts w:ascii="SBL Hebrew" w:hAnsi="SBL Hebrew" w:cs="SBL Hebrew" w:eastAsia="SBL Hebrew"/>
+          <w:b w:val="0"/>
+          <w:i w:val="0"/>
+          <w:color w:val="1A1A1A"/>
+          <w:sz w:val="22"/>
+        </w:rPr>
+        <w:t>פוסקים</w:t>
+      </w:r>
+      <w:r>
+        <w:rPr>
+          <w:rFonts w:ascii="Georgia" w:hAnsi="Georgia" w:cs="SBL Hebrew" w:eastAsia="Georgia"/>
+          <w:b w:val="0"/>
+          <w:i w:val="0"/>
+          <w:color w:val="1A1A1A"/>
+          <w:sz w:val="22"/>
+        </w:rPr>
+        <w:t>)'s requirement in full.</w:t>
       </w:r>
     </w:p>
     <w:p>
@@ -12065,7 +15865,47 @@
           <w:color w:val="1A1A1A"/>
           <w:sz w:val="22"/>
         </w:rPr>
-        <w:t xml:space="preserve"> 3, perakim 11–14, and to the </w:t>
+        <w:t xml:space="preserve"> (</w:t>
+      </w:r>
+      <w:r>
+        <w:rPr>
+          <w:rFonts w:ascii="SBL Hebrew" w:hAnsi="SBL Hebrew" w:cs="SBL Hebrew" w:eastAsia="SBL Hebrew"/>
+          <w:b w:val="0"/>
+          <w:i w:val="0"/>
+          <w:color w:val="1A1A1A"/>
+          <w:sz w:val="22"/>
+        </w:rPr>
+        <w:t>שער</w:t>
+      </w:r>
+      <w:r>
+        <w:rPr>
+          <w:rFonts w:ascii="Georgia" w:hAnsi="Georgia" w:cs="SBL Hebrew" w:eastAsia="Georgia"/>
+          <w:b w:val="0"/>
+          <w:i w:val="0"/>
+          <w:color w:val="1A1A1A"/>
+          <w:sz w:val="22"/>
+        </w:rPr>
+        <w:t>) 3, perakim (</w:t>
+      </w:r>
+      <w:r>
+        <w:rPr>
+          <w:rFonts w:ascii="SBL Hebrew" w:hAnsi="SBL Hebrew" w:cs="SBL Hebrew" w:eastAsia="SBL Hebrew"/>
+          <w:b w:val="0"/>
+          <w:i w:val="0"/>
+          <w:color w:val="1A1A1A"/>
+          <w:sz w:val="22"/>
+        </w:rPr>
+        <w:t>פרקים</w:t>
+      </w:r>
+      <w:r>
+        <w:rPr>
+          <w:rFonts w:ascii="Georgia" w:hAnsi="Georgia" w:cs="SBL Hebrew" w:eastAsia="Georgia"/>
+          <w:b w:val="0"/>
+          <w:i w:val="0"/>
+          <w:color w:val="1A1A1A"/>
+          <w:sz w:val="22"/>
+        </w:rPr>
+        <w:t xml:space="preserve">) 11–14, and to the </w:t>
       </w:r>
       <w:r>
         <w:rPr>
